--- a/d2_dart_asynchronous_await_and_future.docx
+++ b/d2_dart_asynchronous_await_and_future.docx
@@ -866,6 +866,14 @@
         </w:rPr>
         <w:t>Isolate</w:t>
       </w:r>
+      <w:r>
+        <w:rPr>
+          <w:rFonts w:cs="Calibri"/>
+          <w:sz w:val="32"/>
+          <w:szCs w:val="32"/>
+        </w:rPr>
+        <w:t xml:space="preserve"> Concept</w:t>
+      </w:r>
     </w:p>
     <w:p>
       <w:pPr>
@@ -1579,16 +1587,25 @@
           <w:sz w:val="32"/>
           <w:szCs w:val="32"/>
         </w:rPr>
-        <w:t xml:space="preserve"> using</w:t>
-      </w:r>
-      <w:r>
-        <w:rPr>
-          <w:rFonts w:cs="Calibri"/>
-          <w:sz w:val="32"/>
-          <w:szCs w:val="32"/>
-        </w:rPr>
         <w:t xml:space="preserve"> </w:t>
       </w:r>
+      <w:proofErr w:type="gramStart"/>
+      <w:r>
+        <w:rPr>
+          <w:rFonts w:cs="Calibri"/>
+          <w:sz w:val="32"/>
+          <w:szCs w:val="32"/>
+        </w:rPr>
+        <w:t>using</w:t>
+      </w:r>
+      <w:r>
+        <w:rPr>
+          <w:rFonts w:cs="Calibri"/>
+          <w:sz w:val="32"/>
+          <w:szCs w:val="32"/>
+        </w:rPr>
+        <w:t xml:space="preserve"> </w:t>
+      </w:r>
       <w:r>
         <w:rPr>
           <w:rFonts w:cs="Calibri"/>
@@ -1607,7 +1624,18 @@
           <w:sz w:val="32"/>
           <w:szCs w:val="32"/>
         </w:rPr>
-        <w:t>delayed()</w:t>
+        <w:t>delayed</w:t>
+      </w:r>
+      <w:proofErr w:type="gramEnd"/>
+      <w:r>
+        <w:rPr>
+          <w:rFonts w:cs="Calibri"/>
+          <w:b/>
+          <w:bCs/>
+          <w:sz w:val="32"/>
+          <w:szCs w:val="32"/>
+        </w:rPr>
+        <w:t>()</w:t>
       </w:r>
       <w:r>
         <w:rPr>
@@ -10400,17 +10428,7 @@
           <w:sz w:val="32"/>
           <w:szCs w:val="32"/>
         </w:rPr>
-        <w:t>f</w:t>
-      </w:r>
-      <w:r>
-        <w:rPr>
-          <w:rFonts w:cs="Calibri"/>
-          <w:b/>
-          <w:bCs/>
-          <w:sz w:val="32"/>
-          <w:szCs w:val="32"/>
-        </w:rPr>
-        <w:t>etchWeather</w:t>
+        <w:t>fetchWeather</w:t>
       </w:r>
       <w:proofErr w:type="spellEnd"/>
       <w:r>
@@ -19596,18 +19614,7 @@
           <w:szCs w:val="32"/>
         </w:rPr>
         <w:lastRenderedPageBreak/>
-        <w:t xml:space="preserve">  </w:t>
-      </w:r>
-      <w:r>
-        <w:rPr>
-          <w:rFonts w:cs="Calibri"/>
-          <w:b/>
-          <w:bCs/>
-          <w:color w:val="D86DCB" w:themeColor="accent5" w:themeTint="99"/>
-          <w:sz w:val="32"/>
-          <w:szCs w:val="32"/>
-        </w:rPr>
-        <w:t>…</w:t>
+        <w:t xml:space="preserve">  …</w:t>
       </w:r>
     </w:p>
     <w:p>
@@ -22148,17 +22155,7 @@
           <w:sz w:val="32"/>
           <w:szCs w:val="32"/>
         </w:rPr>
-        <w:t>Build</w:t>
-      </w:r>
-      <w:r>
-        <w:rPr>
-          <w:rFonts w:cs="Calibri"/>
-          <w:b/>
-          <w:bCs/>
-          <w:sz w:val="32"/>
-          <w:szCs w:val="32"/>
-        </w:rPr>
-        <w:t>C</w:t>
+        <w:t>BuildC</w:t>
       </w:r>
       <w:r>
         <w:rPr>
@@ -29667,7 +29664,25 @@
           <w:sz w:val="32"/>
           <w:szCs w:val="32"/>
         </w:rPr>
-        <w:t>Too many API calls</w:t>
+        <w:t xml:space="preserve">Too many </w:t>
+      </w:r>
+      <w:proofErr w:type="gramStart"/>
+      <w:r>
+        <w:rPr>
+          <w:rFonts w:cs="Calibri"/>
+          <w:sz w:val="32"/>
+          <w:szCs w:val="32"/>
+        </w:rPr>
+        <w:t>API</w:t>
+      </w:r>
+      <w:proofErr w:type="gramEnd"/>
+      <w:r>
+        <w:rPr>
+          <w:rFonts w:cs="Calibri"/>
+          <w:sz w:val="32"/>
+          <w:szCs w:val="32"/>
+        </w:rPr>
+        <w:t xml:space="preserve"> calls</w:t>
       </w:r>
     </w:p>
     <w:p>
@@ -30111,15 +30126,7 @@
           <w:sz w:val="32"/>
           <w:szCs w:val="32"/>
         </w:rPr>
-        <w:t>)</w:t>
-      </w:r>
-      <w:r>
-        <w:rPr>
-          <w:rFonts w:cs="Calibri"/>
-          <w:sz w:val="32"/>
-          <w:szCs w:val="32"/>
-        </w:rPr>
-        <w:t xml:space="preserve"> </w:t>
+        <w:t xml:space="preserve">) </w:t>
       </w:r>
       <w:r>
         <w:rPr>
@@ -32128,18 +32135,7 @@
           <w:sz w:val="32"/>
           <w:szCs w:val="32"/>
         </w:rPr>
-        <w:t xml:space="preserve">  </w:t>
-      </w:r>
-      <w:r>
-        <w:rPr>
-          <w:rFonts w:cs="Calibri"/>
-          <w:b/>
-          <w:bCs/>
-          <w:color w:val="D86DCB" w:themeColor="accent5" w:themeTint="99"/>
-          <w:sz w:val="32"/>
-          <w:szCs w:val="32"/>
-        </w:rPr>
-        <w:t>…</w:t>
+        <w:t xml:space="preserve">  …</w:t>
       </w:r>
     </w:p>
     <w:p>
@@ -35775,18 +35771,7 @@
           <w:sz w:val="32"/>
           <w:szCs w:val="32"/>
         </w:rPr>
-        <w:t xml:space="preserve"> extends</w:t>
-      </w:r>
-      <w:r>
-        <w:rPr>
-          <w:rFonts w:cs="Calibri"/>
-          <w:b/>
-          <w:bCs/>
-          <w:color w:val="D86DCB" w:themeColor="accent5" w:themeTint="99"/>
-          <w:sz w:val="32"/>
-          <w:szCs w:val="32"/>
-        </w:rPr>
-        <w:t xml:space="preserve"> </w:t>
+        <w:t xml:space="preserve"> extends </w:t>
       </w:r>
       <w:proofErr w:type="spellStart"/>
       <w:r>
@@ -39134,25 +39119,151 @@
           <w:sz w:val="32"/>
           <w:szCs w:val="32"/>
         </w:rPr>
-        <w:t>Pauses and registers continuation callback, thread is free again</w:t>
-      </w:r>
-    </w:p>
-    <w:p>
-      <w:pPr>
-        <w:jc w:val="both"/>
-        <w:rPr>
-          <w:rFonts w:cs="Calibri"/>
-          <w:sz w:val="32"/>
-          <w:szCs w:val="32"/>
-        </w:rPr>
-      </w:pPr>
-      <w:r>
-        <w:rPr>
-          <w:rFonts w:cs="Calibri"/>
-          <w:sz w:val="32"/>
-          <w:szCs w:val="32"/>
-        </w:rPr>
-        <w:t># Step-3, prints ‘End’ and this is why ‘End’ is printed first than the first two methods</w:t>
+        <w:t xml:space="preserve">Pauses and registers </w:t>
+      </w:r>
+      <w:r>
+        <w:rPr>
+          <w:rFonts w:cs="Calibri"/>
+          <w:sz w:val="32"/>
+          <w:szCs w:val="32"/>
+        </w:rPr>
+        <w:t>C</w:t>
+      </w:r>
+      <w:r>
+        <w:rPr>
+          <w:rFonts w:cs="Calibri"/>
+          <w:sz w:val="32"/>
+          <w:szCs w:val="32"/>
+        </w:rPr>
+        <w:t xml:space="preserve">ontinuation </w:t>
+      </w:r>
+      <w:r>
+        <w:rPr>
+          <w:rFonts w:cs="Calibri"/>
+          <w:sz w:val="32"/>
+          <w:szCs w:val="32"/>
+        </w:rPr>
+        <w:t>C</w:t>
+      </w:r>
+      <w:r>
+        <w:rPr>
+          <w:rFonts w:cs="Calibri"/>
+          <w:sz w:val="32"/>
+          <w:szCs w:val="32"/>
+        </w:rPr>
+        <w:t>allback, thread is free again</w:t>
+      </w:r>
+    </w:p>
+    <w:p>
+      <w:pPr>
+        <w:jc w:val="both"/>
+        <w:rPr>
+          <w:rFonts w:cs="Calibri"/>
+          <w:sz w:val="32"/>
+          <w:szCs w:val="32"/>
+        </w:rPr>
+      </w:pPr>
+      <w:r>
+        <w:rPr>
+          <w:rFonts w:cs="Calibri"/>
+          <w:sz w:val="32"/>
+          <w:szCs w:val="32"/>
+        </w:rPr>
+        <w:t xml:space="preserve"># Step-3, prints </w:t>
+      </w:r>
+      <w:r>
+        <w:rPr>
+          <w:rFonts w:cs="Calibri"/>
+          <w:b/>
+          <w:bCs/>
+          <w:sz w:val="32"/>
+          <w:szCs w:val="32"/>
+        </w:rPr>
+        <w:t>"</w:t>
+      </w:r>
+      <w:r>
+        <w:rPr>
+          <w:rFonts w:cs="Calibri"/>
+          <w:b/>
+          <w:bCs/>
+          <w:sz w:val="32"/>
+          <w:szCs w:val="32"/>
+        </w:rPr>
+        <w:t>End</w:t>
+      </w:r>
+      <w:r>
+        <w:rPr>
+          <w:b/>
+          <w:bCs/>
+          <w:sz w:val="22"/>
+          <w:szCs w:val="22"/>
+        </w:rPr>
+        <w:t xml:space="preserve"> </w:t>
+      </w:r>
+      <w:r>
+        <w:rPr>
+          <w:rFonts w:cs="Calibri"/>
+          <w:b/>
+          <w:bCs/>
+          <w:sz w:val="32"/>
+          <w:szCs w:val="32"/>
+        </w:rPr>
+        <w:t>"</w:t>
+      </w:r>
+      <w:r>
+        <w:rPr>
+          <w:rFonts w:cs="Calibri"/>
+          <w:sz w:val="32"/>
+          <w:szCs w:val="32"/>
+        </w:rPr>
+        <w:t xml:space="preserve"> and this is why </w:t>
+      </w:r>
+      <w:r>
+        <w:rPr>
+          <w:rFonts w:cs="Calibri"/>
+          <w:b/>
+          <w:bCs/>
+          <w:sz w:val="32"/>
+          <w:szCs w:val="32"/>
+        </w:rPr>
+        <w:t>"</w:t>
+      </w:r>
+      <w:r>
+        <w:rPr>
+          <w:rFonts w:cs="Calibri"/>
+          <w:b/>
+          <w:bCs/>
+          <w:sz w:val="32"/>
+          <w:szCs w:val="32"/>
+        </w:rPr>
+        <w:t>End</w:t>
+      </w:r>
+      <w:r>
+        <w:rPr>
+          <w:b/>
+          <w:bCs/>
+          <w:sz w:val="22"/>
+          <w:szCs w:val="22"/>
+        </w:rPr>
+        <w:t xml:space="preserve"> </w:t>
+      </w:r>
+      <w:r>
+        <w:rPr>
+          <w:rFonts w:cs="Calibri"/>
+          <w:b/>
+          <w:bCs/>
+          <w:sz w:val="32"/>
+          <w:szCs w:val="32"/>
+        </w:rPr>
+        <w:t>"</w:t>
+      </w:r>
+      <w:r>
+        <w:rPr>
+          <w:rFonts w:cs="Calibri"/>
+          <w:sz w:val="32"/>
+          <w:szCs w:val="32"/>
+        </w:rPr>
+        <w:t xml:space="preserve"> is printed first than the first two methods</w:t>
       </w:r>
     </w:p>
     <w:p>
@@ -39180,8 +39291,8 @@
           <w:rFonts w:cs="Calibri"/>
           <w:b/>
           <w:bCs/>
-          <w:sz w:val="32"/>
-          <w:szCs w:val="32"/>
+          <w:sz w:val="28"/>
+          <w:szCs w:val="28"/>
         </w:rPr>
       </w:pPr>
       <w:proofErr w:type="gramStart"/>
@@ -39190,8 +39301,8 @@
           <w:rFonts w:cs="Calibri"/>
           <w:b/>
           <w:bCs/>
-          <w:sz w:val="32"/>
-          <w:szCs w:val="32"/>
+          <w:sz w:val="28"/>
+          <w:szCs w:val="28"/>
         </w:rPr>
         <w:t>main(</w:t>
       </w:r>
@@ -39201,8 +39312,8 @@
           <w:rFonts w:cs="Calibri"/>
           <w:b/>
           <w:bCs/>
-          <w:sz w:val="32"/>
-          <w:szCs w:val="32"/>
+          <w:sz w:val="28"/>
+          <w:szCs w:val="28"/>
         </w:rPr>
         <w:t>)</w:t>
       </w:r>
@@ -39214,8 +39325,8 @@
           <w:rFonts w:cs="Calibri"/>
           <w:b/>
           <w:bCs/>
-          <w:sz w:val="32"/>
-          <w:szCs w:val="32"/>
+          <w:sz w:val="28"/>
+          <w:szCs w:val="28"/>
         </w:rPr>
       </w:pPr>
       <w:r>
@@ -39223,8 +39334,8 @@
           <w:rFonts w:ascii="Arial" w:hAnsi="Arial" w:cs="Arial"/>
           <w:b/>
           <w:bCs/>
-          <w:sz w:val="32"/>
-          <w:szCs w:val="32"/>
+          <w:sz w:val="28"/>
+          <w:szCs w:val="28"/>
         </w:rPr>
         <w:t>├</w:t>
       </w:r>
@@ -39233,8 +39344,8 @@
           <w:rFonts w:cs="Calibri"/>
           <w:b/>
           <w:bCs/>
-          <w:sz w:val="32"/>
-          <w:szCs w:val="32"/>
+          <w:sz w:val="28"/>
+          <w:szCs w:val="28"/>
         </w:rPr>
         <w:t xml:space="preserve">─ </w:t>
       </w:r>
@@ -39245,8 +39356,8 @@
           <w:rFonts w:cs="Calibri"/>
           <w:b/>
           <w:bCs/>
-          <w:sz w:val="32"/>
-          <w:szCs w:val="32"/>
+          <w:sz w:val="28"/>
+          <w:szCs w:val="28"/>
         </w:rPr>
         <w:t>fetchUser</w:t>
       </w:r>
@@ -39256,8 +39367,8 @@
           <w:rFonts w:cs="Calibri"/>
           <w:b/>
           <w:bCs/>
-          <w:sz w:val="32"/>
-          <w:szCs w:val="32"/>
+          <w:sz w:val="28"/>
+          <w:szCs w:val="28"/>
         </w:rPr>
         <w:t>(</w:t>
       </w:r>
@@ -39267,8 +39378,8 @@
           <w:rFonts w:cs="Calibri"/>
           <w:b/>
           <w:bCs/>
-          <w:sz w:val="32"/>
-          <w:szCs w:val="32"/>
+          <w:sz w:val="28"/>
+          <w:szCs w:val="28"/>
         </w:rPr>
         <w:t>)</w:t>
       </w:r>
@@ -39280,17 +39391,17 @@
           <w:rFonts w:cs="Calibri"/>
           <w:b/>
           <w:bCs/>
-          <w:sz w:val="32"/>
-          <w:szCs w:val="32"/>
-        </w:rPr>
-      </w:pPr>
-      <w:r>
-        <w:rPr>
-          <w:rFonts w:cs="Calibri"/>
-          <w:b/>
-          <w:bCs/>
-          <w:sz w:val="32"/>
-          <w:szCs w:val="32"/>
+          <w:sz w:val="28"/>
+          <w:szCs w:val="28"/>
+        </w:rPr>
+      </w:pPr>
+      <w:r>
+        <w:rPr>
+          <w:rFonts w:cs="Calibri"/>
+          <w:b/>
+          <w:bCs/>
+          <w:sz w:val="28"/>
+          <w:szCs w:val="28"/>
         </w:rPr>
         <w:t>│    └─ await ...</w:t>
       </w:r>
@@ -39302,17 +39413,17 @@
           <w:rFonts w:cs="Calibri"/>
           <w:b/>
           <w:bCs/>
-          <w:sz w:val="32"/>
-          <w:szCs w:val="32"/>
-        </w:rPr>
-      </w:pPr>
-      <w:r>
-        <w:rPr>
-          <w:rFonts w:cs="Calibri"/>
-          <w:b/>
-          <w:bCs/>
-          <w:sz w:val="32"/>
-          <w:szCs w:val="32"/>
+          <w:sz w:val="28"/>
+          <w:szCs w:val="28"/>
+        </w:rPr>
+      </w:pPr>
+      <w:r>
+        <w:rPr>
+          <w:rFonts w:cs="Calibri"/>
+          <w:b/>
+          <w:bCs/>
+          <w:sz w:val="28"/>
+          <w:szCs w:val="28"/>
         </w:rPr>
         <w:t xml:space="preserve">│       </w:t>
       </w:r>
@@ -39321,8 +39432,8 @@
           <w:rFonts w:ascii="Cambria Math" w:hAnsi="Cambria Math" w:cs="Cambria Math"/>
           <w:b/>
           <w:bCs/>
-          <w:sz w:val="32"/>
-          <w:szCs w:val="32"/>
+          <w:sz w:val="28"/>
+          <w:szCs w:val="28"/>
         </w:rPr>
         <w:t>↳</w:t>
       </w:r>
@@ -39331,8 +39442,8 @@
           <w:rFonts w:cs="Calibri"/>
           <w:b/>
           <w:bCs/>
-          <w:sz w:val="32"/>
-          <w:szCs w:val="32"/>
+          <w:sz w:val="28"/>
+          <w:szCs w:val="28"/>
         </w:rPr>
         <w:t xml:space="preserve"> pause function</w:t>
       </w:r>
@@ -39344,17 +39455,17 @@
           <w:rFonts w:cs="Calibri"/>
           <w:b/>
           <w:bCs/>
-          <w:sz w:val="32"/>
-          <w:szCs w:val="32"/>
-        </w:rPr>
-      </w:pPr>
-      <w:r>
-        <w:rPr>
-          <w:rFonts w:cs="Calibri"/>
-          <w:b/>
-          <w:bCs/>
-          <w:sz w:val="32"/>
-          <w:szCs w:val="32"/>
+          <w:sz w:val="28"/>
+          <w:szCs w:val="28"/>
+        </w:rPr>
+      </w:pPr>
+      <w:r>
+        <w:rPr>
+          <w:rFonts w:cs="Calibri"/>
+          <w:b/>
+          <w:bCs/>
+          <w:sz w:val="28"/>
+          <w:szCs w:val="28"/>
         </w:rPr>
         <w:t xml:space="preserve">│       </w:t>
       </w:r>
@@ -39363,8 +39474,8 @@
           <w:rFonts w:ascii="Cambria Math" w:hAnsi="Cambria Math" w:cs="Cambria Math"/>
           <w:b/>
           <w:bCs/>
-          <w:sz w:val="32"/>
-          <w:szCs w:val="32"/>
+          <w:sz w:val="28"/>
+          <w:szCs w:val="28"/>
         </w:rPr>
         <w:t>↳</w:t>
       </w:r>
@@ -39373,21 +39484,61 @@
           <w:rFonts w:cs="Calibri"/>
           <w:b/>
           <w:bCs/>
-          <w:sz w:val="32"/>
-          <w:szCs w:val="32"/>
-        </w:rPr>
-        <w:t xml:space="preserve"> register continuation callback</w:t>
-      </w:r>
-    </w:p>
-    <w:p>
-      <w:pPr>
-        <w:jc w:val="both"/>
-        <w:rPr>
-          <w:rFonts w:cs="Calibri"/>
-          <w:b/>
-          <w:bCs/>
-          <w:sz w:val="32"/>
-          <w:szCs w:val="32"/>
+          <w:sz w:val="28"/>
+          <w:szCs w:val="28"/>
+        </w:rPr>
+        <w:t xml:space="preserve"> register </w:t>
+      </w:r>
+      <w:r>
+        <w:rPr>
+          <w:rFonts w:cs="Calibri"/>
+          <w:b/>
+          <w:bCs/>
+          <w:sz w:val="28"/>
+          <w:szCs w:val="28"/>
+        </w:rPr>
+        <w:t>C</w:t>
+      </w:r>
+      <w:r>
+        <w:rPr>
+          <w:rFonts w:cs="Calibri"/>
+          <w:b/>
+          <w:bCs/>
+          <w:sz w:val="28"/>
+          <w:szCs w:val="28"/>
+        </w:rPr>
+        <w:t xml:space="preserve">ontinuation </w:t>
+      </w:r>
+      <w:r>
+        <w:rPr>
+          <w:rFonts w:cs="Calibri"/>
+          <w:b/>
+          <w:bCs/>
+          <w:sz w:val="28"/>
+          <w:szCs w:val="28"/>
+        </w:rPr>
+        <w:t>C</w:t>
+      </w:r>
+      <w:r>
+        <w:rPr>
+          <w:rFonts w:cs="Calibri"/>
+          <w:b/>
+          <w:bCs/>
+          <w:sz w:val="28"/>
+          <w:szCs w:val="28"/>
+        </w:rPr>
+        <w:t>allback</w:t>
+      </w:r>
+    </w:p>
+    <w:p>
+      <w:pPr>
+        <w:jc w:val="both"/>
+        <w:rPr>
+          <w:rFonts w:cs="Calibri"/>
+          <w:b/>
+          <w:bCs/>
+          <w:sz w:val="28"/>
+          <w:szCs w:val="28"/>
         </w:rPr>
       </w:pPr>
       <w:r>
@@ -39395,8 +39546,8 @@
           <w:rFonts w:ascii="Arial" w:hAnsi="Arial" w:cs="Arial"/>
           <w:b/>
           <w:bCs/>
-          <w:sz w:val="32"/>
-          <w:szCs w:val="32"/>
+          <w:sz w:val="28"/>
+          <w:szCs w:val="28"/>
         </w:rPr>
         <w:t>├</w:t>
       </w:r>
@@ -39405,8 +39556,8 @@
           <w:rFonts w:cs="Calibri"/>
           <w:b/>
           <w:bCs/>
-          <w:sz w:val="32"/>
-          <w:szCs w:val="32"/>
+          <w:sz w:val="28"/>
+          <w:szCs w:val="28"/>
         </w:rPr>
         <w:t xml:space="preserve">─ </w:t>
       </w:r>
@@ -39417,8 +39568,8 @@
           <w:rFonts w:cs="Calibri"/>
           <w:b/>
           <w:bCs/>
-          <w:sz w:val="32"/>
-          <w:szCs w:val="32"/>
+          <w:sz w:val="28"/>
+          <w:szCs w:val="28"/>
         </w:rPr>
         <w:t>fetchPosts</w:t>
       </w:r>
@@ -39428,8 +39579,8 @@
           <w:rFonts w:cs="Calibri"/>
           <w:b/>
           <w:bCs/>
-          <w:sz w:val="32"/>
-          <w:szCs w:val="32"/>
+          <w:sz w:val="28"/>
+          <w:szCs w:val="28"/>
         </w:rPr>
         <w:t>(</w:t>
       </w:r>
@@ -39439,8 +39590,8 @@
           <w:rFonts w:cs="Calibri"/>
           <w:b/>
           <w:bCs/>
-          <w:sz w:val="32"/>
-          <w:szCs w:val="32"/>
+          <w:sz w:val="28"/>
+          <w:szCs w:val="28"/>
         </w:rPr>
         <w:t>)</w:t>
       </w:r>
@@ -39452,41 +39603,41 @@
           <w:rFonts w:cs="Calibri"/>
           <w:b/>
           <w:bCs/>
-          <w:sz w:val="32"/>
-          <w:szCs w:val="32"/>
-        </w:rPr>
-      </w:pPr>
-      <w:r>
-        <w:rPr>
-          <w:rFonts w:cs="Calibri"/>
-          <w:b/>
-          <w:bCs/>
-          <w:sz w:val="32"/>
-          <w:szCs w:val="32"/>
+          <w:sz w:val="28"/>
+          <w:szCs w:val="28"/>
+        </w:rPr>
+      </w:pPr>
+      <w:r>
+        <w:rPr>
+          <w:rFonts w:cs="Calibri"/>
+          <w:b/>
+          <w:bCs/>
+          <w:sz w:val="28"/>
+          <w:szCs w:val="28"/>
+        </w:rPr>
+        <w:t>│    └─ await ...</w:t>
+      </w:r>
+    </w:p>
+    <w:p>
+      <w:pPr>
+        <w:jc w:val="both"/>
+        <w:rPr>
+          <w:rFonts w:cs="Calibri"/>
+          <w:b/>
+          <w:bCs/>
+          <w:sz w:val="28"/>
+          <w:szCs w:val="28"/>
+        </w:rPr>
+      </w:pPr>
+      <w:r>
+        <w:rPr>
+          <w:rFonts w:cs="Calibri"/>
+          <w:b/>
+          <w:bCs/>
+          <w:sz w:val="28"/>
+          <w:szCs w:val="28"/>
         </w:rPr>
         <w:lastRenderedPageBreak/>
-        <w:t>│    └─ await ...</w:t>
-      </w:r>
-    </w:p>
-    <w:p>
-      <w:pPr>
-        <w:jc w:val="both"/>
-        <w:rPr>
-          <w:rFonts w:cs="Calibri"/>
-          <w:b/>
-          <w:bCs/>
-          <w:sz w:val="32"/>
-          <w:szCs w:val="32"/>
-        </w:rPr>
-      </w:pPr>
-      <w:r>
-        <w:rPr>
-          <w:rFonts w:cs="Calibri"/>
-          <w:b/>
-          <w:bCs/>
-          <w:sz w:val="32"/>
-          <w:szCs w:val="32"/>
-        </w:rPr>
         <w:t xml:space="preserve">│       </w:t>
       </w:r>
       <w:r>
@@ -39494,8 +39645,8 @@
           <w:rFonts w:ascii="Cambria Math" w:hAnsi="Cambria Math" w:cs="Cambria Math"/>
           <w:b/>
           <w:bCs/>
-          <w:sz w:val="32"/>
-          <w:szCs w:val="32"/>
+          <w:sz w:val="28"/>
+          <w:szCs w:val="28"/>
         </w:rPr>
         <w:t>↳</w:t>
       </w:r>
@@ -39504,8 +39655,8 @@
           <w:rFonts w:cs="Calibri"/>
           <w:b/>
           <w:bCs/>
-          <w:sz w:val="32"/>
-          <w:szCs w:val="32"/>
+          <w:sz w:val="28"/>
+          <w:szCs w:val="28"/>
         </w:rPr>
         <w:t xml:space="preserve"> pause function</w:t>
       </w:r>
@@ -39517,17 +39668,17 @@
           <w:rFonts w:cs="Calibri"/>
           <w:b/>
           <w:bCs/>
-          <w:sz w:val="32"/>
-          <w:szCs w:val="32"/>
-        </w:rPr>
-      </w:pPr>
-      <w:r>
-        <w:rPr>
-          <w:rFonts w:cs="Calibri"/>
-          <w:b/>
-          <w:bCs/>
-          <w:sz w:val="32"/>
-          <w:szCs w:val="32"/>
+          <w:sz w:val="28"/>
+          <w:szCs w:val="28"/>
+        </w:rPr>
+      </w:pPr>
+      <w:r>
+        <w:rPr>
+          <w:rFonts w:cs="Calibri"/>
+          <w:b/>
+          <w:bCs/>
+          <w:sz w:val="28"/>
+          <w:szCs w:val="28"/>
         </w:rPr>
         <w:t xml:space="preserve">│       </w:t>
       </w:r>
@@ -39536,8 +39687,8 @@
           <w:rFonts w:ascii="Cambria Math" w:hAnsi="Cambria Math" w:cs="Cambria Math"/>
           <w:b/>
           <w:bCs/>
-          <w:sz w:val="32"/>
-          <w:szCs w:val="32"/>
+          <w:sz w:val="28"/>
+          <w:szCs w:val="28"/>
         </w:rPr>
         <w:t>↳</w:t>
       </w:r>
@@ -39546,30 +39697,70 @@
           <w:rFonts w:cs="Calibri"/>
           <w:b/>
           <w:bCs/>
-          <w:sz w:val="32"/>
-          <w:szCs w:val="32"/>
-        </w:rPr>
-        <w:t xml:space="preserve"> register continuation callback</w:t>
-      </w:r>
-    </w:p>
-    <w:p>
-      <w:pPr>
-        <w:jc w:val="both"/>
-        <w:rPr>
-          <w:rFonts w:cs="Calibri"/>
-          <w:b/>
-          <w:bCs/>
-          <w:sz w:val="32"/>
-          <w:szCs w:val="32"/>
-        </w:rPr>
-      </w:pPr>
-      <w:r>
-        <w:rPr>
-          <w:rFonts w:cs="Calibri"/>
-          <w:b/>
-          <w:bCs/>
-          <w:sz w:val="32"/>
-          <w:szCs w:val="32"/>
+          <w:sz w:val="28"/>
+          <w:szCs w:val="28"/>
+        </w:rPr>
+        <w:t xml:space="preserve"> register </w:t>
+      </w:r>
+      <w:r>
+        <w:rPr>
+          <w:rFonts w:cs="Calibri"/>
+          <w:b/>
+          <w:bCs/>
+          <w:sz w:val="28"/>
+          <w:szCs w:val="28"/>
+        </w:rPr>
+        <w:t>C</w:t>
+      </w:r>
+      <w:r>
+        <w:rPr>
+          <w:rFonts w:cs="Calibri"/>
+          <w:b/>
+          <w:bCs/>
+          <w:sz w:val="28"/>
+          <w:szCs w:val="28"/>
+        </w:rPr>
+        <w:t xml:space="preserve">ontinuation </w:t>
+      </w:r>
+      <w:r>
+        <w:rPr>
+          <w:rFonts w:cs="Calibri"/>
+          <w:b/>
+          <w:bCs/>
+          <w:sz w:val="28"/>
+          <w:szCs w:val="28"/>
+        </w:rPr>
+        <w:t>C</w:t>
+      </w:r>
+      <w:r>
+        <w:rPr>
+          <w:rFonts w:cs="Calibri"/>
+          <w:b/>
+          <w:bCs/>
+          <w:sz w:val="28"/>
+          <w:szCs w:val="28"/>
+        </w:rPr>
+        <w:t>allback</w:t>
+      </w:r>
+    </w:p>
+    <w:p>
+      <w:pPr>
+        <w:jc w:val="both"/>
+        <w:rPr>
+          <w:rFonts w:cs="Calibri"/>
+          <w:b/>
+          <w:bCs/>
+          <w:sz w:val="28"/>
+          <w:szCs w:val="28"/>
+        </w:rPr>
+      </w:pPr>
+      <w:r>
+        <w:rPr>
+          <w:rFonts w:cs="Calibri"/>
+          <w:b/>
+          <w:bCs/>
+          <w:sz w:val="28"/>
+          <w:szCs w:val="28"/>
         </w:rPr>
         <w:t>└─ print("End")</w:t>
       </w:r>
@@ -39581,17 +39772,29 @@
           <w:rFonts w:cs="Calibri"/>
           <w:b/>
           <w:bCs/>
-          <w:sz w:val="32"/>
-          <w:szCs w:val="32"/>
-        </w:rPr>
-      </w:pPr>
-      <w:r>
-        <w:rPr>
-          <w:rFonts w:cs="Calibri"/>
-          <w:b/>
-          <w:bCs/>
-          <w:sz w:val="32"/>
-          <w:szCs w:val="32"/>
+          <w:sz w:val="28"/>
+          <w:szCs w:val="28"/>
+        </w:rPr>
+      </w:pPr>
+    </w:p>
+    <w:p>
+      <w:pPr>
+        <w:jc w:val="both"/>
+        <w:rPr>
+          <w:rFonts w:cs="Calibri"/>
+          <w:b/>
+          <w:bCs/>
+          <w:sz w:val="28"/>
+          <w:szCs w:val="28"/>
+        </w:rPr>
+      </w:pPr>
+      <w:r>
+        <w:rPr>
+          <w:rFonts w:cs="Calibri"/>
+          <w:b/>
+          <w:bCs/>
+          <w:sz w:val="28"/>
+          <w:szCs w:val="28"/>
         </w:rPr>
         <w:t>Output:</w:t>
       </w:r>
@@ -39603,17 +39806,17 @@
           <w:rFonts w:cs="Calibri"/>
           <w:b/>
           <w:bCs/>
-          <w:sz w:val="32"/>
-          <w:szCs w:val="32"/>
-        </w:rPr>
-      </w:pPr>
-      <w:r>
-        <w:rPr>
-          <w:rFonts w:cs="Calibri"/>
-          <w:b/>
-          <w:bCs/>
-          <w:sz w:val="32"/>
-          <w:szCs w:val="32"/>
+          <w:sz w:val="28"/>
+          <w:szCs w:val="28"/>
+        </w:rPr>
+      </w:pPr>
+      <w:r>
+        <w:rPr>
+          <w:rFonts w:cs="Calibri"/>
+          <w:b/>
+          <w:bCs/>
+          <w:sz w:val="28"/>
+          <w:szCs w:val="28"/>
         </w:rPr>
         <w:t>End</w:t>
       </w:r>
@@ -39625,17 +39828,29 @@
           <w:rFonts w:cs="Calibri"/>
           <w:b/>
           <w:bCs/>
-          <w:sz w:val="32"/>
-          <w:szCs w:val="32"/>
-        </w:rPr>
-      </w:pPr>
-      <w:r>
-        <w:rPr>
-          <w:rFonts w:cs="Calibri"/>
-          <w:b/>
-          <w:bCs/>
-          <w:sz w:val="32"/>
-          <w:szCs w:val="32"/>
+          <w:sz w:val="28"/>
+          <w:szCs w:val="28"/>
+        </w:rPr>
+      </w:pPr>
+    </w:p>
+    <w:p>
+      <w:pPr>
+        <w:jc w:val="both"/>
+        <w:rPr>
+          <w:rFonts w:cs="Calibri"/>
+          <w:b/>
+          <w:bCs/>
+          <w:sz w:val="28"/>
+          <w:szCs w:val="28"/>
+        </w:rPr>
+      </w:pPr>
+      <w:r>
+        <w:rPr>
+          <w:rFonts w:cs="Calibri"/>
+          <w:b/>
+          <w:bCs/>
+          <w:sz w:val="28"/>
+          <w:szCs w:val="28"/>
         </w:rPr>
         <w:t>At this point:</w:t>
       </w:r>
@@ -39647,8 +39862,8 @@
           <w:rFonts w:cs="Calibri"/>
           <w:b/>
           <w:bCs/>
-          <w:sz w:val="32"/>
-          <w:szCs w:val="32"/>
+          <w:sz w:val="28"/>
+          <w:szCs w:val="28"/>
         </w:rPr>
       </w:pPr>
       <w:proofErr w:type="spellStart"/>
@@ -39658,8 +39873,8 @@
           <w:rFonts w:cs="Calibri"/>
           <w:b/>
           <w:bCs/>
-          <w:sz w:val="32"/>
-          <w:szCs w:val="32"/>
+          <w:sz w:val="28"/>
+          <w:szCs w:val="28"/>
         </w:rPr>
         <w:t>fetchUser</w:t>
       </w:r>
@@ -39669,8 +39884,8 @@
           <w:rFonts w:cs="Calibri"/>
           <w:b/>
           <w:bCs/>
-          <w:sz w:val="32"/>
-          <w:szCs w:val="32"/>
+          <w:sz w:val="28"/>
+          <w:szCs w:val="28"/>
         </w:rPr>
         <w:t>(</w:t>
       </w:r>
@@ -39680,8 +39895,8 @@
           <w:rFonts w:cs="Calibri"/>
           <w:b/>
           <w:bCs/>
-          <w:sz w:val="32"/>
-          <w:szCs w:val="32"/>
+          <w:sz w:val="28"/>
+          <w:szCs w:val="28"/>
         </w:rPr>
         <w:t>)  -&gt; paused</w:t>
       </w:r>
@@ -39693,8 +39908,8 @@
           <w:rFonts w:cs="Calibri"/>
           <w:b/>
           <w:bCs/>
-          <w:sz w:val="32"/>
-          <w:szCs w:val="32"/>
+          <w:sz w:val="28"/>
+          <w:szCs w:val="28"/>
         </w:rPr>
       </w:pPr>
       <w:proofErr w:type="spellStart"/>
@@ -39704,8 +39919,8 @@
           <w:rFonts w:cs="Calibri"/>
           <w:b/>
           <w:bCs/>
-          <w:sz w:val="32"/>
-          <w:szCs w:val="32"/>
+          <w:sz w:val="28"/>
+          <w:szCs w:val="28"/>
         </w:rPr>
         <w:t>fetchPosts</w:t>
       </w:r>
@@ -39715,8 +39930,8 @@
           <w:rFonts w:cs="Calibri"/>
           <w:b/>
           <w:bCs/>
-          <w:sz w:val="32"/>
-          <w:szCs w:val="32"/>
+          <w:sz w:val="28"/>
+          <w:szCs w:val="28"/>
         </w:rPr>
         <w:t>(</w:t>
       </w:r>
@@ -39726,8 +39941,8 @@
           <w:rFonts w:cs="Calibri"/>
           <w:b/>
           <w:bCs/>
-          <w:sz w:val="32"/>
-          <w:szCs w:val="32"/>
+          <w:sz w:val="28"/>
+          <w:szCs w:val="28"/>
         </w:rPr>
         <w:t>) -&gt; paused</w:t>
       </w:r>
@@ -39739,8 +39954,8 @@
           <w:rFonts w:cs="Calibri"/>
           <w:b/>
           <w:bCs/>
-          <w:sz w:val="32"/>
-          <w:szCs w:val="32"/>
+          <w:sz w:val="28"/>
+          <w:szCs w:val="28"/>
         </w:rPr>
       </w:pPr>
       <w:proofErr w:type="gramStart"/>
@@ -39749,8 +39964,8 @@
           <w:rFonts w:cs="Calibri"/>
           <w:b/>
           <w:bCs/>
-          <w:sz w:val="32"/>
-          <w:szCs w:val="32"/>
+          <w:sz w:val="28"/>
+          <w:szCs w:val="28"/>
         </w:rPr>
         <w:t>main(</w:t>
       </w:r>
@@ -39760,8 +39975,8 @@
           <w:rFonts w:cs="Calibri"/>
           <w:b/>
           <w:bCs/>
-          <w:sz w:val="32"/>
-          <w:szCs w:val="32"/>
+          <w:sz w:val="28"/>
+          <w:szCs w:val="28"/>
         </w:rPr>
         <w:t>)       -&gt; finished</w:t>
       </w:r>
@@ -39791,17 +40006,17 @@
           <w:rFonts w:cs="Calibri"/>
           <w:b/>
           <w:bCs/>
-          <w:sz w:val="32"/>
-          <w:szCs w:val="32"/>
-        </w:rPr>
-      </w:pPr>
-      <w:r>
-        <w:rPr>
-          <w:rFonts w:cs="Calibri"/>
-          <w:b/>
-          <w:bCs/>
-          <w:sz w:val="32"/>
-          <w:szCs w:val="32"/>
+          <w:sz w:val="28"/>
+          <w:szCs w:val="28"/>
+        </w:rPr>
+      </w:pPr>
+      <w:r>
+        <w:rPr>
+          <w:rFonts w:cs="Calibri"/>
+          <w:b/>
+          <w:bCs/>
+          <w:sz w:val="28"/>
+          <w:szCs w:val="28"/>
         </w:rPr>
         <w:t>Timer/Network completes</w:t>
       </w:r>
@@ -39810,10 +40025,20 @@
           <w:rFonts w:cs="Calibri"/>
           <w:b/>
           <w:bCs/>
-          <w:sz w:val="32"/>
-          <w:szCs w:val="32"/>
+          <w:sz w:val="28"/>
+          <w:szCs w:val="28"/>
         </w:rPr>
         <w:tab/>
+        <w:t xml:space="preserve"> </w:t>
+      </w:r>
+      <w:r>
+        <w:rPr>
+          <w:rFonts w:cs="Calibri"/>
+          <w:b/>
+          <w:bCs/>
+          <w:sz w:val="28"/>
+          <w:szCs w:val="28"/>
+        </w:rPr>
         <w:t xml:space="preserve">// awaited operation completes </w:t>
       </w:r>
     </w:p>
@@ -39824,17 +40049,17 @@
           <w:rFonts w:cs="Calibri"/>
           <w:b/>
           <w:bCs/>
-          <w:sz w:val="32"/>
-          <w:szCs w:val="32"/>
-        </w:rPr>
-      </w:pPr>
-      <w:r>
-        <w:rPr>
-          <w:rFonts w:cs="Calibri"/>
-          <w:b/>
-          <w:bCs/>
-          <w:sz w:val="32"/>
-          <w:szCs w:val="32"/>
+          <w:sz w:val="28"/>
+          <w:szCs w:val="28"/>
+        </w:rPr>
+      </w:pPr>
+      <w:r>
+        <w:rPr>
+          <w:rFonts w:cs="Calibri"/>
+          <w:b/>
+          <w:bCs/>
+          <w:sz w:val="28"/>
+          <w:szCs w:val="28"/>
         </w:rPr>
         <w:t xml:space="preserve">        ↓</w:t>
       </w:r>
@@ -39846,17 +40071,17 @@
           <w:rFonts w:cs="Calibri"/>
           <w:b/>
           <w:bCs/>
-          <w:sz w:val="32"/>
-          <w:szCs w:val="32"/>
-        </w:rPr>
-      </w:pPr>
-      <w:r>
-        <w:rPr>
-          <w:rFonts w:cs="Calibri"/>
-          <w:b/>
-          <w:bCs/>
-          <w:sz w:val="32"/>
-          <w:szCs w:val="32"/>
+          <w:sz w:val="28"/>
+          <w:szCs w:val="28"/>
+        </w:rPr>
+      </w:pPr>
+      <w:r>
+        <w:rPr>
+          <w:rFonts w:cs="Calibri"/>
+          <w:b/>
+          <w:bCs/>
+          <w:sz w:val="28"/>
+          <w:szCs w:val="28"/>
         </w:rPr>
         <w:t>Callback placed in queue</w:t>
       </w:r>
@@ -39865,10 +40090,19 @@
           <w:rFonts w:cs="Calibri"/>
           <w:b/>
           <w:bCs/>
-          <w:sz w:val="32"/>
-          <w:szCs w:val="32"/>
-        </w:rPr>
-        <w:tab/>
+          <w:sz w:val="28"/>
+          <w:szCs w:val="28"/>
+        </w:rPr>
+        <w:t xml:space="preserve">    </w:t>
+      </w:r>
+      <w:r>
+        <w:rPr>
+          <w:rFonts w:cs="Calibri"/>
+          <w:b/>
+          <w:bCs/>
+          <w:sz w:val="28"/>
+          <w:szCs w:val="28"/>
+        </w:rPr>
         <w:t>// Continuation callback added to queue</w:t>
       </w:r>
     </w:p>
@@ -39879,17 +40113,17 @@
           <w:rFonts w:cs="Calibri"/>
           <w:b/>
           <w:bCs/>
-          <w:sz w:val="32"/>
-          <w:szCs w:val="32"/>
-        </w:rPr>
-      </w:pPr>
-      <w:r>
-        <w:rPr>
-          <w:rFonts w:cs="Calibri"/>
-          <w:b/>
-          <w:bCs/>
-          <w:sz w:val="32"/>
-          <w:szCs w:val="32"/>
+          <w:sz w:val="28"/>
+          <w:szCs w:val="28"/>
+        </w:rPr>
+      </w:pPr>
+      <w:r>
+        <w:rPr>
+          <w:rFonts w:cs="Calibri"/>
+          <w:b/>
+          <w:bCs/>
+          <w:sz w:val="28"/>
+          <w:szCs w:val="28"/>
         </w:rPr>
         <w:t xml:space="preserve">        ↓</w:t>
       </w:r>
@@ -39901,17 +40135,17 @@
           <w:rFonts w:cs="Calibri"/>
           <w:b/>
           <w:bCs/>
-          <w:sz w:val="32"/>
-          <w:szCs w:val="32"/>
-        </w:rPr>
-      </w:pPr>
-      <w:r>
-        <w:rPr>
-          <w:rFonts w:cs="Calibri"/>
-          <w:b/>
-          <w:bCs/>
-          <w:sz w:val="32"/>
-          <w:szCs w:val="32"/>
+          <w:sz w:val="28"/>
+          <w:szCs w:val="28"/>
+        </w:rPr>
+      </w:pPr>
+      <w:r>
+        <w:rPr>
+          <w:rFonts w:cs="Calibri"/>
+          <w:b/>
+          <w:bCs/>
+          <w:sz w:val="28"/>
+          <w:szCs w:val="28"/>
         </w:rPr>
         <w:t>Event loop picks it up</w:t>
       </w:r>
@@ -39920,20 +40154,19 @@
           <w:rFonts w:cs="Calibri"/>
           <w:b/>
           <w:bCs/>
-          <w:sz w:val="32"/>
-          <w:szCs w:val="32"/>
-        </w:rPr>
-        <w:tab/>
-      </w:r>
-      <w:r>
-        <w:rPr>
-          <w:rFonts w:cs="Calibri"/>
-          <w:b/>
-          <w:bCs/>
-          <w:sz w:val="32"/>
-          <w:szCs w:val="32"/>
-        </w:rPr>
-        <w:tab/>
+          <w:sz w:val="28"/>
+          <w:szCs w:val="28"/>
+        </w:rPr>
+        <w:t xml:space="preserve">          </w:t>
+      </w:r>
+      <w:r>
+        <w:rPr>
+          <w:rFonts w:cs="Calibri"/>
+          <w:b/>
+          <w:bCs/>
+          <w:sz w:val="28"/>
+          <w:szCs w:val="28"/>
+        </w:rPr>
         <w:t xml:space="preserve">// Event </w:t>
       </w:r>
       <w:r>
@@ -39941,8 +40174,8 @@
           <w:rFonts w:cs="Calibri"/>
           <w:b/>
           <w:bCs/>
-          <w:sz w:val="32"/>
-          <w:szCs w:val="32"/>
+          <w:sz w:val="28"/>
+          <w:szCs w:val="28"/>
         </w:rPr>
         <w:t>L</w:t>
       </w:r>
@@ -39951,18 +40184,38 @@
           <w:rFonts w:cs="Calibri"/>
           <w:b/>
           <w:bCs/>
-          <w:sz w:val="32"/>
-          <w:szCs w:val="32"/>
-        </w:rPr>
-        <w:t>oop picks callback</w:t>
-      </w:r>
-      <w:r>
-        <w:rPr>
-          <w:rFonts w:cs="Calibri"/>
-          <w:b/>
-          <w:bCs/>
-          <w:sz w:val="32"/>
-          <w:szCs w:val="32"/>
+          <w:sz w:val="28"/>
+          <w:szCs w:val="28"/>
+        </w:rPr>
+        <w:t xml:space="preserve">oop picks </w:t>
+      </w:r>
+      <w:r>
+        <w:rPr>
+          <w:rFonts w:cs="Calibri"/>
+          <w:b/>
+          <w:bCs/>
+          <w:sz w:val="28"/>
+          <w:szCs w:val="28"/>
+        </w:rPr>
+        <w:t>C</w:t>
+      </w:r>
+      <w:r>
+        <w:rPr>
+          <w:rFonts w:cs="Calibri"/>
+          <w:b/>
+          <w:bCs/>
+          <w:sz w:val="28"/>
+          <w:szCs w:val="28"/>
+        </w:rPr>
+        <w:t>allback</w:t>
+      </w:r>
+      <w:r>
+        <w:rPr>
+          <w:rFonts w:cs="Calibri"/>
+          <w:b/>
+          <w:bCs/>
+          <w:sz w:val="28"/>
+          <w:szCs w:val="28"/>
         </w:rPr>
         <w:t xml:space="preserve"> &amp; resumes it</w:t>
       </w:r>
@@ -39974,17 +40227,17 @@
           <w:rFonts w:cs="Calibri"/>
           <w:b/>
           <w:bCs/>
-          <w:sz w:val="32"/>
-          <w:szCs w:val="32"/>
-        </w:rPr>
-      </w:pPr>
-      <w:r>
-        <w:rPr>
-          <w:rFonts w:cs="Calibri"/>
-          <w:b/>
-          <w:bCs/>
-          <w:sz w:val="32"/>
-          <w:szCs w:val="32"/>
+          <w:sz w:val="28"/>
+          <w:szCs w:val="28"/>
+        </w:rPr>
+      </w:pPr>
+      <w:r>
+        <w:rPr>
+          <w:rFonts w:cs="Calibri"/>
+          <w:b/>
+          <w:bCs/>
+          <w:sz w:val="28"/>
+          <w:szCs w:val="28"/>
         </w:rPr>
         <w:t xml:space="preserve">        ↓</w:t>
       </w:r>
@@ -39996,17 +40249,17 @@
           <w:rFonts w:cs="Calibri"/>
           <w:b/>
           <w:bCs/>
-          <w:sz w:val="32"/>
-          <w:szCs w:val="32"/>
-        </w:rPr>
-      </w:pPr>
-      <w:r>
-        <w:rPr>
-          <w:rFonts w:cs="Calibri"/>
-          <w:b/>
-          <w:bCs/>
-          <w:sz w:val="32"/>
-          <w:szCs w:val="32"/>
+          <w:sz w:val="28"/>
+          <w:szCs w:val="28"/>
+        </w:rPr>
+      </w:pPr>
+      <w:r>
+        <w:rPr>
+          <w:rFonts w:cs="Calibri"/>
+          <w:b/>
+          <w:bCs/>
+          <w:sz w:val="28"/>
+          <w:szCs w:val="28"/>
         </w:rPr>
         <w:t xml:space="preserve">Resume </w:t>
       </w:r>
@@ -40017,8 +40270,8 @@
           <w:rFonts w:cs="Calibri"/>
           <w:b/>
           <w:bCs/>
-          <w:sz w:val="32"/>
-          <w:szCs w:val="32"/>
+          <w:sz w:val="28"/>
+          <w:szCs w:val="28"/>
         </w:rPr>
         <w:t>fetchPosts</w:t>
       </w:r>
@@ -40028,8 +40281,8 @@
           <w:rFonts w:cs="Calibri"/>
           <w:b/>
           <w:bCs/>
-          <w:sz w:val="32"/>
-          <w:szCs w:val="32"/>
+          <w:sz w:val="28"/>
+          <w:szCs w:val="28"/>
         </w:rPr>
         <w:t>(</w:t>
       </w:r>
@@ -40039,8 +40292,8 @@
           <w:rFonts w:cs="Calibri"/>
           <w:b/>
           <w:bCs/>
-          <w:sz w:val="32"/>
-          <w:szCs w:val="32"/>
+          <w:sz w:val="28"/>
+          <w:szCs w:val="28"/>
         </w:rPr>
         <w:t>)</w:t>
       </w:r>
@@ -40049,8 +40302,8 @@
           <w:rFonts w:cs="Calibri"/>
           <w:b/>
           <w:bCs/>
-          <w:sz w:val="32"/>
-          <w:szCs w:val="32"/>
+          <w:sz w:val="28"/>
+          <w:szCs w:val="28"/>
         </w:rPr>
         <w:tab/>
       </w:r>
@@ -40059,10 +40312,19 @@
           <w:rFonts w:cs="Calibri"/>
           <w:b/>
           <w:bCs/>
-          <w:sz w:val="32"/>
-          <w:szCs w:val="32"/>
-        </w:rPr>
-        <w:tab/>
+          <w:sz w:val="28"/>
+          <w:szCs w:val="28"/>
+        </w:rPr>
+        <w:t xml:space="preserve">         </w:t>
+      </w:r>
+      <w:r>
+        <w:rPr>
+          <w:rFonts w:cs="Calibri"/>
+          <w:b/>
+          <w:bCs/>
+          <w:sz w:val="28"/>
+          <w:szCs w:val="28"/>
+        </w:rPr>
         <w:t>// async function resumes after await</w:t>
       </w:r>
     </w:p>
@@ -40149,24 +40411,208 @@
           <w:sz w:val="32"/>
           <w:szCs w:val="32"/>
         </w:rPr>
-        <w:t xml:space="preserve"> like </w:t>
-      </w:r>
-      <w:r>
-        <w:rPr>
-          <w:rFonts w:cs="Calibri"/>
+        <w:t xml:space="preserve"> like we don’t order the food &amp; wait for it, we simply do other work and when the food is ready</w:t>
+      </w:r>
+      <w:r>
+        <w:rPr>
+          <w:rFonts w:cs="Calibri"/>
+          <w:sz w:val="32"/>
+          <w:szCs w:val="32"/>
+        </w:rPr>
+        <w:t>,</w:t>
+      </w:r>
+      <w:r>
+        <w:rPr>
+          <w:rFonts w:cs="Calibri"/>
+          <w:sz w:val="32"/>
+          <w:szCs w:val="32"/>
+        </w:rPr>
+        <w:t xml:space="preserve"> </w:t>
+      </w:r>
+      <w:r>
+        <w:rPr>
+          <w:rFonts w:cs="Calibri"/>
+          <w:sz w:val="32"/>
+          <w:szCs w:val="32"/>
+        </w:rPr>
+        <w:t>it’s</w:t>
+      </w:r>
+      <w:r>
+        <w:rPr>
+          <w:rFonts w:cs="Calibri"/>
+          <w:sz w:val="32"/>
+          <w:szCs w:val="32"/>
+        </w:rPr>
+        <w:t xml:space="preserve"> served</w:t>
+      </w:r>
+    </w:p>
+    <w:p>
+      <w:pPr>
+        <w:jc w:val="both"/>
+        <w:rPr>
+          <w:rFonts w:cs="Calibri"/>
+          <w:sz w:val="32"/>
+          <w:szCs w:val="32"/>
+        </w:rPr>
+      </w:pPr>
+      <w:r>
+        <w:rPr>
+          <w:rFonts w:cs="Calibri"/>
+          <w:sz w:val="32"/>
+          <w:szCs w:val="32"/>
+        </w:rPr>
+        <w:t xml:space="preserve"># The </w:t>
+      </w:r>
+      <w:r>
+        <w:rPr>
+          <w:rFonts w:cs="Calibri"/>
+          <w:b/>
+          <w:bCs/>
+          <w:sz w:val="32"/>
+          <w:szCs w:val="32"/>
+        </w:rPr>
+        <w:t xml:space="preserve">Event </w:t>
+      </w:r>
+      <w:r>
+        <w:rPr>
+          <w:rFonts w:cs="Calibri"/>
+          <w:b/>
+          <w:bCs/>
+          <w:sz w:val="32"/>
+          <w:szCs w:val="32"/>
+        </w:rPr>
+        <w:t>L</w:t>
+      </w:r>
+      <w:r>
+        <w:rPr>
+          <w:rFonts w:cs="Calibri"/>
+          <w:b/>
+          <w:bCs/>
+          <w:sz w:val="32"/>
+          <w:szCs w:val="32"/>
+        </w:rPr>
+        <w:t>oop</w:t>
+      </w:r>
+      <w:r>
+        <w:rPr>
+          <w:rFonts w:cs="Calibri"/>
+          <w:sz w:val="32"/>
+          <w:szCs w:val="32"/>
+        </w:rPr>
+        <w:t xml:space="preserve"> takes the continuation </w:t>
+      </w:r>
+      <w:r>
+        <w:rPr>
+          <w:rFonts w:cs="Calibri"/>
+          <w:sz w:val="32"/>
+          <w:szCs w:val="32"/>
+        </w:rPr>
+        <w:t>C</w:t>
+      </w:r>
+      <w:r>
+        <w:rPr>
+          <w:rFonts w:cs="Calibri"/>
+          <w:sz w:val="32"/>
+          <w:szCs w:val="32"/>
+        </w:rPr>
+        <w:t>allback results from a queue (</w:t>
+      </w:r>
+      <w:r>
+        <w:rPr>
+          <w:rFonts w:cs="Calibri"/>
+          <w:sz w:val="32"/>
+          <w:szCs w:val="32"/>
+        </w:rPr>
+        <w:t>line</w:t>
+      </w:r>
+      <w:r>
+        <w:rPr>
+          <w:rFonts w:cs="Calibri"/>
+          <w:sz w:val="32"/>
+          <w:szCs w:val="32"/>
+        </w:rPr>
+        <w:t>) so the first completed result gets executed first</w:t>
+      </w:r>
+      <w:r>
+        <w:rPr>
+          <w:rFonts w:cs="Calibri"/>
+          <w:sz w:val="32"/>
+          <w:szCs w:val="32"/>
+        </w:rPr>
+        <w:t>.</w:t>
+      </w:r>
+    </w:p>
+    <w:p>
+      <w:pPr>
+        <w:jc w:val="both"/>
+        <w:rPr>
+          <w:rFonts w:cs="Calibri"/>
+          <w:sz w:val="32"/>
+          <w:szCs w:val="32"/>
+        </w:rPr>
+      </w:pPr>
+      <w:r>
+        <w:rPr>
+          <w:rFonts w:cs="Calibri"/>
+          <w:b/>
+          <w:bCs/>
           <w:sz w:val="32"/>
           <w:szCs w:val="32"/>
         </w:rPr>
         <w:lastRenderedPageBreak/>
-        <w:t>we don’t order the food &amp; wait for it, we simply do other work and when the food is ready</w:t>
-      </w:r>
-      <w:r>
-        <w:rPr>
-          <w:rFonts w:cs="Calibri"/>
-          <w:sz w:val="32"/>
-          <w:szCs w:val="32"/>
-        </w:rPr>
-        <w:t>,</w:t>
+        <w:t>NOTE:</w:t>
+      </w:r>
+      <w:r>
+        <w:rPr>
+          <w:rFonts w:cs="Calibri"/>
+          <w:sz w:val="32"/>
+          <w:szCs w:val="32"/>
+        </w:rPr>
+        <w:t xml:space="preserve"> VERY IMPORTANT,</w:t>
+      </w:r>
+      <w:r>
+        <w:rPr>
+          <w:rFonts w:cs="Calibri"/>
+          <w:b/>
+          <w:bCs/>
+          <w:sz w:val="32"/>
+          <w:szCs w:val="32"/>
+        </w:rPr>
+        <w:t xml:space="preserve"> Event Loop</w:t>
+      </w:r>
+      <w:r>
+        <w:rPr>
+          <w:rFonts w:cs="Calibri"/>
+          <w:sz w:val="32"/>
+          <w:szCs w:val="32"/>
+        </w:rPr>
+        <w:t xml:space="preserve"> only takes the next task when the </w:t>
+      </w:r>
+      <w:r>
+        <w:rPr>
+          <w:rFonts w:cs="Calibri"/>
+          <w:b/>
+          <w:bCs/>
+          <w:sz w:val="32"/>
+          <w:szCs w:val="32"/>
+        </w:rPr>
+        <w:t>Call Stack</w:t>
+      </w:r>
+      <w:r>
+        <w:rPr>
+          <w:rFonts w:cs="Calibri"/>
+          <w:sz w:val="32"/>
+          <w:szCs w:val="32"/>
+        </w:rPr>
+        <w:t xml:space="preserve"> is empty (</w:t>
+      </w:r>
+      <w:r>
+        <w:rPr>
+          <w:rFonts w:cs="Calibri"/>
+          <w:sz w:val="32"/>
+          <w:szCs w:val="32"/>
+        </w:rPr>
+        <w:t>SEE</w:t>
       </w:r>
       <w:r>
         <w:rPr>
@@ -40182,175 +40628,15 @@
           <w:sz w:val="32"/>
           <w:szCs w:val="32"/>
         </w:rPr>
-        <w:t>it’s</w:t>
-      </w:r>
-      <w:r>
-        <w:rPr>
-          <w:rFonts w:cs="Calibri"/>
-          <w:sz w:val="32"/>
-          <w:szCs w:val="32"/>
-        </w:rPr>
-        <w:t xml:space="preserve"> served</w:t>
-      </w:r>
-    </w:p>
-    <w:p>
-      <w:pPr>
-        <w:jc w:val="both"/>
-        <w:rPr>
-          <w:rFonts w:cs="Calibri"/>
-          <w:sz w:val="32"/>
-          <w:szCs w:val="32"/>
-        </w:rPr>
-      </w:pPr>
-      <w:r>
-        <w:rPr>
-          <w:rFonts w:cs="Calibri"/>
-          <w:sz w:val="32"/>
-          <w:szCs w:val="32"/>
-        </w:rPr>
-        <w:t xml:space="preserve"># The </w:t>
-      </w:r>
-      <w:r>
-        <w:rPr>
-          <w:rFonts w:cs="Calibri"/>
-          <w:b/>
-          <w:bCs/>
-          <w:sz w:val="32"/>
-          <w:szCs w:val="32"/>
-        </w:rPr>
-        <w:t xml:space="preserve">Event </w:t>
-      </w:r>
-      <w:r>
-        <w:rPr>
-          <w:rFonts w:cs="Calibri"/>
-          <w:b/>
-          <w:bCs/>
-          <w:sz w:val="32"/>
-          <w:szCs w:val="32"/>
-        </w:rPr>
-        <w:t>L</w:t>
-      </w:r>
-      <w:r>
-        <w:rPr>
-          <w:rFonts w:cs="Calibri"/>
-          <w:b/>
-          <w:bCs/>
-          <w:sz w:val="32"/>
-          <w:szCs w:val="32"/>
-        </w:rPr>
-        <w:t>oop</w:t>
-      </w:r>
-      <w:r>
-        <w:rPr>
-          <w:rFonts w:cs="Calibri"/>
-          <w:sz w:val="32"/>
-          <w:szCs w:val="32"/>
-        </w:rPr>
-        <w:t xml:space="preserve"> takes the continuation </w:t>
-      </w:r>
-      <w:r>
-        <w:rPr>
-          <w:rFonts w:cs="Calibri"/>
-          <w:sz w:val="32"/>
-          <w:szCs w:val="32"/>
-        </w:rPr>
-        <w:t>C</w:t>
-      </w:r>
-      <w:r>
-        <w:rPr>
-          <w:rFonts w:cs="Calibri"/>
-          <w:sz w:val="32"/>
-          <w:szCs w:val="32"/>
-        </w:rPr>
-        <w:t>allback results from a queue (</w:t>
-      </w:r>
-      <w:r>
-        <w:rPr>
-          <w:rFonts w:cs="Calibri"/>
-          <w:sz w:val="32"/>
-          <w:szCs w:val="32"/>
-        </w:rPr>
-        <w:t>line</w:t>
-      </w:r>
-      <w:r>
-        <w:rPr>
-          <w:rFonts w:cs="Calibri"/>
-          <w:sz w:val="32"/>
-          <w:szCs w:val="32"/>
-        </w:rPr>
-        <w:t>) so the first completed result gets executed first</w:t>
-      </w:r>
-      <w:r>
-        <w:rPr>
-          <w:rFonts w:cs="Calibri"/>
-          <w:sz w:val="32"/>
-          <w:szCs w:val="32"/>
-        </w:rPr>
-        <w:t>.</w:t>
-      </w:r>
-    </w:p>
-    <w:p>
-      <w:pPr>
-        <w:jc w:val="both"/>
-        <w:rPr>
-          <w:rFonts w:cs="Calibri"/>
-          <w:sz w:val="32"/>
-          <w:szCs w:val="32"/>
-        </w:rPr>
-      </w:pPr>
-      <w:r>
-        <w:rPr>
-          <w:rFonts w:cs="Calibri"/>
-          <w:b/>
-          <w:bCs/>
-          <w:sz w:val="32"/>
-          <w:szCs w:val="32"/>
-        </w:rPr>
-        <w:t>NOTE:</w:t>
-      </w:r>
-      <w:r>
-        <w:rPr>
-          <w:rFonts w:cs="Calibri"/>
-          <w:sz w:val="32"/>
-          <w:szCs w:val="32"/>
-        </w:rPr>
-        <w:t xml:space="preserve"> VERY IMPORTANT,</w:t>
-      </w:r>
-      <w:r>
-        <w:rPr>
-          <w:rFonts w:cs="Calibri"/>
-          <w:b/>
-          <w:bCs/>
-          <w:sz w:val="32"/>
-          <w:szCs w:val="32"/>
-        </w:rPr>
-        <w:t xml:space="preserve"> Event Loop</w:t>
-      </w:r>
-      <w:r>
-        <w:rPr>
-          <w:rFonts w:cs="Calibri"/>
-          <w:sz w:val="32"/>
-          <w:szCs w:val="32"/>
-        </w:rPr>
-        <w:t xml:space="preserve"> only takes the next task when the </w:t>
-      </w:r>
-      <w:r>
-        <w:rPr>
-          <w:rFonts w:cs="Calibri"/>
-          <w:b/>
-          <w:bCs/>
-          <w:sz w:val="32"/>
-          <w:szCs w:val="32"/>
-        </w:rPr>
-        <w:t>Call Stack</w:t>
-      </w:r>
-      <w:r>
-        <w:rPr>
-          <w:rFonts w:cs="Calibri"/>
-          <w:sz w:val="32"/>
-          <w:szCs w:val="32"/>
-        </w:rPr>
-        <w:t xml:space="preserve"> is empty (see below)</w:t>
+        <w:t>B</w:t>
+      </w:r>
+      <w:r>
+        <w:rPr>
+          <w:rFonts w:cs="Calibri"/>
+          <w:sz w:val="32"/>
+          <w:szCs w:val="32"/>
+        </w:rPr>
+        <w:t>elow)</w:t>
       </w:r>
     </w:p>
     <w:p>
@@ -40609,6 +40895,19 @@
           <w:szCs w:val="32"/>
         </w:rPr>
       </w:pPr>
+    </w:p>
+    <w:p>
+      <w:pPr>
+        <w:jc w:val="both"/>
+        <w:rPr>
+          <w:rFonts w:cs="Calibri"/>
+          <w:b/>
+          <w:bCs/>
+          <w:color w:val="D86DCB" w:themeColor="accent5" w:themeTint="99"/>
+          <w:sz w:val="32"/>
+          <w:szCs w:val="32"/>
+        </w:rPr>
+      </w:pPr>
       <w:r>
         <w:rPr>
           <w:rFonts w:cs="Calibri"/>
@@ -40801,6 +41100,19 @@
           <w:szCs w:val="32"/>
         </w:rPr>
       </w:pPr>
+    </w:p>
+    <w:p>
+      <w:pPr>
+        <w:jc w:val="both"/>
+        <w:rPr>
+          <w:rFonts w:cs="Calibri"/>
+          <w:b/>
+          <w:bCs/>
+          <w:color w:val="D86DCB" w:themeColor="accent5" w:themeTint="99"/>
+          <w:sz w:val="32"/>
+          <w:szCs w:val="32"/>
+        </w:rPr>
+      </w:pPr>
       <w:r>
         <w:rPr>
           <w:rFonts w:cs="Calibri"/>
@@ -41083,44 +41395,44 @@
           <w:sz w:val="32"/>
           <w:szCs w:val="32"/>
         </w:rPr>
+        <w:t>User</w:t>
+      </w:r>
+    </w:p>
+    <w:p>
+      <w:pPr>
+        <w:jc w:val="both"/>
+        <w:rPr>
+          <w:rFonts w:cs="Calibri"/>
+          <w:sz w:val="32"/>
+          <w:szCs w:val="32"/>
+        </w:rPr>
+      </w:pPr>
+      <w:r>
+        <w:rPr>
+          <w:rFonts w:cs="Calibri"/>
+          <w:sz w:val="32"/>
+          <w:szCs w:val="32"/>
+        </w:rPr>
+        <w:t># Mental image:</w:t>
+      </w:r>
+    </w:p>
+    <w:p>
+      <w:pPr>
+        <w:jc w:val="both"/>
+        <w:rPr>
+          <w:rFonts w:cs="Calibri"/>
+          <w:sz w:val="32"/>
+          <w:szCs w:val="32"/>
+        </w:rPr>
+      </w:pPr>
+      <w:r>
+        <w:rPr>
+          <w:rFonts w:cs="Calibri"/>
+          <w:noProof/>
+          <w:sz w:val="32"/>
+          <w:szCs w:val="32"/>
+        </w:rPr>
         <w:lastRenderedPageBreak/>
-        <w:t>User</w:t>
-      </w:r>
-    </w:p>
-    <w:p>
-      <w:pPr>
-        <w:jc w:val="both"/>
-        <w:rPr>
-          <w:rFonts w:cs="Calibri"/>
-          <w:sz w:val="32"/>
-          <w:szCs w:val="32"/>
-        </w:rPr>
-      </w:pPr>
-      <w:r>
-        <w:rPr>
-          <w:rFonts w:cs="Calibri"/>
-          <w:sz w:val="32"/>
-          <w:szCs w:val="32"/>
-        </w:rPr>
-        <w:t># Mental image:</w:t>
-      </w:r>
-    </w:p>
-    <w:p>
-      <w:pPr>
-        <w:jc w:val="both"/>
-        <w:rPr>
-          <w:rFonts w:cs="Calibri"/>
-          <w:sz w:val="32"/>
-          <w:szCs w:val="32"/>
-        </w:rPr>
-      </w:pPr>
-      <w:r>
-        <w:rPr>
-          <w:rFonts w:cs="Calibri"/>
-          <w:noProof/>
-          <w:sz w:val="32"/>
-          <w:szCs w:val="32"/>
-        </w:rPr>
         <w:drawing>
           <wp:inline distT="0" distB="0" distL="0" distR="0" wp14:anchorId="4D2819FF" wp14:editId="369A74C5">
             <wp:extent cx="5888990" cy="3566160"/>
@@ -41209,6 +41521,16 @@
         <w:jc w:val="both"/>
         <w:rPr>
           <w:rFonts w:cs="Calibri"/>
+          <w:sz w:val="32"/>
+          <w:szCs w:val="32"/>
+        </w:rPr>
+      </w:pPr>
+    </w:p>
+    <w:p>
+      <w:pPr>
+        <w:jc w:val="both"/>
+        <w:rPr>
+          <w:rFonts w:cs="Calibri"/>
           <w:b/>
           <w:bCs/>
           <w:sz w:val="32"/>
@@ -41306,10 +41628,40 @@
       <w:r>
         <w:rPr>
           <w:rFonts w:cs="Calibri"/>
-          <w:sz w:val="32"/>
-          <w:szCs w:val="32"/>
-        </w:rPr>
-        <w:t>Event loop generally runs one thing at a time using a Call Stack, it means:</w:t>
+          <w:b/>
+          <w:bCs/>
+          <w:sz w:val="32"/>
+          <w:szCs w:val="32"/>
+        </w:rPr>
+        <w:t xml:space="preserve">Event </w:t>
+      </w:r>
+      <w:r>
+        <w:rPr>
+          <w:rFonts w:cs="Calibri"/>
+          <w:b/>
+          <w:bCs/>
+          <w:sz w:val="32"/>
+          <w:szCs w:val="32"/>
+        </w:rPr>
+        <w:t>L</w:t>
+      </w:r>
+      <w:r>
+        <w:rPr>
+          <w:rFonts w:cs="Calibri"/>
+          <w:b/>
+          <w:bCs/>
+          <w:sz w:val="32"/>
+          <w:szCs w:val="32"/>
+        </w:rPr>
+        <w:t>oop</w:t>
+      </w:r>
+      <w:r>
+        <w:rPr>
+          <w:rFonts w:cs="Calibri"/>
+          <w:sz w:val="32"/>
+          <w:szCs w:val="32"/>
+        </w:rPr>
+        <w:t xml:space="preserve"> generally runs one thing at a time using a Call Stack, it means:</w:t>
       </w:r>
     </w:p>
     <w:p>
@@ -41372,17 +41724,17 @@
           <w:rFonts w:cs="Calibri"/>
           <w:b/>
           <w:bCs/>
-          <w:sz w:val="32"/>
-          <w:szCs w:val="32"/>
-        </w:rPr>
-      </w:pPr>
-      <w:r>
-        <w:rPr>
-          <w:rFonts w:cs="Calibri"/>
-          <w:b/>
-          <w:bCs/>
-          <w:sz w:val="32"/>
-          <w:szCs w:val="32"/>
+          <w:sz w:val="28"/>
+          <w:szCs w:val="28"/>
+        </w:rPr>
+      </w:pPr>
+      <w:r>
+        <w:rPr>
+          <w:rFonts w:cs="Calibri"/>
+          <w:b/>
+          <w:bCs/>
+          <w:sz w:val="28"/>
+          <w:szCs w:val="28"/>
         </w:rPr>
         <w:t>┌──────┐</w:t>
       </w:r>
@@ -41394,17 +41746,17 @@
           <w:rFonts w:cs="Calibri"/>
           <w:b/>
           <w:bCs/>
-          <w:sz w:val="32"/>
-          <w:szCs w:val="32"/>
-        </w:rPr>
-      </w:pPr>
-      <w:r>
-        <w:rPr>
-          <w:rFonts w:cs="Calibri"/>
-          <w:b/>
-          <w:bCs/>
-          <w:sz w:val="32"/>
-          <w:szCs w:val="32"/>
+          <w:sz w:val="28"/>
+          <w:szCs w:val="28"/>
+        </w:rPr>
+      </w:pPr>
+      <w:r>
+        <w:rPr>
+          <w:rFonts w:cs="Calibri"/>
+          <w:b/>
+          <w:bCs/>
+          <w:sz w:val="28"/>
+          <w:szCs w:val="28"/>
         </w:rPr>
         <w:t xml:space="preserve">│ </w:t>
       </w:r>
@@ -41414,8 +41766,8 @@
           <w:rFonts w:cs="Calibri"/>
           <w:b/>
           <w:bCs/>
-          <w:sz w:val="32"/>
-          <w:szCs w:val="32"/>
+          <w:sz w:val="28"/>
+          <w:szCs w:val="28"/>
         </w:rPr>
         <w:t>main  │</w:t>
       </w:r>
@@ -41428,17 +41780,17 @@
           <w:rFonts w:cs="Calibri"/>
           <w:b/>
           <w:bCs/>
-          <w:sz w:val="32"/>
-          <w:szCs w:val="32"/>
-        </w:rPr>
-      </w:pPr>
-      <w:r>
-        <w:rPr>
-          <w:rFonts w:cs="Calibri"/>
-          <w:b/>
-          <w:bCs/>
-          <w:sz w:val="32"/>
-          <w:szCs w:val="32"/>
+          <w:sz w:val="28"/>
+          <w:szCs w:val="28"/>
+        </w:rPr>
+      </w:pPr>
+      <w:r>
+        <w:rPr>
+          <w:rFonts w:cs="Calibri"/>
+          <w:b/>
+          <w:bCs/>
+          <w:sz w:val="28"/>
+          <w:szCs w:val="28"/>
         </w:rPr>
         <w:t>└──────┘</w:t>
       </w:r>
@@ -41620,17 +41972,17 @@
           <w:rFonts w:cs="Calibri"/>
           <w:b/>
           <w:bCs/>
-          <w:sz w:val="32"/>
-          <w:szCs w:val="32"/>
-        </w:rPr>
-      </w:pPr>
-      <w:r>
-        <w:rPr>
-          <w:rFonts w:cs="Calibri"/>
-          <w:b/>
-          <w:bCs/>
-          <w:sz w:val="32"/>
-          <w:szCs w:val="32"/>
+          <w:sz w:val="28"/>
+          <w:szCs w:val="28"/>
+        </w:rPr>
+      </w:pPr>
+      <w:r>
+        <w:rPr>
+          <w:rFonts w:cs="Calibri"/>
+          <w:b/>
+          <w:bCs/>
+          <w:sz w:val="28"/>
+          <w:szCs w:val="28"/>
         </w:rPr>
         <w:t>┌───────────┐</w:t>
       </w:r>
@@ -41642,17 +41994,17 @@
           <w:rFonts w:cs="Calibri"/>
           <w:b/>
           <w:bCs/>
-          <w:sz w:val="32"/>
-          <w:szCs w:val="32"/>
-        </w:rPr>
-      </w:pPr>
-      <w:r>
-        <w:rPr>
-          <w:rFonts w:cs="Calibri"/>
-          <w:b/>
-          <w:bCs/>
-          <w:sz w:val="32"/>
-          <w:szCs w:val="32"/>
+          <w:sz w:val="28"/>
+          <w:szCs w:val="28"/>
+        </w:rPr>
+      </w:pPr>
+      <w:r>
+        <w:rPr>
+          <w:rFonts w:cs="Calibri"/>
+          <w:b/>
+          <w:bCs/>
+          <w:sz w:val="28"/>
+          <w:szCs w:val="28"/>
         </w:rPr>
         <w:t xml:space="preserve">│ </w:t>
       </w:r>
@@ -41662,8 +42014,8 @@
           <w:rFonts w:cs="Calibri"/>
           <w:b/>
           <w:bCs/>
-          <w:sz w:val="32"/>
-          <w:szCs w:val="32"/>
+          <w:sz w:val="28"/>
+          <w:szCs w:val="28"/>
         </w:rPr>
         <w:t>functionA</w:t>
       </w:r>
@@ -41673,8 +42025,8 @@
           <w:rFonts w:cs="Calibri"/>
           <w:b/>
           <w:bCs/>
-          <w:sz w:val="32"/>
-          <w:szCs w:val="32"/>
+          <w:sz w:val="28"/>
+          <w:szCs w:val="28"/>
         </w:rPr>
         <w:t xml:space="preserve">    │</w:t>
       </w:r>
@@ -41686,8 +42038,8 @@
           <w:rFonts w:cs="Calibri"/>
           <w:b/>
           <w:bCs/>
-          <w:sz w:val="32"/>
-          <w:szCs w:val="32"/>
+          <w:sz w:val="28"/>
+          <w:szCs w:val="28"/>
         </w:rPr>
       </w:pPr>
       <w:r>
@@ -41695,8 +42047,8 @@
           <w:rFonts w:ascii="Arial" w:hAnsi="Arial" w:cs="Arial"/>
           <w:b/>
           <w:bCs/>
-          <w:sz w:val="32"/>
-          <w:szCs w:val="32"/>
+          <w:sz w:val="28"/>
+          <w:szCs w:val="28"/>
         </w:rPr>
         <w:t>├</w:t>
       </w:r>
@@ -41705,8 +42057,8 @@
           <w:rFonts w:cs="Calibri"/>
           <w:b/>
           <w:bCs/>
-          <w:sz w:val="32"/>
-          <w:szCs w:val="32"/>
+          <w:sz w:val="28"/>
+          <w:szCs w:val="28"/>
         </w:rPr>
         <w:t>──────────</w:t>
       </w:r>
@@ -41715,8 +42067,8 @@
           <w:rFonts w:ascii="Arial" w:hAnsi="Arial" w:cs="Arial"/>
           <w:b/>
           <w:bCs/>
-          <w:sz w:val="32"/>
-          <w:szCs w:val="32"/>
+          <w:sz w:val="28"/>
+          <w:szCs w:val="28"/>
         </w:rPr>
         <w:t>┤</w:t>
       </w:r>
@@ -41728,17 +42080,17 @@
           <w:rFonts w:cs="Calibri"/>
           <w:b/>
           <w:bCs/>
-          <w:sz w:val="32"/>
-          <w:szCs w:val="32"/>
-        </w:rPr>
-      </w:pPr>
-      <w:r>
-        <w:rPr>
-          <w:rFonts w:cs="Calibri"/>
-          <w:b/>
-          <w:bCs/>
-          <w:sz w:val="32"/>
-          <w:szCs w:val="32"/>
+          <w:sz w:val="28"/>
+          <w:szCs w:val="28"/>
+        </w:rPr>
+      </w:pPr>
+      <w:r>
+        <w:rPr>
+          <w:rFonts w:cs="Calibri"/>
+          <w:b/>
+          <w:bCs/>
+          <w:sz w:val="28"/>
+          <w:szCs w:val="28"/>
         </w:rPr>
         <w:t>│   main            │</w:t>
       </w:r>
@@ -41750,17 +42102,17 @@
           <w:rFonts w:cs="Calibri"/>
           <w:b/>
           <w:bCs/>
-          <w:sz w:val="32"/>
-          <w:szCs w:val="32"/>
-        </w:rPr>
-      </w:pPr>
-      <w:r>
-        <w:rPr>
-          <w:rFonts w:cs="Calibri"/>
-          <w:b/>
-          <w:bCs/>
-          <w:sz w:val="32"/>
-          <w:szCs w:val="32"/>
+          <w:sz w:val="28"/>
+          <w:szCs w:val="28"/>
+        </w:rPr>
+      </w:pPr>
+      <w:r>
+        <w:rPr>
+          <w:rFonts w:cs="Calibri"/>
+          <w:b/>
+          <w:bCs/>
+          <w:sz w:val="28"/>
+          <w:szCs w:val="28"/>
         </w:rPr>
         <w:t>└────────── ┘</w:t>
       </w:r>
@@ -41939,17 +42291,17 @@
           <w:rFonts w:cs="Calibri"/>
           <w:b/>
           <w:bCs/>
-          <w:sz w:val="32"/>
-          <w:szCs w:val="32"/>
-        </w:rPr>
-      </w:pPr>
-      <w:r>
-        <w:rPr>
-          <w:rFonts w:cs="Calibri"/>
-          <w:b/>
-          <w:bCs/>
-          <w:sz w:val="32"/>
-          <w:szCs w:val="32"/>
+          <w:sz w:val="28"/>
+          <w:szCs w:val="28"/>
+        </w:rPr>
+      </w:pPr>
+      <w:r>
+        <w:rPr>
+          <w:rFonts w:cs="Calibri"/>
+          <w:b/>
+          <w:bCs/>
+          <w:sz w:val="28"/>
+          <w:szCs w:val="28"/>
         </w:rPr>
         <w:t>┌───────────┐</w:t>
       </w:r>
@@ -41961,17 +42313,17 @@
           <w:rFonts w:cs="Calibri"/>
           <w:b/>
           <w:bCs/>
-          <w:sz w:val="32"/>
-          <w:szCs w:val="32"/>
-        </w:rPr>
-      </w:pPr>
-      <w:r>
-        <w:rPr>
-          <w:rFonts w:cs="Calibri"/>
-          <w:b/>
-          <w:bCs/>
-          <w:sz w:val="32"/>
-          <w:szCs w:val="32"/>
+          <w:sz w:val="28"/>
+          <w:szCs w:val="28"/>
+        </w:rPr>
+      </w:pPr>
+      <w:r>
+        <w:rPr>
+          <w:rFonts w:cs="Calibri"/>
+          <w:b/>
+          <w:bCs/>
+          <w:sz w:val="28"/>
+          <w:szCs w:val="28"/>
         </w:rPr>
         <w:t xml:space="preserve">│ </w:t>
       </w:r>
@@ -41981,8 +42333,8 @@
           <w:rFonts w:cs="Calibri"/>
           <w:b/>
           <w:bCs/>
-          <w:sz w:val="32"/>
-          <w:szCs w:val="32"/>
+          <w:sz w:val="28"/>
+          <w:szCs w:val="28"/>
         </w:rPr>
         <w:t>functionB</w:t>
       </w:r>
@@ -41992,8 +42344,8 @@
           <w:rFonts w:cs="Calibri"/>
           <w:b/>
           <w:bCs/>
-          <w:sz w:val="32"/>
-          <w:szCs w:val="32"/>
+          <w:sz w:val="28"/>
+          <w:szCs w:val="28"/>
         </w:rPr>
         <w:t xml:space="preserve">    │</w:t>
       </w:r>
@@ -42005,8 +42357,8 @@
           <w:rFonts w:cs="Calibri"/>
           <w:b/>
           <w:bCs/>
-          <w:sz w:val="32"/>
-          <w:szCs w:val="32"/>
+          <w:sz w:val="28"/>
+          <w:szCs w:val="28"/>
         </w:rPr>
       </w:pPr>
       <w:r>
@@ -42014,8 +42366,8 @@
           <w:rFonts w:ascii="Arial" w:hAnsi="Arial" w:cs="Arial"/>
           <w:b/>
           <w:bCs/>
-          <w:sz w:val="32"/>
-          <w:szCs w:val="32"/>
+          <w:sz w:val="28"/>
+          <w:szCs w:val="28"/>
         </w:rPr>
         <w:t>├</w:t>
       </w:r>
@@ -42024,8 +42376,8 @@
           <w:rFonts w:cs="Calibri"/>
           <w:b/>
           <w:bCs/>
-          <w:sz w:val="32"/>
-          <w:szCs w:val="32"/>
+          <w:sz w:val="28"/>
+          <w:szCs w:val="28"/>
         </w:rPr>
         <w:t>──────────</w:t>
       </w:r>
@@ -42034,8 +42386,8 @@
           <w:rFonts w:ascii="Arial" w:hAnsi="Arial" w:cs="Arial"/>
           <w:b/>
           <w:bCs/>
-          <w:sz w:val="32"/>
-          <w:szCs w:val="32"/>
+          <w:sz w:val="28"/>
+          <w:szCs w:val="28"/>
         </w:rPr>
         <w:t>┤</w:t>
       </w:r>
@@ -42047,17 +42399,17 @@
           <w:rFonts w:cs="Calibri"/>
           <w:b/>
           <w:bCs/>
-          <w:sz w:val="32"/>
-          <w:szCs w:val="32"/>
-        </w:rPr>
-      </w:pPr>
-      <w:r>
-        <w:rPr>
-          <w:rFonts w:cs="Calibri"/>
-          <w:b/>
-          <w:bCs/>
-          <w:sz w:val="32"/>
-          <w:szCs w:val="32"/>
+          <w:sz w:val="28"/>
+          <w:szCs w:val="28"/>
+        </w:rPr>
+      </w:pPr>
+      <w:r>
+        <w:rPr>
+          <w:rFonts w:cs="Calibri"/>
+          <w:b/>
+          <w:bCs/>
+          <w:sz w:val="28"/>
+          <w:szCs w:val="28"/>
         </w:rPr>
         <w:t xml:space="preserve">│ </w:t>
       </w:r>
@@ -42067,8 +42419,8 @@
           <w:rFonts w:cs="Calibri"/>
           <w:b/>
           <w:bCs/>
-          <w:sz w:val="32"/>
-          <w:szCs w:val="32"/>
+          <w:sz w:val="28"/>
+          <w:szCs w:val="28"/>
         </w:rPr>
         <w:t>functionA</w:t>
       </w:r>
@@ -42078,8 +42430,8 @@
           <w:rFonts w:cs="Calibri"/>
           <w:b/>
           <w:bCs/>
-          <w:sz w:val="32"/>
-          <w:szCs w:val="32"/>
+          <w:sz w:val="28"/>
+          <w:szCs w:val="28"/>
         </w:rPr>
         <w:t xml:space="preserve">   │</w:t>
       </w:r>
@@ -42091,8 +42443,8 @@
           <w:rFonts w:cs="Calibri"/>
           <w:b/>
           <w:bCs/>
-          <w:sz w:val="32"/>
-          <w:szCs w:val="32"/>
+          <w:sz w:val="28"/>
+          <w:szCs w:val="28"/>
         </w:rPr>
       </w:pPr>
       <w:r>
@@ -42100,8 +42452,8 @@
           <w:rFonts w:ascii="Arial" w:hAnsi="Arial" w:cs="Arial"/>
           <w:b/>
           <w:bCs/>
-          <w:sz w:val="32"/>
-          <w:szCs w:val="32"/>
+          <w:sz w:val="28"/>
+          <w:szCs w:val="28"/>
         </w:rPr>
         <w:t>├</w:t>
       </w:r>
@@ -42110,8 +42462,8 @@
           <w:rFonts w:cs="Calibri"/>
           <w:b/>
           <w:bCs/>
-          <w:sz w:val="32"/>
-          <w:szCs w:val="32"/>
+          <w:sz w:val="28"/>
+          <w:szCs w:val="28"/>
         </w:rPr>
         <w:t>────────  ─</w:t>
       </w:r>
@@ -42120,8 +42472,8 @@
           <w:rFonts w:ascii="Arial" w:hAnsi="Arial" w:cs="Arial"/>
           <w:b/>
           <w:bCs/>
-          <w:sz w:val="32"/>
-          <w:szCs w:val="32"/>
+          <w:sz w:val="28"/>
+          <w:szCs w:val="28"/>
         </w:rPr>
         <w:t>┤</w:t>
       </w:r>
@@ -42133,17 +42485,17 @@
           <w:rFonts w:cs="Calibri"/>
           <w:b/>
           <w:bCs/>
-          <w:sz w:val="32"/>
-          <w:szCs w:val="32"/>
-        </w:rPr>
-      </w:pPr>
-      <w:r>
-        <w:rPr>
-          <w:rFonts w:cs="Calibri"/>
-          <w:b/>
-          <w:bCs/>
-          <w:sz w:val="32"/>
-          <w:szCs w:val="32"/>
+          <w:sz w:val="28"/>
+          <w:szCs w:val="28"/>
+        </w:rPr>
+      </w:pPr>
+      <w:r>
+        <w:rPr>
+          <w:rFonts w:cs="Calibri"/>
+          <w:b/>
+          <w:bCs/>
+          <w:sz w:val="28"/>
+          <w:szCs w:val="28"/>
         </w:rPr>
         <w:t>│   main           │</w:t>
       </w:r>
@@ -42155,17 +42507,17 @@
           <w:rFonts w:cs="Calibri"/>
           <w:b/>
           <w:bCs/>
-          <w:sz w:val="32"/>
-          <w:szCs w:val="32"/>
-        </w:rPr>
-      </w:pPr>
-      <w:r>
-        <w:rPr>
-          <w:rFonts w:cs="Calibri"/>
-          <w:b/>
-          <w:bCs/>
-          <w:sz w:val="32"/>
-          <w:szCs w:val="32"/>
+          <w:sz w:val="28"/>
+          <w:szCs w:val="28"/>
+        </w:rPr>
+      </w:pPr>
+      <w:r>
+        <w:rPr>
+          <w:rFonts w:cs="Calibri"/>
+          <w:b/>
+          <w:bCs/>
+          <w:sz w:val="28"/>
+          <w:szCs w:val="28"/>
         </w:rPr>
         <w:t>└──────────┘</w:t>
       </w:r>
@@ -42242,17 +42594,17 @@
           <w:rFonts w:cs="Calibri"/>
           <w:b/>
           <w:bCs/>
-          <w:sz w:val="32"/>
-          <w:szCs w:val="32"/>
-        </w:rPr>
-      </w:pPr>
-      <w:r>
-        <w:rPr>
-          <w:rFonts w:cs="Calibri"/>
-          <w:b/>
-          <w:bCs/>
-          <w:sz w:val="32"/>
-          <w:szCs w:val="32"/>
+          <w:sz w:val="28"/>
+          <w:szCs w:val="28"/>
+        </w:rPr>
+      </w:pPr>
+      <w:r>
+        <w:rPr>
+          <w:rFonts w:cs="Calibri"/>
+          <w:b/>
+          <w:bCs/>
+          <w:sz w:val="28"/>
+          <w:szCs w:val="28"/>
         </w:rPr>
         <w:t>┌───────────┐</w:t>
       </w:r>
@@ -42264,17 +42616,17 @@
           <w:rFonts w:cs="Calibri"/>
           <w:b/>
           <w:bCs/>
-          <w:sz w:val="32"/>
-          <w:szCs w:val="32"/>
-        </w:rPr>
-      </w:pPr>
-      <w:r>
-        <w:rPr>
-          <w:rFonts w:cs="Calibri"/>
-          <w:b/>
-          <w:bCs/>
-          <w:sz w:val="32"/>
-          <w:szCs w:val="32"/>
+          <w:sz w:val="28"/>
+          <w:szCs w:val="28"/>
+        </w:rPr>
+      </w:pPr>
+      <w:r>
+        <w:rPr>
+          <w:rFonts w:cs="Calibri"/>
+          <w:b/>
+          <w:bCs/>
+          <w:sz w:val="28"/>
+          <w:szCs w:val="28"/>
         </w:rPr>
         <w:t xml:space="preserve">│ </w:t>
       </w:r>
@@ -42284,8 +42636,8 @@
           <w:rFonts w:cs="Calibri"/>
           <w:b/>
           <w:bCs/>
-          <w:sz w:val="32"/>
-          <w:szCs w:val="32"/>
+          <w:sz w:val="28"/>
+          <w:szCs w:val="28"/>
         </w:rPr>
         <w:t>functionA</w:t>
       </w:r>
@@ -42295,8 +42647,8 @@
           <w:rFonts w:cs="Calibri"/>
           <w:b/>
           <w:bCs/>
-          <w:sz w:val="32"/>
-          <w:szCs w:val="32"/>
+          <w:sz w:val="28"/>
+          <w:szCs w:val="28"/>
         </w:rPr>
         <w:t xml:space="preserve">    │</w:t>
       </w:r>
@@ -42308,8 +42660,8 @@
           <w:rFonts w:cs="Calibri"/>
           <w:b/>
           <w:bCs/>
-          <w:sz w:val="32"/>
-          <w:szCs w:val="32"/>
+          <w:sz w:val="28"/>
+          <w:szCs w:val="28"/>
         </w:rPr>
       </w:pPr>
       <w:r>
@@ -42317,8 +42669,8 @@
           <w:rFonts w:ascii="Arial" w:hAnsi="Arial" w:cs="Arial"/>
           <w:b/>
           <w:bCs/>
-          <w:sz w:val="32"/>
-          <w:szCs w:val="32"/>
+          <w:sz w:val="28"/>
+          <w:szCs w:val="28"/>
         </w:rPr>
         <w:t>├</w:t>
       </w:r>
@@ -42327,8 +42679,8 @@
           <w:rFonts w:cs="Calibri"/>
           <w:b/>
           <w:bCs/>
-          <w:sz w:val="32"/>
-          <w:szCs w:val="32"/>
+          <w:sz w:val="28"/>
+          <w:szCs w:val="28"/>
         </w:rPr>
         <w:t>──────────</w:t>
       </w:r>
@@ -42337,8 +42689,8 @@
           <w:rFonts w:ascii="Arial" w:hAnsi="Arial" w:cs="Arial"/>
           <w:b/>
           <w:bCs/>
-          <w:sz w:val="32"/>
-          <w:szCs w:val="32"/>
+          <w:sz w:val="28"/>
+          <w:szCs w:val="28"/>
         </w:rPr>
         <w:t>┤</w:t>
       </w:r>
@@ -42350,17 +42702,17 @@
           <w:rFonts w:cs="Calibri"/>
           <w:b/>
           <w:bCs/>
-          <w:sz w:val="32"/>
-          <w:szCs w:val="32"/>
-        </w:rPr>
-      </w:pPr>
-      <w:r>
-        <w:rPr>
-          <w:rFonts w:cs="Calibri"/>
-          <w:b/>
-          <w:bCs/>
-          <w:sz w:val="32"/>
-          <w:szCs w:val="32"/>
+          <w:sz w:val="28"/>
+          <w:szCs w:val="28"/>
+        </w:rPr>
+      </w:pPr>
+      <w:r>
+        <w:rPr>
+          <w:rFonts w:cs="Calibri"/>
+          <w:b/>
+          <w:bCs/>
+          <w:sz w:val="28"/>
+          <w:szCs w:val="28"/>
         </w:rPr>
         <w:t>│   main            │</w:t>
       </w:r>
@@ -42372,17 +42724,17 @@
           <w:rFonts w:cs="Calibri"/>
           <w:b/>
           <w:bCs/>
-          <w:sz w:val="32"/>
-          <w:szCs w:val="32"/>
-        </w:rPr>
-      </w:pPr>
-      <w:r>
-        <w:rPr>
-          <w:rFonts w:cs="Calibri"/>
-          <w:b/>
-          <w:bCs/>
-          <w:sz w:val="32"/>
-          <w:szCs w:val="32"/>
+          <w:sz w:val="28"/>
+          <w:szCs w:val="28"/>
+        </w:rPr>
+      </w:pPr>
+      <w:r>
+        <w:rPr>
+          <w:rFonts w:cs="Calibri"/>
+          <w:b/>
+          <w:bCs/>
+          <w:sz w:val="28"/>
+          <w:szCs w:val="28"/>
         </w:rPr>
         <w:t>└───────── ─┘</w:t>
       </w:r>
@@ -42407,7 +42759,6 @@
           <w:sz w:val="32"/>
           <w:szCs w:val="32"/>
         </w:rPr>
-        <w:lastRenderedPageBreak/>
         <w:t>Step-5,</w:t>
       </w:r>
       <w:r>
@@ -42470,17 +42821,17 @@
           <w:rFonts w:cs="Calibri"/>
           <w:b/>
           <w:bCs/>
-          <w:sz w:val="32"/>
-          <w:szCs w:val="32"/>
-        </w:rPr>
-      </w:pPr>
-      <w:r>
-        <w:rPr>
-          <w:rFonts w:cs="Calibri"/>
-          <w:b/>
-          <w:bCs/>
-          <w:sz w:val="32"/>
-          <w:szCs w:val="32"/>
+          <w:sz w:val="28"/>
+          <w:szCs w:val="28"/>
+        </w:rPr>
+      </w:pPr>
+      <w:r>
+        <w:rPr>
+          <w:rFonts w:cs="Calibri"/>
+          <w:b/>
+          <w:bCs/>
+          <w:sz w:val="28"/>
+          <w:szCs w:val="28"/>
         </w:rPr>
         <w:t>┌──────┐</w:t>
       </w:r>
@@ -42492,18 +42843,19 @@
           <w:rFonts w:cs="Calibri"/>
           <w:b/>
           <w:bCs/>
-          <w:sz w:val="32"/>
-          <w:szCs w:val="32"/>
-        </w:rPr>
-      </w:pPr>
-      <w:r>
-        <w:rPr>
-          <w:rFonts w:cs="Calibri"/>
-          <w:b/>
-          <w:bCs/>
-          <w:sz w:val="32"/>
-          <w:szCs w:val="32"/>
-        </w:rPr>
+          <w:sz w:val="28"/>
+          <w:szCs w:val="28"/>
+        </w:rPr>
+      </w:pPr>
+      <w:r>
+        <w:rPr>
+          <w:rFonts w:cs="Calibri"/>
+          <w:b/>
+          <w:bCs/>
+          <w:sz w:val="28"/>
+          <w:szCs w:val="28"/>
+        </w:rPr>
+        <w:lastRenderedPageBreak/>
         <w:t xml:space="preserve">│ </w:t>
       </w:r>
       <w:proofErr w:type="gramStart"/>
@@ -42512,8 +42864,8 @@
           <w:rFonts w:cs="Calibri"/>
           <w:b/>
           <w:bCs/>
-          <w:sz w:val="32"/>
-          <w:szCs w:val="32"/>
+          <w:sz w:val="28"/>
+          <w:szCs w:val="28"/>
         </w:rPr>
         <w:t>main  │</w:t>
       </w:r>
@@ -42526,17 +42878,17 @@
           <w:rFonts w:cs="Calibri"/>
           <w:b/>
           <w:bCs/>
-          <w:sz w:val="32"/>
-          <w:szCs w:val="32"/>
-        </w:rPr>
-      </w:pPr>
-      <w:r>
-        <w:rPr>
-          <w:rFonts w:cs="Calibri"/>
-          <w:b/>
-          <w:bCs/>
-          <w:sz w:val="32"/>
-          <w:szCs w:val="32"/>
+          <w:sz w:val="28"/>
+          <w:szCs w:val="28"/>
+        </w:rPr>
+      </w:pPr>
+      <w:r>
+        <w:rPr>
+          <w:rFonts w:cs="Calibri"/>
+          <w:b/>
+          <w:bCs/>
+          <w:sz w:val="28"/>
+          <w:szCs w:val="28"/>
         </w:rPr>
         <w:t>└──────┘</w:t>
       </w:r>
@@ -42601,17 +42953,17 @@
           <w:rFonts w:cs="Calibri"/>
           <w:b/>
           <w:bCs/>
-          <w:sz w:val="32"/>
-          <w:szCs w:val="32"/>
-        </w:rPr>
-      </w:pPr>
-      <w:r>
-        <w:rPr>
-          <w:rFonts w:cs="Calibri"/>
-          <w:b/>
-          <w:bCs/>
-          <w:sz w:val="32"/>
-          <w:szCs w:val="32"/>
+          <w:sz w:val="28"/>
+          <w:szCs w:val="28"/>
+        </w:rPr>
+      </w:pPr>
+      <w:r>
+        <w:rPr>
+          <w:rFonts w:cs="Calibri"/>
+          <w:b/>
+          <w:bCs/>
+          <w:sz w:val="28"/>
+          <w:szCs w:val="28"/>
         </w:rPr>
         <w:t>(empty)</w:t>
       </w:r>
@@ -42657,17 +43009,17 @@
           <w:rFonts w:cs="Calibri"/>
           <w:b/>
           <w:bCs/>
-          <w:sz w:val="32"/>
-          <w:szCs w:val="32"/>
-        </w:rPr>
-      </w:pPr>
-      <w:r>
-        <w:rPr>
-          <w:rFonts w:cs="Calibri"/>
-          <w:b/>
-          <w:bCs/>
-          <w:sz w:val="32"/>
-          <w:szCs w:val="32"/>
+          <w:sz w:val="28"/>
+          <w:szCs w:val="28"/>
+        </w:rPr>
+      </w:pPr>
+      <w:r>
+        <w:rPr>
+          <w:rFonts w:cs="Calibri"/>
+          <w:b/>
+          <w:bCs/>
+          <w:sz w:val="28"/>
+          <w:szCs w:val="28"/>
         </w:rPr>
         <w:t>main</w:t>
       </w:r>
@@ -42679,17 +43031,17 @@
           <w:rFonts w:cs="Calibri"/>
           <w:b/>
           <w:bCs/>
-          <w:sz w:val="32"/>
-          <w:szCs w:val="32"/>
-        </w:rPr>
-      </w:pPr>
-      <w:r>
-        <w:rPr>
-          <w:rFonts w:cs="Calibri"/>
-          <w:b/>
-          <w:bCs/>
-          <w:sz w:val="32"/>
-          <w:szCs w:val="32"/>
+          <w:sz w:val="28"/>
+          <w:szCs w:val="28"/>
+        </w:rPr>
+      </w:pPr>
+      <w:r>
+        <w:rPr>
+          <w:rFonts w:cs="Calibri"/>
+          <w:b/>
+          <w:bCs/>
+          <w:sz w:val="28"/>
+          <w:szCs w:val="28"/>
         </w:rPr>
         <w:t xml:space="preserve"> └─ </w:t>
       </w:r>
@@ -42699,8 +43051,8 @@
           <w:rFonts w:cs="Calibri"/>
           <w:b/>
           <w:bCs/>
-          <w:sz w:val="32"/>
-          <w:szCs w:val="32"/>
+          <w:sz w:val="28"/>
+          <w:szCs w:val="28"/>
         </w:rPr>
         <w:t>functionA</w:t>
       </w:r>
@@ -42713,17 +43065,17 @@
           <w:rFonts w:cs="Calibri"/>
           <w:b/>
           <w:bCs/>
-          <w:sz w:val="32"/>
-          <w:szCs w:val="32"/>
-        </w:rPr>
-      </w:pPr>
-      <w:r>
-        <w:rPr>
-          <w:rFonts w:cs="Calibri"/>
-          <w:b/>
-          <w:bCs/>
-          <w:sz w:val="32"/>
-          <w:szCs w:val="32"/>
+          <w:sz w:val="28"/>
+          <w:szCs w:val="28"/>
+        </w:rPr>
+      </w:pPr>
+      <w:r>
+        <w:rPr>
+          <w:rFonts w:cs="Calibri"/>
+          <w:b/>
+          <w:bCs/>
+          <w:sz w:val="28"/>
+          <w:szCs w:val="28"/>
         </w:rPr>
         <w:t xml:space="preserve">      └─ </w:t>
       </w:r>
@@ -42733,8 +43085,8 @@
           <w:rFonts w:cs="Calibri"/>
           <w:b/>
           <w:bCs/>
-          <w:sz w:val="32"/>
-          <w:szCs w:val="32"/>
+          <w:sz w:val="28"/>
+          <w:szCs w:val="28"/>
         </w:rPr>
         <w:t>functionB</w:t>
       </w:r>
@@ -42744,8 +43096,8 @@
           <w:rFonts w:cs="Calibri"/>
           <w:b/>
           <w:bCs/>
-          <w:sz w:val="32"/>
-          <w:szCs w:val="32"/>
+          <w:sz w:val="28"/>
+          <w:szCs w:val="28"/>
         </w:rPr>
         <w:tab/>
       </w:r>
@@ -42754,8 +43106,8 @@
           <w:rFonts w:cs="Calibri"/>
           <w:b/>
           <w:bCs/>
-          <w:sz w:val="32"/>
-          <w:szCs w:val="32"/>
+          <w:sz w:val="28"/>
+          <w:szCs w:val="28"/>
         </w:rPr>
         <w:sym w:font="Wingdings" w:char="F0DF"/>
       </w:r>
@@ -42764,8 +43116,8 @@
           <w:rFonts w:cs="Calibri"/>
           <w:b/>
           <w:bCs/>
-          <w:sz w:val="32"/>
-          <w:szCs w:val="32"/>
+          <w:sz w:val="28"/>
+          <w:szCs w:val="28"/>
         </w:rPr>
         <w:t xml:space="preserve"> currently running</w:t>
       </w:r>
@@ -42943,6 +43295,16 @@
           <w:szCs w:val="32"/>
         </w:rPr>
       </w:pPr>
+    </w:p>
+    <w:p>
+      <w:pPr>
+        <w:jc w:val="both"/>
+        <w:rPr>
+          <w:rFonts w:cs="Calibri"/>
+          <w:sz w:val="32"/>
+          <w:szCs w:val="32"/>
+        </w:rPr>
+      </w:pPr>
       <w:r>
         <w:rPr>
           <w:rFonts w:cs="Calibri"/>
@@ -43079,17 +43441,17 @@
           <w:rFonts w:cs="Calibri"/>
           <w:b/>
           <w:bCs/>
-          <w:sz w:val="32"/>
-          <w:szCs w:val="32"/>
-        </w:rPr>
-      </w:pPr>
-      <w:r>
-        <w:rPr>
-          <w:rFonts w:cs="Calibri"/>
-          <w:b/>
-          <w:bCs/>
-          <w:sz w:val="32"/>
-          <w:szCs w:val="32"/>
+          <w:sz w:val="28"/>
+          <w:szCs w:val="28"/>
+        </w:rPr>
+      </w:pPr>
+      <w:r>
+        <w:rPr>
+          <w:rFonts w:cs="Calibri"/>
+          <w:b/>
+          <w:bCs/>
+          <w:sz w:val="28"/>
+          <w:szCs w:val="28"/>
         </w:rPr>
         <w:t>┌───────────┐</w:t>
       </w:r>
@@ -43101,17 +43463,17 @@
           <w:rFonts w:cs="Calibri"/>
           <w:b/>
           <w:bCs/>
-          <w:sz w:val="32"/>
-          <w:szCs w:val="32"/>
-        </w:rPr>
-      </w:pPr>
-      <w:r>
-        <w:rPr>
-          <w:rFonts w:cs="Calibri"/>
-          <w:b/>
-          <w:bCs/>
-          <w:sz w:val="32"/>
-          <w:szCs w:val="32"/>
+          <w:sz w:val="28"/>
+          <w:szCs w:val="28"/>
+        </w:rPr>
+      </w:pPr>
+      <w:r>
+        <w:rPr>
+          <w:rFonts w:cs="Calibri"/>
+          <w:b/>
+          <w:bCs/>
+          <w:sz w:val="28"/>
+          <w:szCs w:val="28"/>
         </w:rPr>
         <w:t xml:space="preserve">│ </w:t>
       </w:r>
@@ -43121,8 +43483,8 @@
           <w:rFonts w:cs="Calibri"/>
           <w:b/>
           <w:bCs/>
-          <w:sz w:val="32"/>
-          <w:szCs w:val="32"/>
+          <w:sz w:val="28"/>
+          <w:szCs w:val="28"/>
         </w:rPr>
         <w:t>fetchUser</w:t>
       </w:r>
@@ -43132,8 +43494,8 @@
           <w:rFonts w:cs="Calibri"/>
           <w:b/>
           <w:bCs/>
-          <w:sz w:val="32"/>
-          <w:szCs w:val="32"/>
+          <w:sz w:val="28"/>
+          <w:szCs w:val="28"/>
         </w:rPr>
         <w:t xml:space="preserve">    │</w:t>
       </w:r>
@@ -43145,8 +43507,8 @@
           <w:rFonts w:cs="Calibri"/>
           <w:b/>
           <w:bCs/>
-          <w:sz w:val="32"/>
-          <w:szCs w:val="32"/>
+          <w:sz w:val="28"/>
+          <w:szCs w:val="28"/>
         </w:rPr>
       </w:pPr>
       <w:r>
@@ -43154,8 +43516,8 @@
           <w:rFonts w:ascii="Arial" w:hAnsi="Arial" w:cs="Arial"/>
           <w:b/>
           <w:bCs/>
-          <w:sz w:val="32"/>
-          <w:szCs w:val="32"/>
+          <w:sz w:val="28"/>
+          <w:szCs w:val="28"/>
         </w:rPr>
         <w:t>├</w:t>
       </w:r>
@@ -43164,8 +43526,8 @@
           <w:rFonts w:cs="Calibri"/>
           <w:b/>
           <w:bCs/>
-          <w:sz w:val="32"/>
-          <w:szCs w:val="32"/>
+          <w:sz w:val="28"/>
+          <w:szCs w:val="28"/>
         </w:rPr>
         <w:t>───────── ─</w:t>
       </w:r>
@@ -43174,8 +43536,8 @@
           <w:rFonts w:ascii="Arial" w:hAnsi="Arial" w:cs="Arial"/>
           <w:b/>
           <w:bCs/>
-          <w:sz w:val="32"/>
-          <w:szCs w:val="32"/>
+          <w:sz w:val="28"/>
+          <w:szCs w:val="28"/>
         </w:rPr>
         <w:t>┤</w:t>
       </w:r>
@@ -43187,17 +43549,17 @@
           <w:rFonts w:cs="Calibri"/>
           <w:b/>
           <w:bCs/>
-          <w:sz w:val="32"/>
-          <w:szCs w:val="32"/>
-        </w:rPr>
-      </w:pPr>
-      <w:r>
-        <w:rPr>
-          <w:rFonts w:cs="Calibri"/>
-          <w:b/>
-          <w:bCs/>
-          <w:sz w:val="32"/>
-          <w:szCs w:val="32"/>
+          <w:sz w:val="28"/>
+          <w:szCs w:val="28"/>
+        </w:rPr>
+      </w:pPr>
+      <w:r>
+        <w:rPr>
+          <w:rFonts w:cs="Calibri"/>
+          <w:b/>
+          <w:bCs/>
+          <w:sz w:val="28"/>
+          <w:szCs w:val="28"/>
         </w:rPr>
         <w:t xml:space="preserve">│   main            </w:t>
       </w:r>
@@ -43206,8 +43568,8 @@
           <w:rFonts w:cs="Calibri"/>
           <w:b/>
           <w:bCs/>
-          <w:sz w:val="32"/>
-          <w:szCs w:val="32"/>
+          <w:sz w:val="28"/>
+          <w:szCs w:val="28"/>
         </w:rPr>
         <w:t xml:space="preserve"> </w:t>
       </w:r>
@@ -43216,8 +43578,8 @@
           <w:rFonts w:cs="Calibri"/>
           <w:b/>
           <w:bCs/>
-          <w:sz w:val="32"/>
-          <w:szCs w:val="32"/>
+          <w:sz w:val="28"/>
+          <w:szCs w:val="28"/>
         </w:rPr>
         <w:t>│</w:t>
       </w:r>
@@ -43229,19 +43591,18 @@
           <w:rFonts w:cs="Calibri"/>
           <w:b/>
           <w:bCs/>
-          <w:sz w:val="32"/>
-          <w:szCs w:val="32"/>
-        </w:rPr>
-      </w:pPr>
-      <w:r>
-        <w:rPr>
-          <w:rFonts w:cs="Calibri"/>
-          <w:b/>
-          <w:bCs/>
-          <w:sz w:val="32"/>
-          <w:szCs w:val="32"/>
-        </w:rPr>
-        <w:lastRenderedPageBreak/>
+          <w:sz w:val="28"/>
+          <w:szCs w:val="28"/>
+        </w:rPr>
+      </w:pPr>
+      <w:r>
+        <w:rPr>
+          <w:rFonts w:cs="Calibri"/>
+          <w:b/>
+          <w:bCs/>
+          <w:sz w:val="28"/>
+          <w:szCs w:val="28"/>
+        </w:rPr>
         <w:t>└──────</w:t>
       </w:r>
       <w:r>
@@ -43249,8 +43610,8 @@
           <w:rFonts w:cs="Calibri"/>
           <w:b/>
           <w:bCs/>
-          <w:sz w:val="32"/>
-          <w:szCs w:val="32"/>
+          <w:sz w:val="28"/>
+          <w:szCs w:val="28"/>
         </w:rPr>
         <w:t>─</w:t>
       </w:r>
@@ -43259,8 +43620,8 @@
           <w:rFonts w:cs="Calibri"/>
           <w:b/>
           <w:bCs/>
-          <w:sz w:val="32"/>
-          <w:szCs w:val="32"/>
+          <w:sz w:val="28"/>
+          <w:szCs w:val="28"/>
         </w:rPr>
         <w:t>────┘</w:t>
       </w:r>
@@ -43321,6 +43682,7 @@
           <w:sz w:val="32"/>
           <w:szCs w:val="32"/>
         </w:rPr>
+        <w:lastRenderedPageBreak/>
         <w:t>Register continuation callback.</w:t>
       </w:r>
     </w:p>
@@ -43344,7 +43706,23 @@
           <w:sz w:val="32"/>
           <w:szCs w:val="32"/>
         </w:rPr>
-        <w:t>Pause the function.</w:t>
+        <w:t>Pause</w:t>
+      </w:r>
+      <w:r>
+        <w:rPr>
+          <w:rFonts w:cs="Calibri"/>
+          <w:sz w:val="32"/>
+          <w:szCs w:val="32"/>
+        </w:rPr>
+        <w:t>s</w:t>
+      </w:r>
+      <w:r>
+        <w:rPr>
+          <w:rFonts w:cs="Calibri"/>
+          <w:sz w:val="32"/>
+          <w:szCs w:val="32"/>
+        </w:rPr>
+        <w:t xml:space="preserve"> the function.</w:t>
       </w:r>
     </w:p>
     <w:p>
@@ -43455,17 +43833,17 @@
           <w:rFonts w:cs="Calibri"/>
           <w:b/>
           <w:bCs/>
-          <w:sz w:val="32"/>
-          <w:szCs w:val="32"/>
-        </w:rPr>
-      </w:pPr>
-      <w:r>
-        <w:rPr>
-          <w:rFonts w:cs="Calibri"/>
-          <w:b/>
-          <w:bCs/>
-          <w:sz w:val="32"/>
-          <w:szCs w:val="32"/>
+          <w:sz w:val="28"/>
+          <w:szCs w:val="28"/>
+        </w:rPr>
+      </w:pPr>
+      <w:r>
+        <w:rPr>
+          <w:rFonts w:cs="Calibri"/>
+          <w:b/>
+          <w:bCs/>
+          <w:sz w:val="28"/>
+          <w:szCs w:val="28"/>
         </w:rPr>
         <w:t>┌──────┐</w:t>
       </w:r>
@@ -43477,17 +43855,17 @@
           <w:rFonts w:cs="Calibri"/>
           <w:b/>
           <w:bCs/>
-          <w:sz w:val="32"/>
-          <w:szCs w:val="32"/>
-        </w:rPr>
-      </w:pPr>
-      <w:r>
-        <w:rPr>
-          <w:rFonts w:cs="Calibri"/>
-          <w:b/>
-          <w:bCs/>
-          <w:sz w:val="32"/>
-          <w:szCs w:val="32"/>
+          <w:sz w:val="28"/>
+          <w:szCs w:val="28"/>
+        </w:rPr>
+      </w:pPr>
+      <w:r>
+        <w:rPr>
+          <w:rFonts w:cs="Calibri"/>
+          <w:b/>
+          <w:bCs/>
+          <w:sz w:val="28"/>
+          <w:szCs w:val="28"/>
         </w:rPr>
         <w:t>│ main   │</w:t>
       </w:r>
@@ -43499,17 +43877,17 @@
           <w:rFonts w:cs="Calibri"/>
           <w:b/>
           <w:bCs/>
-          <w:sz w:val="32"/>
-          <w:szCs w:val="32"/>
-        </w:rPr>
-      </w:pPr>
-      <w:r>
-        <w:rPr>
-          <w:rFonts w:cs="Calibri"/>
-          <w:b/>
-          <w:bCs/>
-          <w:sz w:val="32"/>
-          <w:szCs w:val="32"/>
+          <w:sz w:val="28"/>
+          <w:szCs w:val="28"/>
+        </w:rPr>
+      </w:pPr>
+      <w:r>
+        <w:rPr>
+          <w:rFonts w:cs="Calibri"/>
+          <w:b/>
+          <w:bCs/>
+          <w:sz w:val="28"/>
+          <w:szCs w:val="28"/>
         </w:rPr>
         <w:t>└──────┘</w:t>
       </w:r>
@@ -43597,17 +43975,17 @@
           <w:rFonts w:cs="Calibri"/>
           <w:b/>
           <w:bCs/>
-          <w:sz w:val="32"/>
-          <w:szCs w:val="32"/>
-        </w:rPr>
-      </w:pPr>
-      <w:r>
-        <w:rPr>
-          <w:rFonts w:cs="Calibri"/>
-          <w:b/>
-          <w:bCs/>
-          <w:sz w:val="32"/>
-          <w:szCs w:val="32"/>
+          <w:sz w:val="28"/>
+          <w:szCs w:val="28"/>
+        </w:rPr>
+      </w:pPr>
+      <w:r>
+        <w:rPr>
+          <w:rFonts w:cs="Calibri"/>
+          <w:b/>
+          <w:bCs/>
+          <w:sz w:val="28"/>
+          <w:szCs w:val="28"/>
         </w:rPr>
         <w:t>(empty)</w:t>
       </w:r>
@@ -43791,17 +44169,17 @@
           <w:rFonts w:cs="Calibri"/>
           <w:b/>
           <w:bCs/>
-          <w:sz w:val="32"/>
-          <w:szCs w:val="32"/>
-        </w:rPr>
-      </w:pPr>
-      <w:r>
-        <w:rPr>
-          <w:rFonts w:cs="Calibri"/>
-          <w:b/>
-          <w:bCs/>
-          <w:sz w:val="32"/>
-          <w:szCs w:val="32"/>
+          <w:sz w:val="28"/>
+          <w:szCs w:val="28"/>
+        </w:rPr>
+      </w:pPr>
+      <w:r>
+        <w:rPr>
+          <w:rFonts w:cs="Calibri"/>
+          <w:b/>
+          <w:bCs/>
+          <w:sz w:val="28"/>
+          <w:szCs w:val="28"/>
         </w:rPr>
         <w:t>Callback Queue</w:t>
       </w:r>
@@ -43810,8 +44188,8 @@
           <w:rFonts w:cs="Calibri"/>
           <w:b/>
           <w:bCs/>
-          <w:sz w:val="32"/>
-          <w:szCs w:val="32"/>
+          <w:sz w:val="28"/>
+          <w:szCs w:val="28"/>
         </w:rPr>
         <w:t xml:space="preserve">     // Call Stack empty</w:t>
       </w:r>
@@ -43823,17 +44201,17 @@
           <w:rFonts w:cs="Calibri"/>
           <w:b/>
           <w:bCs/>
-          <w:sz w:val="32"/>
-          <w:szCs w:val="32"/>
-        </w:rPr>
-      </w:pPr>
-      <w:r>
-        <w:rPr>
-          <w:rFonts w:cs="Calibri"/>
-          <w:b/>
-          <w:bCs/>
-          <w:sz w:val="32"/>
-          <w:szCs w:val="32"/>
+          <w:sz w:val="28"/>
+          <w:szCs w:val="28"/>
+        </w:rPr>
+      </w:pPr>
+      <w:r>
+        <w:rPr>
+          <w:rFonts w:cs="Calibri"/>
+          <w:b/>
+          <w:bCs/>
+          <w:sz w:val="28"/>
+          <w:szCs w:val="28"/>
         </w:rPr>
         <w:t xml:space="preserve">      ↓</w:t>
       </w:r>
@@ -43845,17 +44223,17 @@
           <w:rFonts w:cs="Calibri"/>
           <w:b/>
           <w:bCs/>
-          <w:sz w:val="32"/>
-          <w:szCs w:val="32"/>
-        </w:rPr>
-      </w:pPr>
-      <w:r>
-        <w:rPr>
-          <w:rFonts w:cs="Calibri"/>
-          <w:b/>
-          <w:bCs/>
-          <w:sz w:val="32"/>
-          <w:szCs w:val="32"/>
+          <w:sz w:val="28"/>
+          <w:szCs w:val="28"/>
+        </w:rPr>
+      </w:pPr>
+      <w:r>
+        <w:rPr>
+          <w:rFonts w:cs="Calibri"/>
+          <w:b/>
+          <w:bCs/>
+          <w:sz w:val="28"/>
+          <w:szCs w:val="28"/>
         </w:rPr>
         <w:t>Event Loop</w:t>
       </w:r>
@@ -43867,17 +44245,17 @@
           <w:rFonts w:cs="Calibri"/>
           <w:b/>
           <w:bCs/>
-          <w:sz w:val="32"/>
-          <w:szCs w:val="32"/>
-        </w:rPr>
-      </w:pPr>
-      <w:r>
-        <w:rPr>
-          <w:rFonts w:cs="Calibri"/>
-          <w:b/>
-          <w:bCs/>
-          <w:sz w:val="32"/>
-          <w:szCs w:val="32"/>
+          <w:sz w:val="28"/>
+          <w:szCs w:val="28"/>
+        </w:rPr>
+      </w:pPr>
+      <w:r>
+        <w:rPr>
+          <w:rFonts w:cs="Calibri"/>
+          <w:b/>
+          <w:bCs/>
+          <w:sz w:val="28"/>
+          <w:szCs w:val="28"/>
         </w:rPr>
         <w:t xml:space="preserve">      ↓</w:t>
       </w:r>
@@ -43889,17 +44267,17 @@
           <w:rFonts w:cs="Calibri"/>
           <w:b/>
           <w:bCs/>
-          <w:sz w:val="32"/>
-          <w:szCs w:val="32"/>
-        </w:rPr>
-      </w:pPr>
-      <w:r>
-        <w:rPr>
-          <w:rFonts w:cs="Calibri"/>
-          <w:b/>
-          <w:bCs/>
-          <w:sz w:val="32"/>
-          <w:szCs w:val="32"/>
+          <w:sz w:val="28"/>
+          <w:szCs w:val="28"/>
+        </w:rPr>
+      </w:pPr>
+      <w:r>
+        <w:rPr>
+          <w:rFonts w:cs="Calibri"/>
+          <w:b/>
+          <w:bCs/>
+          <w:sz w:val="28"/>
+          <w:szCs w:val="28"/>
         </w:rPr>
         <w:t xml:space="preserve">Resume </w:t>
       </w:r>
@@ -43909,8 +44287,8 @@
           <w:rFonts w:cs="Calibri"/>
           <w:b/>
           <w:bCs/>
-          <w:sz w:val="32"/>
-          <w:szCs w:val="32"/>
+          <w:sz w:val="28"/>
+          <w:szCs w:val="28"/>
         </w:rPr>
         <w:t>fetchUser</w:t>
       </w:r>
@@ -43975,17 +44353,17 @@
           <w:rFonts w:cs="Calibri"/>
           <w:b/>
           <w:bCs/>
-          <w:sz w:val="32"/>
-          <w:szCs w:val="32"/>
-        </w:rPr>
-      </w:pPr>
-      <w:r>
-        <w:rPr>
-          <w:rFonts w:cs="Calibri"/>
-          <w:b/>
-          <w:bCs/>
-          <w:sz w:val="32"/>
-          <w:szCs w:val="32"/>
+          <w:sz w:val="28"/>
+          <w:szCs w:val="28"/>
+        </w:rPr>
+      </w:pPr>
+      <w:r>
+        <w:rPr>
+          <w:rFonts w:cs="Calibri"/>
+          <w:b/>
+          <w:bCs/>
+          <w:sz w:val="28"/>
+          <w:szCs w:val="28"/>
         </w:rPr>
         <w:t>┌───────────┐</w:t>
       </w:r>
@@ -43997,17 +44375,17 @@
           <w:rFonts w:cs="Calibri"/>
           <w:b/>
           <w:bCs/>
-          <w:sz w:val="32"/>
-          <w:szCs w:val="32"/>
-        </w:rPr>
-      </w:pPr>
-      <w:r>
-        <w:rPr>
-          <w:rFonts w:cs="Calibri"/>
-          <w:b/>
-          <w:bCs/>
-          <w:sz w:val="32"/>
-          <w:szCs w:val="32"/>
+          <w:sz w:val="28"/>
+          <w:szCs w:val="28"/>
+        </w:rPr>
+      </w:pPr>
+      <w:r>
+        <w:rPr>
+          <w:rFonts w:cs="Calibri"/>
+          <w:b/>
+          <w:bCs/>
+          <w:sz w:val="28"/>
+          <w:szCs w:val="28"/>
         </w:rPr>
         <w:t xml:space="preserve">│ </w:t>
       </w:r>
@@ -44017,8 +44395,8 @@
           <w:rFonts w:cs="Calibri"/>
           <w:b/>
           <w:bCs/>
-          <w:sz w:val="32"/>
-          <w:szCs w:val="32"/>
+          <w:sz w:val="28"/>
+          <w:szCs w:val="28"/>
         </w:rPr>
         <w:t>fetchUser</w:t>
       </w:r>
@@ -44028,8 +44406,8 @@
           <w:rFonts w:cs="Calibri"/>
           <w:b/>
           <w:bCs/>
-          <w:sz w:val="32"/>
-          <w:szCs w:val="32"/>
+          <w:sz w:val="28"/>
+          <w:szCs w:val="28"/>
         </w:rPr>
         <w:t xml:space="preserve">    │</w:t>
       </w:r>
@@ -44041,108 +44419,166 @@
           <w:rFonts w:cs="Calibri"/>
           <w:b/>
           <w:bCs/>
-          <w:sz w:val="32"/>
-          <w:szCs w:val="32"/>
-        </w:rPr>
-      </w:pPr>
-      <w:r>
-        <w:rPr>
-          <w:rFonts w:cs="Calibri"/>
-          <w:b/>
-          <w:bCs/>
+          <w:sz w:val="28"/>
+          <w:szCs w:val="28"/>
+        </w:rPr>
+      </w:pPr>
+      <w:r>
+        <w:rPr>
+          <w:rFonts w:cs="Calibri"/>
+          <w:b/>
+          <w:bCs/>
+          <w:sz w:val="28"/>
+          <w:szCs w:val="28"/>
+        </w:rPr>
+        <w:t>└───────────┘</w:t>
+      </w:r>
+    </w:p>
+    <w:p>
+      <w:pPr>
+        <w:jc w:val="both"/>
+        <w:rPr>
+          <w:rFonts w:cs="Calibri"/>
+          <w:sz w:val="32"/>
+          <w:szCs w:val="32"/>
+        </w:rPr>
+      </w:pPr>
+      <w:r>
+        <w:rPr>
+          <w:rFonts w:cs="Calibri"/>
+          <w:sz w:val="32"/>
+          <w:szCs w:val="32"/>
+        </w:rPr>
+        <w:t xml:space="preserve"># and execution continues after the </w:t>
+      </w:r>
+      <w:r>
+        <w:rPr>
+          <w:rFonts w:cs="Calibri"/>
+          <w:b/>
+          <w:bCs/>
+          <w:sz w:val="32"/>
+          <w:szCs w:val="32"/>
+        </w:rPr>
+        <w:t>await</w:t>
+      </w:r>
+      <w:r>
+        <w:rPr>
+          <w:rFonts w:cs="Calibri"/>
+          <w:sz w:val="32"/>
+          <w:szCs w:val="32"/>
+        </w:rPr>
+        <w:t xml:space="preserve"> part in that function</w:t>
+      </w:r>
+      <w:r>
+        <w:rPr>
+          <w:rFonts w:cs="Calibri"/>
+          <w:sz w:val="32"/>
+          <w:szCs w:val="32"/>
+        </w:rPr>
+        <w:t xml:space="preserve"> (</w:t>
+      </w:r>
+      <w:proofErr w:type="spellStart"/>
+      <w:proofErr w:type="gramStart"/>
+      <w:r>
+        <w:rPr>
+          <w:rFonts w:cs="Calibri"/>
+          <w:b/>
+          <w:bCs/>
+          <w:sz w:val="32"/>
+          <w:szCs w:val="32"/>
+        </w:rPr>
+        <w:t>fetchUser</w:t>
+      </w:r>
+      <w:proofErr w:type="spellEnd"/>
+      <w:r>
+        <w:rPr>
+          <w:rFonts w:cs="Calibri"/>
+          <w:b/>
+          <w:bCs/>
+          <w:sz w:val="32"/>
+          <w:szCs w:val="32"/>
+        </w:rPr>
+        <w:t>(</w:t>
+      </w:r>
+      <w:proofErr w:type="gramEnd"/>
+      <w:r>
+        <w:rPr>
+          <w:rFonts w:cs="Calibri"/>
+          <w:b/>
+          <w:bCs/>
+          <w:sz w:val="32"/>
+          <w:szCs w:val="32"/>
+        </w:rPr>
+        <w:t>)</w:t>
+      </w:r>
+      <w:r>
+        <w:rPr>
+          <w:rFonts w:cs="Calibri"/>
+          <w:sz w:val="32"/>
+          <w:szCs w:val="32"/>
+        </w:rPr>
+        <w:t>)</w:t>
+      </w:r>
+      <w:r>
+        <w:rPr>
+          <w:rFonts w:cs="Calibri"/>
+          <w:sz w:val="32"/>
+          <w:szCs w:val="32"/>
+        </w:rPr>
+        <w:t xml:space="preserve">. This is how </w:t>
+      </w:r>
+      <w:r>
+        <w:rPr>
+          <w:rFonts w:cs="Calibri"/>
+          <w:b/>
+          <w:bCs/>
+          <w:sz w:val="32"/>
+          <w:szCs w:val="32"/>
+        </w:rPr>
+        <w:t>Call Stack</w:t>
+      </w:r>
+      <w:r>
+        <w:rPr>
+          <w:rFonts w:cs="Calibri"/>
+          <w:sz w:val="32"/>
+          <w:szCs w:val="32"/>
+        </w:rPr>
+        <w:t xml:space="preserve">, </w:t>
+      </w:r>
+      <w:r>
+        <w:rPr>
+          <w:rFonts w:cs="Calibri"/>
+          <w:b/>
+          <w:bCs/>
+          <w:sz w:val="32"/>
+          <w:szCs w:val="32"/>
+        </w:rPr>
+        <w:t>Event Loop</w:t>
+      </w:r>
+      <w:r>
+        <w:rPr>
+          <w:rFonts w:cs="Calibri"/>
+          <w:sz w:val="32"/>
+          <w:szCs w:val="32"/>
+        </w:rPr>
+        <w:t>,</w:t>
+      </w:r>
+      <w:r>
+        <w:rPr>
+          <w:rFonts w:cs="Calibri"/>
+          <w:sz w:val="32"/>
+          <w:szCs w:val="32"/>
+        </w:rPr>
+        <w:t xml:space="preserve"> Microtask </w:t>
+      </w:r>
+      <w:r>
+        <w:rPr>
+          <w:rFonts w:cs="Calibri"/>
           <w:sz w:val="32"/>
           <w:szCs w:val="32"/>
         </w:rPr>
         <w:lastRenderedPageBreak/>
-        <w:t>└───────────┘</w:t>
-      </w:r>
-    </w:p>
-    <w:p>
-      <w:pPr>
-        <w:jc w:val="both"/>
-        <w:rPr>
-          <w:rFonts w:cs="Calibri"/>
-          <w:sz w:val="32"/>
-          <w:szCs w:val="32"/>
-        </w:rPr>
-      </w:pPr>
-      <w:r>
-        <w:rPr>
-          <w:rFonts w:cs="Calibri"/>
-          <w:sz w:val="32"/>
-          <w:szCs w:val="32"/>
-        </w:rPr>
-        <w:t xml:space="preserve"># and execution continues after the </w:t>
-      </w:r>
-      <w:r>
-        <w:rPr>
-          <w:rFonts w:cs="Calibri"/>
-          <w:b/>
-          <w:bCs/>
-          <w:sz w:val="32"/>
-          <w:szCs w:val="32"/>
-        </w:rPr>
-        <w:t>await</w:t>
-      </w:r>
-      <w:r>
-        <w:rPr>
-          <w:rFonts w:cs="Calibri"/>
-          <w:sz w:val="32"/>
-          <w:szCs w:val="32"/>
-        </w:rPr>
-        <w:t xml:space="preserve"> part in that function</w:t>
-      </w:r>
-      <w:r>
-        <w:rPr>
-          <w:rFonts w:cs="Calibri"/>
-          <w:sz w:val="32"/>
-          <w:szCs w:val="32"/>
-        </w:rPr>
-        <w:t xml:space="preserve">. This is how </w:t>
-      </w:r>
-      <w:r>
-        <w:rPr>
-          <w:rFonts w:cs="Calibri"/>
-          <w:b/>
-          <w:bCs/>
-          <w:sz w:val="32"/>
-          <w:szCs w:val="32"/>
-        </w:rPr>
-        <w:t>Call Stack</w:t>
-      </w:r>
-      <w:r>
-        <w:rPr>
-          <w:rFonts w:cs="Calibri"/>
-          <w:sz w:val="32"/>
-          <w:szCs w:val="32"/>
-        </w:rPr>
-        <w:t xml:space="preserve">, </w:t>
-      </w:r>
-      <w:r>
-        <w:rPr>
-          <w:rFonts w:cs="Calibri"/>
-          <w:b/>
-          <w:bCs/>
-          <w:sz w:val="32"/>
-          <w:szCs w:val="32"/>
-        </w:rPr>
-        <w:t>Event Loop</w:t>
-      </w:r>
-      <w:r>
-        <w:rPr>
-          <w:rFonts w:cs="Calibri"/>
-          <w:sz w:val="32"/>
-          <w:szCs w:val="32"/>
-        </w:rPr>
-        <w:t>,</w:t>
-      </w:r>
-      <w:r>
-        <w:rPr>
-          <w:rFonts w:cs="Calibri"/>
-          <w:sz w:val="32"/>
-          <w:szCs w:val="32"/>
-        </w:rPr>
-        <w:t xml:space="preserve"> Microtask Queue,</w:t>
+        <w:t>Queue,</w:t>
       </w:r>
       <w:r>
         <w:rPr>
@@ -44522,6 +44958,16 @@
           <w:szCs w:val="32"/>
         </w:rPr>
       </w:pPr>
+    </w:p>
+    <w:p>
+      <w:pPr>
+        <w:jc w:val="both"/>
+        <w:rPr>
+          <w:rFonts w:cs="Calibri"/>
+          <w:sz w:val="32"/>
+          <w:szCs w:val="32"/>
+        </w:rPr>
+      </w:pPr>
       <w:r>
         <w:rPr>
           <w:rFonts w:cs="Calibri"/>
@@ -44624,17 +45070,17 @@
           <w:rFonts w:cs="Calibri"/>
           <w:b/>
           <w:bCs/>
-          <w:sz w:val="32"/>
-          <w:szCs w:val="32"/>
-        </w:rPr>
-      </w:pPr>
-      <w:r>
-        <w:rPr>
-          <w:rFonts w:cs="Calibri"/>
-          <w:b/>
-          <w:bCs/>
-          <w:sz w:val="32"/>
-          <w:szCs w:val="32"/>
+          <w:sz w:val="28"/>
+          <w:szCs w:val="28"/>
+        </w:rPr>
+      </w:pPr>
+      <w:r>
+        <w:rPr>
+          <w:rFonts w:cs="Calibri"/>
+          <w:b/>
+          <w:bCs/>
+          <w:sz w:val="28"/>
+          <w:szCs w:val="28"/>
         </w:rPr>
         <w:t>Microtask Queue</w:t>
       </w:r>
@@ -44646,17 +45092,17 @@
           <w:rFonts w:cs="Calibri"/>
           <w:b/>
           <w:bCs/>
-          <w:sz w:val="32"/>
-          <w:szCs w:val="32"/>
-        </w:rPr>
-      </w:pPr>
-      <w:r>
-        <w:rPr>
-          <w:rFonts w:cs="Calibri"/>
-          <w:b/>
-          <w:bCs/>
-          <w:sz w:val="32"/>
-          <w:szCs w:val="32"/>
+          <w:sz w:val="28"/>
+          <w:szCs w:val="28"/>
+        </w:rPr>
+      </w:pPr>
+      <w:r>
+        <w:rPr>
+          <w:rFonts w:cs="Calibri"/>
+          <w:b/>
+          <w:bCs/>
+          <w:sz w:val="28"/>
+          <w:szCs w:val="28"/>
         </w:rPr>
         <w:t>---------------</w:t>
       </w:r>
@@ -44668,17 +45114,17 @@
           <w:rFonts w:cs="Calibri"/>
           <w:b/>
           <w:bCs/>
-          <w:sz w:val="32"/>
-          <w:szCs w:val="32"/>
-        </w:rPr>
-      </w:pPr>
-      <w:r>
-        <w:rPr>
-          <w:rFonts w:cs="Calibri"/>
-          <w:b/>
-          <w:bCs/>
-          <w:sz w:val="32"/>
-          <w:szCs w:val="32"/>
+          <w:sz w:val="28"/>
+          <w:szCs w:val="28"/>
+        </w:rPr>
+      </w:pPr>
+      <w:r>
+        <w:rPr>
+          <w:rFonts w:cs="Calibri"/>
+          <w:b/>
+          <w:bCs/>
+          <w:sz w:val="28"/>
+          <w:szCs w:val="28"/>
         </w:rPr>
         <w:t>M1</w:t>
       </w:r>
@@ -44690,17 +45136,17 @@
           <w:rFonts w:cs="Calibri"/>
           <w:b/>
           <w:bCs/>
-          <w:sz w:val="32"/>
-          <w:szCs w:val="32"/>
-        </w:rPr>
-      </w:pPr>
-      <w:r>
-        <w:rPr>
-          <w:rFonts w:cs="Calibri"/>
-          <w:b/>
-          <w:bCs/>
-          <w:sz w:val="32"/>
-          <w:szCs w:val="32"/>
+          <w:sz w:val="28"/>
+          <w:szCs w:val="28"/>
+        </w:rPr>
+      </w:pPr>
+      <w:r>
+        <w:rPr>
+          <w:rFonts w:cs="Calibri"/>
+          <w:b/>
+          <w:bCs/>
+          <w:sz w:val="28"/>
+          <w:szCs w:val="28"/>
         </w:rPr>
         <w:t>M2</w:t>
       </w:r>
@@ -44712,17 +45158,29 @@
           <w:rFonts w:cs="Calibri"/>
           <w:b/>
           <w:bCs/>
-          <w:sz w:val="32"/>
-          <w:szCs w:val="32"/>
-        </w:rPr>
-      </w:pPr>
-      <w:r>
-        <w:rPr>
-          <w:rFonts w:cs="Calibri"/>
-          <w:b/>
-          <w:bCs/>
-          <w:sz w:val="32"/>
-          <w:szCs w:val="32"/>
+          <w:sz w:val="28"/>
+          <w:szCs w:val="28"/>
+        </w:rPr>
+      </w:pPr>
+    </w:p>
+    <w:p>
+      <w:pPr>
+        <w:jc w:val="both"/>
+        <w:rPr>
+          <w:rFonts w:cs="Calibri"/>
+          <w:b/>
+          <w:bCs/>
+          <w:sz w:val="28"/>
+          <w:szCs w:val="28"/>
+        </w:rPr>
+      </w:pPr>
+      <w:r>
+        <w:rPr>
+          <w:rFonts w:cs="Calibri"/>
+          <w:b/>
+          <w:bCs/>
+          <w:sz w:val="28"/>
+          <w:szCs w:val="28"/>
         </w:rPr>
         <w:t>Event Queue</w:t>
       </w:r>
@@ -44734,17 +45192,17 @@
           <w:rFonts w:cs="Calibri"/>
           <w:b/>
           <w:bCs/>
-          <w:sz w:val="32"/>
-          <w:szCs w:val="32"/>
-        </w:rPr>
-      </w:pPr>
-      <w:r>
-        <w:rPr>
-          <w:rFonts w:cs="Calibri"/>
-          <w:b/>
-          <w:bCs/>
-          <w:sz w:val="32"/>
-          <w:szCs w:val="32"/>
+          <w:sz w:val="28"/>
+          <w:szCs w:val="28"/>
+        </w:rPr>
+      </w:pPr>
+      <w:r>
+        <w:rPr>
+          <w:rFonts w:cs="Calibri"/>
+          <w:b/>
+          <w:bCs/>
+          <w:sz w:val="28"/>
+          <w:szCs w:val="28"/>
         </w:rPr>
         <w:t>-----------</w:t>
       </w:r>
@@ -44756,17 +45214,17 @@
           <w:rFonts w:cs="Calibri"/>
           <w:b/>
           <w:bCs/>
-          <w:sz w:val="32"/>
-          <w:szCs w:val="32"/>
-        </w:rPr>
-      </w:pPr>
-      <w:r>
-        <w:rPr>
-          <w:rFonts w:cs="Calibri"/>
-          <w:b/>
-          <w:bCs/>
-          <w:sz w:val="32"/>
-          <w:szCs w:val="32"/>
+          <w:sz w:val="28"/>
+          <w:szCs w:val="28"/>
+        </w:rPr>
+      </w:pPr>
+      <w:r>
+        <w:rPr>
+          <w:rFonts w:cs="Calibri"/>
+          <w:b/>
+          <w:bCs/>
+          <w:sz w:val="28"/>
+          <w:szCs w:val="28"/>
         </w:rPr>
         <w:t>E1</w:t>
       </w:r>
@@ -44778,17 +45236,17 @@
           <w:rFonts w:cs="Calibri"/>
           <w:b/>
           <w:bCs/>
-          <w:sz w:val="32"/>
-          <w:szCs w:val="32"/>
-        </w:rPr>
-      </w:pPr>
-      <w:r>
-        <w:rPr>
-          <w:rFonts w:cs="Calibri"/>
-          <w:b/>
-          <w:bCs/>
-          <w:sz w:val="32"/>
-          <w:szCs w:val="32"/>
+          <w:sz w:val="28"/>
+          <w:szCs w:val="28"/>
+        </w:rPr>
+      </w:pPr>
+      <w:r>
+        <w:rPr>
+          <w:rFonts w:cs="Calibri"/>
+          <w:b/>
+          <w:bCs/>
+          <w:sz w:val="28"/>
+          <w:szCs w:val="28"/>
         </w:rPr>
         <w:lastRenderedPageBreak/>
         <w:t>E2</w:t>
@@ -44801,17 +45259,17 @@
           <w:rFonts w:cs="Calibri"/>
           <w:b/>
           <w:bCs/>
-          <w:sz w:val="32"/>
-          <w:szCs w:val="32"/>
-        </w:rPr>
-      </w:pPr>
-      <w:r>
-        <w:rPr>
-          <w:rFonts w:cs="Calibri"/>
-          <w:b/>
-          <w:bCs/>
-          <w:sz w:val="32"/>
-          <w:szCs w:val="32"/>
+          <w:sz w:val="28"/>
+          <w:szCs w:val="28"/>
+        </w:rPr>
+      </w:pPr>
+      <w:r>
+        <w:rPr>
+          <w:rFonts w:cs="Calibri"/>
+          <w:b/>
+          <w:bCs/>
+          <w:sz w:val="28"/>
+          <w:szCs w:val="28"/>
         </w:rPr>
         <w:t>E3</w:t>
       </w:r>
@@ -44875,17 +45333,17 @@
           <w:rFonts w:cs="Calibri"/>
           <w:b/>
           <w:bCs/>
-          <w:sz w:val="32"/>
-          <w:szCs w:val="32"/>
-        </w:rPr>
-      </w:pPr>
-      <w:r>
-        <w:rPr>
-          <w:rFonts w:cs="Calibri"/>
-          <w:b/>
-          <w:bCs/>
-          <w:sz w:val="32"/>
-          <w:szCs w:val="32"/>
+          <w:sz w:val="28"/>
+          <w:szCs w:val="28"/>
+        </w:rPr>
+      </w:pPr>
+      <w:r>
+        <w:rPr>
+          <w:rFonts w:cs="Calibri"/>
+          <w:b/>
+          <w:bCs/>
+          <w:sz w:val="28"/>
+          <w:szCs w:val="28"/>
         </w:rPr>
         <w:t>1. Execute current stack   // Callback Stack empty?</w:t>
       </w:r>
@@ -44897,17 +45355,17 @@
           <w:rFonts w:cs="Calibri"/>
           <w:b/>
           <w:bCs/>
-          <w:sz w:val="32"/>
-          <w:szCs w:val="32"/>
-        </w:rPr>
-      </w:pPr>
-      <w:r>
-        <w:rPr>
-          <w:rFonts w:cs="Calibri"/>
-          <w:b/>
-          <w:bCs/>
-          <w:sz w:val="32"/>
-          <w:szCs w:val="32"/>
+          <w:sz w:val="28"/>
+          <w:szCs w:val="28"/>
+        </w:rPr>
+      </w:pPr>
+      <w:r>
+        <w:rPr>
+          <w:rFonts w:cs="Calibri"/>
+          <w:b/>
+          <w:bCs/>
+          <w:sz w:val="28"/>
+          <w:szCs w:val="28"/>
         </w:rPr>
         <w:t>2. Empty ALL microtasks</w:t>
       </w:r>
@@ -44919,17 +45377,17 @@
           <w:rFonts w:cs="Calibri"/>
           <w:b/>
           <w:bCs/>
-          <w:sz w:val="32"/>
-          <w:szCs w:val="32"/>
-        </w:rPr>
-      </w:pPr>
-      <w:r>
-        <w:rPr>
-          <w:rFonts w:cs="Calibri"/>
-          <w:b/>
-          <w:bCs/>
-          <w:sz w:val="32"/>
-          <w:szCs w:val="32"/>
+          <w:sz w:val="28"/>
+          <w:szCs w:val="28"/>
+        </w:rPr>
+      </w:pPr>
+      <w:r>
+        <w:rPr>
+          <w:rFonts w:cs="Calibri"/>
+          <w:b/>
+          <w:bCs/>
+          <w:sz w:val="28"/>
+          <w:szCs w:val="28"/>
         </w:rPr>
         <w:t xml:space="preserve">3. Execute ONE event // </w:t>
       </w:r>
@@ -44939,8 +45397,8 @@
           <w:rFonts w:cs="Calibri"/>
           <w:b/>
           <w:bCs/>
-          <w:sz w:val="32"/>
-          <w:szCs w:val="32"/>
+          <w:sz w:val="28"/>
+          <w:szCs w:val="28"/>
         </w:rPr>
         <w:t>Future(</w:t>
       </w:r>
@@ -44950,8 +45408,8 @@
           <w:rFonts w:cs="Calibri"/>
           <w:b/>
           <w:bCs/>
-          <w:sz w:val="32"/>
-          <w:szCs w:val="32"/>
+          <w:sz w:val="28"/>
+          <w:szCs w:val="28"/>
         </w:rPr>
         <w:t>) or .delayed() without async/await</w:t>
       </w:r>
@@ -44963,17 +45421,17 @@
           <w:rFonts w:cs="Calibri"/>
           <w:b/>
           <w:bCs/>
-          <w:sz w:val="32"/>
-          <w:szCs w:val="32"/>
-        </w:rPr>
-      </w:pPr>
-      <w:r>
-        <w:rPr>
-          <w:rFonts w:cs="Calibri"/>
-          <w:b/>
-          <w:bCs/>
-          <w:sz w:val="32"/>
-          <w:szCs w:val="32"/>
+          <w:sz w:val="28"/>
+          <w:szCs w:val="28"/>
+        </w:rPr>
+      </w:pPr>
+      <w:r>
+        <w:rPr>
+          <w:rFonts w:cs="Calibri"/>
+          <w:b/>
+          <w:bCs/>
+          <w:sz w:val="28"/>
+          <w:szCs w:val="28"/>
         </w:rPr>
         <w:t>4. Empty ALL microtasks</w:t>
       </w:r>
@@ -44985,17 +45443,17 @@
           <w:rFonts w:cs="Calibri"/>
           <w:b/>
           <w:bCs/>
-          <w:sz w:val="32"/>
-          <w:szCs w:val="32"/>
-        </w:rPr>
-      </w:pPr>
-      <w:r>
-        <w:rPr>
-          <w:rFonts w:cs="Calibri"/>
-          <w:b/>
-          <w:bCs/>
-          <w:sz w:val="32"/>
-          <w:szCs w:val="32"/>
+          <w:sz w:val="28"/>
+          <w:szCs w:val="28"/>
+        </w:rPr>
+      </w:pPr>
+      <w:r>
+        <w:rPr>
+          <w:rFonts w:cs="Calibri"/>
+          <w:b/>
+          <w:bCs/>
+          <w:sz w:val="28"/>
+          <w:szCs w:val="28"/>
         </w:rPr>
         <w:t>5. Execute ONE event</w:t>
       </w:r>
@@ -45007,17 +45465,17 @@
           <w:rFonts w:cs="Calibri"/>
           <w:b/>
           <w:bCs/>
-          <w:sz w:val="32"/>
-          <w:szCs w:val="32"/>
-        </w:rPr>
-      </w:pPr>
-      <w:r>
-        <w:rPr>
-          <w:rFonts w:cs="Calibri"/>
-          <w:b/>
-          <w:bCs/>
-          <w:sz w:val="32"/>
-          <w:szCs w:val="32"/>
+          <w:sz w:val="28"/>
+          <w:szCs w:val="28"/>
+        </w:rPr>
+      </w:pPr>
+      <w:r>
+        <w:rPr>
+          <w:rFonts w:cs="Calibri"/>
+          <w:b/>
+          <w:bCs/>
+          <w:sz w:val="28"/>
+          <w:szCs w:val="28"/>
         </w:rPr>
         <w:t>6. Repeat</w:t>
       </w:r>
@@ -45047,17 +45505,17 @@
           <w:rFonts w:cs="Calibri"/>
           <w:b/>
           <w:bCs/>
-          <w:sz w:val="32"/>
-          <w:szCs w:val="32"/>
-        </w:rPr>
-      </w:pPr>
-      <w:r>
-        <w:rPr>
-          <w:rFonts w:cs="Calibri"/>
-          <w:b/>
-          <w:bCs/>
-          <w:sz w:val="32"/>
-          <w:szCs w:val="32"/>
+          <w:sz w:val="28"/>
+          <w:szCs w:val="28"/>
+        </w:rPr>
+      </w:pPr>
+      <w:r>
+        <w:rPr>
+          <w:rFonts w:cs="Calibri"/>
+          <w:b/>
+          <w:bCs/>
+          <w:sz w:val="28"/>
+          <w:szCs w:val="28"/>
         </w:rPr>
         <w:t>Single Thread</w:t>
       </w:r>
@@ -45069,17 +45527,17 @@
           <w:rFonts w:cs="Calibri"/>
           <w:b/>
           <w:bCs/>
-          <w:sz w:val="32"/>
-          <w:szCs w:val="32"/>
-        </w:rPr>
-      </w:pPr>
-      <w:r>
-        <w:rPr>
-          <w:rFonts w:cs="Calibri"/>
-          <w:b/>
-          <w:bCs/>
-          <w:sz w:val="32"/>
-          <w:szCs w:val="32"/>
+          <w:sz w:val="28"/>
+          <w:szCs w:val="28"/>
+        </w:rPr>
+      </w:pPr>
+      <w:r>
+        <w:rPr>
+          <w:rFonts w:cs="Calibri"/>
+          <w:b/>
+          <w:bCs/>
+          <w:sz w:val="28"/>
+          <w:szCs w:val="28"/>
         </w:rPr>
         <w:t xml:space="preserve">    </w:t>
       </w:r>
@@ -45088,8 +45546,8 @@
           <w:rFonts w:cs="Calibri"/>
           <w:b/>
           <w:bCs/>
-          <w:sz w:val="32"/>
-          <w:szCs w:val="32"/>
+          <w:sz w:val="28"/>
+          <w:szCs w:val="28"/>
         </w:rPr>
         <w:t xml:space="preserve"> </w:t>
       </w:r>
@@ -45098,8 +45556,8 @@
           <w:rFonts w:cs="Calibri"/>
           <w:b/>
           <w:bCs/>
-          <w:sz w:val="32"/>
-          <w:szCs w:val="32"/>
+          <w:sz w:val="28"/>
+          <w:szCs w:val="28"/>
         </w:rPr>
         <w:t xml:space="preserve">  │</w:t>
       </w:r>
@@ -45111,17 +45569,17 @@
           <w:rFonts w:cs="Calibri"/>
           <w:b/>
           <w:bCs/>
-          <w:sz w:val="32"/>
-          <w:szCs w:val="32"/>
-        </w:rPr>
-      </w:pPr>
-      <w:r>
-        <w:rPr>
-          <w:rFonts w:cs="Calibri"/>
-          <w:b/>
-          <w:bCs/>
-          <w:sz w:val="32"/>
-          <w:szCs w:val="32"/>
+          <w:sz w:val="28"/>
+          <w:szCs w:val="28"/>
+        </w:rPr>
+      </w:pPr>
+      <w:r>
+        <w:rPr>
+          <w:rFonts w:cs="Calibri"/>
+          <w:b/>
+          <w:bCs/>
+          <w:sz w:val="28"/>
+          <w:szCs w:val="28"/>
         </w:rPr>
         <w:t xml:space="preserve">      </w:t>
       </w:r>
@@ -45130,8 +45588,8 @@
           <w:rFonts w:ascii="Arial" w:hAnsi="Arial" w:cs="Arial"/>
           <w:b/>
           <w:bCs/>
-          <w:sz w:val="32"/>
-          <w:szCs w:val="32"/>
+          <w:sz w:val="28"/>
+          <w:szCs w:val="28"/>
         </w:rPr>
         <w:t>▼</w:t>
       </w:r>
@@ -45143,17 +45601,17 @@
           <w:rFonts w:cs="Calibri"/>
           <w:b/>
           <w:bCs/>
-          <w:sz w:val="32"/>
-          <w:szCs w:val="32"/>
-        </w:rPr>
-      </w:pPr>
-      <w:r>
-        <w:rPr>
-          <w:rFonts w:cs="Calibri"/>
-          <w:b/>
-          <w:bCs/>
-          <w:sz w:val="32"/>
-          <w:szCs w:val="32"/>
+          <w:sz w:val="28"/>
+          <w:szCs w:val="28"/>
+        </w:rPr>
+      </w:pPr>
+      <w:r>
+        <w:rPr>
+          <w:rFonts w:cs="Calibri"/>
+          <w:b/>
+          <w:bCs/>
+          <w:sz w:val="28"/>
+          <w:szCs w:val="28"/>
         </w:rPr>
         <w:t xml:space="preserve">  Call Stack</w:t>
       </w:r>
@@ -45165,17 +45623,17 @@
           <w:rFonts w:cs="Calibri"/>
           <w:b/>
           <w:bCs/>
-          <w:sz w:val="32"/>
-          <w:szCs w:val="32"/>
-        </w:rPr>
-      </w:pPr>
-      <w:r>
-        <w:rPr>
-          <w:rFonts w:cs="Calibri"/>
-          <w:b/>
-          <w:bCs/>
-          <w:sz w:val="32"/>
-          <w:szCs w:val="32"/>
+          <w:sz w:val="28"/>
+          <w:szCs w:val="28"/>
+        </w:rPr>
+      </w:pPr>
+      <w:r>
+        <w:rPr>
+          <w:rFonts w:cs="Calibri"/>
+          <w:b/>
+          <w:bCs/>
+          <w:sz w:val="28"/>
+          <w:szCs w:val="28"/>
         </w:rPr>
         <w:t xml:space="preserve">     </w:t>
       </w:r>
@@ -45184,8 +45642,8 @@
           <w:rFonts w:cs="Calibri"/>
           <w:b/>
           <w:bCs/>
-          <w:sz w:val="32"/>
-          <w:szCs w:val="32"/>
+          <w:sz w:val="28"/>
+          <w:szCs w:val="28"/>
         </w:rPr>
         <w:t xml:space="preserve"> </w:t>
       </w:r>
@@ -45194,8 +45652,8 @@
           <w:rFonts w:cs="Calibri"/>
           <w:b/>
           <w:bCs/>
-          <w:sz w:val="32"/>
-          <w:szCs w:val="32"/>
+          <w:sz w:val="28"/>
+          <w:szCs w:val="28"/>
         </w:rPr>
         <w:t xml:space="preserve"> │</w:t>
       </w:r>
@@ -45207,17 +45665,17 @@
           <w:rFonts w:cs="Calibri"/>
           <w:b/>
           <w:bCs/>
-          <w:sz w:val="32"/>
-          <w:szCs w:val="32"/>
-        </w:rPr>
-      </w:pPr>
-      <w:r>
-        <w:rPr>
-          <w:rFonts w:cs="Calibri"/>
-          <w:b/>
-          <w:bCs/>
-          <w:sz w:val="32"/>
-          <w:szCs w:val="32"/>
+          <w:sz w:val="28"/>
+          <w:szCs w:val="28"/>
+        </w:rPr>
+      </w:pPr>
+      <w:r>
+        <w:rPr>
+          <w:rFonts w:cs="Calibri"/>
+          <w:b/>
+          <w:bCs/>
+          <w:sz w:val="28"/>
+          <w:szCs w:val="28"/>
         </w:rPr>
         <w:t xml:space="preserve">      </w:t>
       </w:r>
@@ -45226,8 +45684,8 @@
           <w:rFonts w:ascii="Arial" w:hAnsi="Arial" w:cs="Arial"/>
           <w:b/>
           <w:bCs/>
-          <w:sz w:val="32"/>
-          <w:szCs w:val="32"/>
+          <w:sz w:val="28"/>
+          <w:szCs w:val="28"/>
         </w:rPr>
         <w:t>▼</w:t>
       </w:r>
@@ -45239,17 +45697,17 @@
           <w:rFonts w:cs="Calibri"/>
           <w:b/>
           <w:bCs/>
-          <w:sz w:val="32"/>
-          <w:szCs w:val="32"/>
-        </w:rPr>
-      </w:pPr>
-      <w:r>
-        <w:rPr>
-          <w:rFonts w:cs="Calibri"/>
-          <w:b/>
-          <w:bCs/>
-          <w:sz w:val="32"/>
-          <w:szCs w:val="32"/>
+          <w:sz w:val="28"/>
+          <w:szCs w:val="28"/>
+        </w:rPr>
+      </w:pPr>
+      <w:r>
+        <w:rPr>
+          <w:rFonts w:cs="Calibri"/>
+          <w:b/>
+          <w:bCs/>
+          <w:sz w:val="28"/>
+          <w:szCs w:val="28"/>
         </w:rPr>
         <w:t xml:space="preserve"> Stack Empty?</w:t>
       </w:r>
@@ -45261,17 +45719,17 @@
           <w:rFonts w:cs="Calibri"/>
           <w:b/>
           <w:bCs/>
-          <w:sz w:val="32"/>
-          <w:szCs w:val="32"/>
-        </w:rPr>
-      </w:pPr>
-      <w:r>
-        <w:rPr>
-          <w:rFonts w:cs="Calibri"/>
-          <w:b/>
-          <w:bCs/>
-          <w:sz w:val="32"/>
-          <w:szCs w:val="32"/>
+          <w:sz w:val="28"/>
+          <w:szCs w:val="28"/>
+        </w:rPr>
+      </w:pPr>
+      <w:r>
+        <w:rPr>
+          <w:rFonts w:cs="Calibri"/>
+          <w:b/>
+          <w:bCs/>
+          <w:sz w:val="28"/>
+          <w:szCs w:val="28"/>
         </w:rPr>
         <w:t xml:space="preserve">    </w:t>
       </w:r>
@@ -45280,8 +45738,8 @@
           <w:rFonts w:cs="Calibri"/>
           <w:b/>
           <w:bCs/>
-          <w:sz w:val="32"/>
-          <w:szCs w:val="32"/>
+          <w:sz w:val="28"/>
+          <w:szCs w:val="28"/>
         </w:rPr>
         <w:t xml:space="preserve"> </w:t>
       </w:r>
@@ -45290,8 +45748,8 @@
           <w:rFonts w:cs="Calibri"/>
           <w:b/>
           <w:bCs/>
-          <w:sz w:val="32"/>
-          <w:szCs w:val="32"/>
+          <w:sz w:val="28"/>
+          <w:szCs w:val="28"/>
         </w:rPr>
         <w:t xml:space="preserve">  │</w:t>
       </w:r>
@@ -45303,17 +45761,17 @@
           <w:rFonts w:cs="Calibri"/>
           <w:b/>
           <w:bCs/>
-          <w:sz w:val="32"/>
-          <w:szCs w:val="32"/>
-        </w:rPr>
-      </w:pPr>
-      <w:r>
-        <w:rPr>
-          <w:rFonts w:cs="Calibri"/>
-          <w:b/>
-          <w:bCs/>
-          <w:sz w:val="32"/>
-          <w:szCs w:val="32"/>
+          <w:sz w:val="28"/>
+          <w:szCs w:val="28"/>
+        </w:rPr>
+      </w:pPr>
+      <w:r>
+        <w:rPr>
+          <w:rFonts w:cs="Calibri"/>
+          <w:b/>
+          <w:bCs/>
+          <w:sz w:val="28"/>
+          <w:szCs w:val="28"/>
         </w:rPr>
         <w:t xml:space="preserve">      </w:t>
       </w:r>
@@ -45322,8 +45780,8 @@
           <w:rFonts w:ascii="Arial" w:hAnsi="Arial" w:cs="Arial"/>
           <w:b/>
           <w:bCs/>
-          <w:sz w:val="32"/>
-          <w:szCs w:val="32"/>
+          <w:sz w:val="28"/>
+          <w:szCs w:val="28"/>
         </w:rPr>
         <w:t>▼</w:t>
       </w:r>
@@ -45335,17 +45793,17 @@
           <w:rFonts w:cs="Calibri"/>
           <w:b/>
           <w:bCs/>
-          <w:sz w:val="32"/>
-          <w:szCs w:val="32"/>
-        </w:rPr>
-      </w:pPr>
-      <w:r>
-        <w:rPr>
-          <w:rFonts w:cs="Calibri"/>
-          <w:b/>
-          <w:bCs/>
-          <w:sz w:val="32"/>
-          <w:szCs w:val="32"/>
+          <w:sz w:val="28"/>
+          <w:szCs w:val="28"/>
+        </w:rPr>
+      </w:pPr>
+      <w:r>
+        <w:rPr>
+          <w:rFonts w:cs="Calibri"/>
+          <w:b/>
+          <w:bCs/>
+          <w:sz w:val="28"/>
+          <w:szCs w:val="28"/>
         </w:rPr>
         <w:t>┌─────────────────┐</w:t>
       </w:r>
@@ -45357,17 +45815,17 @@
           <w:rFonts w:cs="Calibri"/>
           <w:b/>
           <w:bCs/>
-          <w:sz w:val="32"/>
-          <w:szCs w:val="32"/>
-        </w:rPr>
-      </w:pPr>
-      <w:r>
-        <w:rPr>
-          <w:rFonts w:cs="Calibri"/>
-          <w:b/>
-          <w:bCs/>
-          <w:sz w:val="32"/>
-          <w:szCs w:val="32"/>
+          <w:sz w:val="28"/>
+          <w:szCs w:val="28"/>
+        </w:rPr>
+      </w:pPr>
+      <w:r>
+        <w:rPr>
+          <w:rFonts w:cs="Calibri"/>
+          <w:b/>
+          <w:bCs/>
+          <w:sz w:val="28"/>
+          <w:szCs w:val="28"/>
         </w:rPr>
         <w:t xml:space="preserve">│ Microtask Queue   </w:t>
       </w:r>
@@ -45377,8 +45835,8 @@
           <w:rFonts w:cs="Calibri"/>
           <w:b/>
           <w:bCs/>
-          <w:sz w:val="32"/>
-          <w:szCs w:val="32"/>
+          <w:sz w:val="28"/>
+          <w:szCs w:val="28"/>
         </w:rPr>
         <w:t>│  ←</w:t>
       </w:r>
@@ -45388,8 +45846,8 @@
           <w:rFonts w:cs="Calibri"/>
           <w:b/>
           <w:bCs/>
-          <w:sz w:val="32"/>
-          <w:szCs w:val="32"/>
+          <w:sz w:val="28"/>
+          <w:szCs w:val="28"/>
         </w:rPr>
         <w:t xml:space="preserve"> highest priority</w:t>
       </w:r>
@@ -45401,50 +45859,158 @@
           <w:rFonts w:cs="Calibri"/>
           <w:b/>
           <w:bCs/>
-          <w:sz w:val="32"/>
-          <w:szCs w:val="32"/>
-        </w:rPr>
-      </w:pPr>
-      <w:r>
-        <w:rPr>
-          <w:rFonts w:cs="Calibri"/>
-          <w:b/>
-          <w:bCs/>
-          <w:sz w:val="32"/>
-          <w:szCs w:val="32"/>
+          <w:sz w:val="28"/>
+          <w:szCs w:val="28"/>
+        </w:rPr>
+      </w:pPr>
+      <w:r>
+        <w:rPr>
+          <w:rFonts w:cs="Calibri"/>
+          <w:b/>
+          <w:bCs/>
+          <w:sz w:val="28"/>
+          <w:szCs w:val="28"/>
+        </w:rPr>
+        <w:t>└─────────────────┘</w:t>
+      </w:r>
+    </w:p>
+    <w:p>
+      <w:pPr>
+        <w:jc w:val="both"/>
+        <w:rPr>
+          <w:rFonts w:cs="Calibri"/>
+          <w:b/>
+          <w:bCs/>
+          <w:sz w:val="28"/>
+          <w:szCs w:val="28"/>
+        </w:rPr>
+      </w:pPr>
+      <w:r>
+        <w:rPr>
+          <w:rFonts w:cs="Calibri"/>
+          <w:b/>
+          <w:bCs/>
+          <w:sz w:val="28"/>
+          <w:szCs w:val="28"/>
+        </w:rPr>
+        <w:t xml:space="preserve">    </w:t>
+      </w:r>
+      <w:r>
+        <w:rPr>
+          <w:rFonts w:cs="Calibri"/>
+          <w:b/>
+          <w:bCs/>
+          <w:sz w:val="28"/>
+          <w:szCs w:val="28"/>
+        </w:rPr>
+        <w:t xml:space="preserve"> </w:t>
+      </w:r>
+      <w:r>
+        <w:rPr>
+          <w:rFonts w:cs="Calibri"/>
+          <w:b/>
+          <w:bCs/>
+          <w:sz w:val="28"/>
+          <w:szCs w:val="28"/>
+        </w:rPr>
+        <w:t xml:space="preserve">  │</w:t>
+      </w:r>
+    </w:p>
+    <w:p>
+      <w:pPr>
+        <w:jc w:val="both"/>
+        <w:rPr>
+          <w:rFonts w:cs="Calibri"/>
+          <w:b/>
+          <w:bCs/>
+          <w:sz w:val="28"/>
+          <w:szCs w:val="28"/>
+        </w:rPr>
+      </w:pPr>
+      <w:r>
+        <w:rPr>
+          <w:rFonts w:cs="Calibri"/>
+          <w:b/>
+          <w:bCs/>
+          <w:sz w:val="28"/>
+          <w:szCs w:val="28"/>
+        </w:rPr>
+        <w:t xml:space="preserve">      </w:t>
+      </w:r>
+      <w:r>
+        <w:rPr>
+          <w:rFonts w:ascii="Arial" w:hAnsi="Arial" w:cs="Arial"/>
+          <w:b/>
+          <w:bCs/>
+          <w:sz w:val="28"/>
+          <w:szCs w:val="28"/>
+        </w:rPr>
+        <w:t>▼</w:t>
+      </w:r>
+    </w:p>
+    <w:p>
+      <w:pPr>
+        <w:jc w:val="both"/>
+        <w:rPr>
+          <w:rFonts w:cs="Calibri"/>
+          <w:b/>
+          <w:bCs/>
+          <w:sz w:val="28"/>
+          <w:szCs w:val="28"/>
+        </w:rPr>
+      </w:pPr>
+      <w:r>
+        <w:rPr>
+          <w:rFonts w:cs="Calibri"/>
+          <w:b/>
+          <w:bCs/>
+          <w:sz w:val="28"/>
+          <w:szCs w:val="28"/>
         </w:rPr>
         <w:lastRenderedPageBreak/>
-        <w:t>└─────────────────┘</w:t>
-      </w:r>
-    </w:p>
-    <w:p>
-      <w:pPr>
-        <w:jc w:val="both"/>
-        <w:rPr>
-          <w:rFonts w:cs="Calibri"/>
-          <w:b/>
-          <w:bCs/>
-          <w:sz w:val="32"/>
-          <w:szCs w:val="32"/>
-        </w:rPr>
-      </w:pPr>
-      <w:r>
-        <w:rPr>
-          <w:rFonts w:cs="Calibri"/>
-          <w:b/>
-          <w:bCs/>
-          <w:sz w:val="32"/>
-          <w:szCs w:val="32"/>
-        </w:rPr>
-        <w:t xml:space="preserve">    </w:t>
-      </w:r>
-      <w:r>
-        <w:rPr>
-          <w:rFonts w:cs="Calibri"/>
-          <w:b/>
-          <w:bCs/>
-          <w:sz w:val="32"/>
-          <w:szCs w:val="32"/>
+        <w:t>┌─────────────┐</w:t>
+      </w:r>
+    </w:p>
+    <w:p>
+      <w:pPr>
+        <w:jc w:val="both"/>
+        <w:rPr>
+          <w:rFonts w:cs="Calibri"/>
+          <w:b/>
+          <w:bCs/>
+          <w:sz w:val="28"/>
+          <w:szCs w:val="28"/>
+        </w:rPr>
+      </w:pPr>
+      <w:r>
+        <w:rPr>
+          <w:rFonts w:cs="Calibri"/>
+          <w:b/>
+          <w:bCs/>
+          <w:sz w:val="28"/>
+          <w:szCs w:val="28"/>
+        </w:rPr>
+        <w:t xml:space="preserve">│ Event Queue   </w:t>
+      </w:r>
+      <w:proofErr w:type="gramStart"/>
+      <w:r>
+        <w:rPr>
+          <w:rFonts w:cs="Calibri"/>
+          <w:b/>
+          <w:bCs/>
+          <w:sz w:val="28"/>
+          <w:szCs w:val="28"/>
+        </w:rPr>
+        <w:t>│  ←</w:t>
+      </w:r>
+      <w:proofErr w:type="gramEnd"/>
+      <w:r>
+        <w:rPr>
+          <w:rFonts w:cs="Calibri"/>
+          <w:b/>
+          <w:bCs/>
+          <w:sz w:val="28"/>
+          <w:szCs w:val="28"/>
         </w:rPr>
         <w:t xml:space="preserve"> </w:t>
       </w:r>
@@ -45453,30 +46019,146 @@
           <w:rFonts w:cs="Calibri"/>
           <w:b/>
           <w:bCs/>
-          <w:sz w:val="32"/>
-          <w:szCs w:val="32"/>
-        </w:rPr>
-        <w:t xml:space="preserve">  │</w:t>
-      </w:r>
-    </w:p>
-    <w:p>
-      <w:pPr>
-        <w:jc w:val="both"/>
-        <w:rPr>
-          <w:rFonts w:cs="Calibri"/>
-          <w:b/>
-          <w:bCs/>
-          <w:sz w:val="32"/>
-          <w:szCs w:val="32"/>
-        </w:rPr>
-      </w:pPr>
-      <w:r>
-        <w:rPr>
-          <w:rFonts w:cs="Calibri"/>
-          <w:b/>
-          <w:bCs/>
-          <w:sz w:val="32"/>
-          <w:szCs w:val="32"/>
+          <w:sz w:val="28"/>
+          <w:szCs w:val="28"/>
+        </w:rPr>
+        <w:t xml:space="preserve">Future(), </w:t>
+      </w:r>
+      <w:r>
+        <w:rPr>
+          <w:rFonts w:cs="Calibri"/>
+          <w:b/>
+          <w:bCs/>
+          <w:sz w:val="28"/>
+          <w:szCs w:val="28"/>
+        </w:rPr>
+        <w:t>timers,</w:t>
+      </w:r>
+      <w:r>
+        <w:rPr>
+          <w:rFonts w:cs="Calibri"/>
+          <w:b/>
+          <w:bCs/>
+          <w:sz w:val="28"/>
+          <w:szCs w:val="28"/>
+        </w:rPr>
+        <w:t xml:space="preserve"> </w:t>
+      </w:r>
+      <w:proofErr w:type="spellStart"/>
+      <w:r>
+        <w:rPr>
+          <w:rFonts w:cs="Calibri"/>
+          <w:b/>
+          <w:bCs/>
+          <w:sz w:val="28"/>
+          <w:szCs w:val="28"/>
+        </w:rPr>
+        <w:t>Future.delayed</w:t>
+      </w:r>
+      <w:proofErr w:type="spellEnd"/>
+      <w:r>
+        <w:rPr>
+          <w:rFonts w:cs="Calibri"/>
+          <w:b/>
+          <w:bCs/>
+          <w:sz w:val="28"/>
+          <w:szCs w:val="28"/>
+        </w:rPr>
+        <w:t>()</w:t>
+      </w:r>
+      <w:r>
+        <w:rPr>
+          <w:rFonts w:cs="Calibri"/>
+          <w:b/>
+          <w:bCs/>
+          <w:sz w:val="28"/>
+          <w:szCs w:val="28"/>
+        </w:rPr>
+        <w:t xml:space="preserve"> I/O, UI events</w:t>
+      </w:r>
+    </w:p>
+    <w:p>
+      <w:pPr>
+        <w:jc w:val="both"/>
+        <w:rPr>
+          <w:rFonts w:cs="Calibri"/>
+          <w:b/>
+          <w:bCs/>
+          <w:sz w:val="28"/>
+          <w:szCs w:val="28"/>
+        </w:rPr>
+      </w:pPr>
+      <w:r>
+        <w:rPr>
+          <w:rFonts w:cs="Calibri"/>
+          <w:b/>
+          <w:bCs/>
+          <w:sz w:val="28"/>
+          <w:szCs w:val="28"/>
+        </w:rPr>
+        <w:t>└─────────────┘</w:t>
+      </w:r>
+    </w:p>
+    <w:p>
+      <w:pPr>
+        <w:jc w:val="both"/>
+        <w:rPr>
+          <w:rFonts w:cs="Calibri"/>
+          <w:b/>
+          <w:bCs/>
+          <w:sz w:val="28"/>
+          <w:szCs w:val="28"/>
+        </w:rPr>
+      </w:pPr>
+      <w:r>
+        <w:rPr>
+          <w:rFonts w:cs="Calibri"/>
+          <w:b/>
+          <w:bCs/>
+          <w:sz w:val="28"/>
+          <w:szCs w:val="28"/>
+        </w:rPr>
+        <w:t xml:space="preserve">     </w:t>
+      </w:r>
+      <w:r>
+        <w:rPr>
+          <w:rFonts w:cs="Calibri"/>
+          <w:b/>
+          <w:bCs/>
+          <w:sz w:val="28"/>
+          <w:szCs w:val="28"/>
+        </w:rPr>
+        <w:t xml:space="preserve"> </w:t>
+      </w:r>
+      <w:r>
+        <w:rPr>
+          <w:rFonts w:cs="Calibri"/>
+          <w:b/>
+          <w:bCs/>
+          <w:sz w:val="28"/>
+          <w:szCs w:val="28"/>
+        </w:rPr>
+        <w:t xml:space="preserve"> │</w:t>
+      </w:r>
+    </w:p>
+    <w:p>
+      <w:pPr>
+        <w:jc w:val="both"/>
+        <w:rPr>
+          <w:rFonts w:cs="Calibri"/>
+          <w:b/>
+          <w:bCs/>
+          <w:sz w:val="28"/>
+          <w:szCs w:val="28"/>
+        </w:rPr>
+      </w:pPr>
+      <w:r>
+        <w:rPr>
+          <w:rFonts w:cs="Calibri"/>
+          <w:b/>
+          <w:bCs/>
+          <w:sz w:val="28"/>
+          <w:szCs w:val="28"/>
         </w:rPr>
         <w:t xml:space="preserve">      </w:t>
       </w:r>
@@ -45485,8 +46167,8 @@
           <w:rFonts w:ascii="Arial" w:hAnsi="Arial" w:cs="Arial"/>
           <w:b/>
           <w:bCs/>
-          <w:sz w:val="32"/>
-          <w:szCs w:val="32"/>
+          <w:sz w:val="28"/>
+          <w:szCs w:val="28"/>
         </w:rPr>
         <w:t>▼</w:t>
       </w:r>
@@ -45498,41 +46180,75 @@
           <w:rFonts w:cs="Calibri"/>
           <w:b/>
           <w:bCs/>
-          <w:sz w:val="32"/>
-          <w:szCs w:val="32"/>
-        </w:rPr>
-      </w:pPr>
-      <w:r>
-        <w:rPr>
-          <w:rFonts w:cs="Calibri"/>
-          <w:b/>
-          <w:bCs/>
-          <w:sz w:val="32"/>
-          <w:szCs w:val="32"/>
-        </w:rPr>
-        <w:t>┌─────────────┐</w:t>
-      </w:r>
-    </w:p>
-    <w:p>
-      <w:pPr>
-        <w:jc w:val="both"/>
-        <w:rPr>
-          <w:rFonts w:cs="Calibri"/>
-          <w:b/>
-          <w:bCs/>
-          <w:sz w:val="32"/>
-          <w:szCs w:val="32"/>
-        </w:rPr>
-      </w:pPr>
-      <w:r>
-        <w:rPr>
-          <w:rFonts w:cs="Calibri"/>
-          <w:b/>
-          <w:bCs/>
-          <w:sz w:val="32"/>
-          <w:szCs w:val="32"/>
-        </w:rPr>
-        <w:t xml:space="preserve">│ Event Queue   </w:t>
+          <w:sz w:val="28"/>
+          <w:szCs w:val="28"/>
+        </w:rPr>
+      </w:pPr>
+      <w:r>
+        <w:rPr>
+          <w:rFonts w:cs="Calibri"/>
+          <w:b/>
+          <w:bCs/>
+          <w:sz w:val="28"/>
+          <w:szCs w:val="28"/>
+        </w:rPr>
+        <w:t xml:space="preserve">   Event Loop</w:t>
+      </w:r>
+    </w:p>
+    <w:p>
+      <w:pPr>
+        <w:jc w:val="both"/>
+        <w:rPr>
+          <w:rFonts w:cs="Calibri"/>
+          <w:sz w:val="32"/>
+          <w:szCs w:val="32"/>
+        </w:rPr>
+      </w:pPr>
+    </w:p>
+    <w:p>
+      <w:pPr>
+        <w:jc w:val="both"/>
+        <w:rPr>
+          <w:rFonts w:cs="Calibri"/>
+          <w:sz w:val="32"/>
+          <w:szCs w:val="32"/>
+        </w:rPr>
+      </w:pPr>
+    </w:p>
+    <w:p>
+      <w:pPr>
+        <w:jc w:val="both"/>
+        <w:rPr>
+          <w:rFonts w:cs="Calibri"/>
+          <w:sz w:val="32"/>
+          <w:szCs w:val="32"/>
+        </w:rPr>
+      </w:pPr>
+      <w:r>
+        <w:rPr>
+          <w:rFonts w:cs="Calibri"/>
+          <w:sz w:val="32"/>
+          <w:szCs w:val="32"/>
+        </w:rPr>
+        <w:t>Code Example:</w:t>
+      </w:r>
+    </w:p>
+    <w:p>
+      <w:pPr>
+        <w:jc w:val="both"/>
+        <w:rPr>
+          <w:rFonts w:cs="Calibri"/>
+          <w:sz w:val="32"/>
+          <w:szCs w:val="32"/>
+        </w:rPr>
+      </w:pPr>
+      <w:r>
+        <w:rPr>
+          <w:rFonts w:cs="Calibri"/>
+          <w:sz w:val="32"/>
+          <w:szCs w:val="32"/>
+        </w:rPr>
+        <w:t xml:space="preserve"># Step-1, </w:t>
       </w:r>
       <w:proofErr w:type="gramStart"/>
       <w:r>
@@ -45543,7 +46259,7 @@
           <w:sz w:val="32"/>
           <w:szCs w:val="32"/>
         </w:rPr>
-        <w:t>│  ←</w:t>
+        <w:t>print(</w:t>
       </w:r>
       <w:proofErr w:type="gramEnd"/>
       <w:r>
@@ -45554,6 +46270,23 @@
           <w:sz w:val="32"/>
           <w:szCs w:val="32"/>
         </w:rPr>
+        <w:t>"</w:t>
+      </w:r>
+      <w:r>
+        <w:rPr>
+          <w:rFonts w:cs="Calibri"/>
+          <w:b/>
+          <w:bCs/>
+          <w:sz w:val="32"/>
+          <w:szCs w:val="32"/>
+        </w:rPr>
+        <w:t>Main</w:t>
+      </w:r>
+      <w:r>
+        <w:rPr>
+          <w:sz w:val="22"/>
+          <w:szCs w:val="22"/>
+        </w:rPr>
         <w:t xml:space="preserve"> </w:t>
       </w:r>
       <w:r>
@@ -45564,259 +46297,123 @@
           <w:sz w:val="32"/>
           <w:szCs w:val="32"/>
         </w:rPr>
-        <w:t xml:space="preserve">Future(), </w:t>
-      </w:r>
-      <w:r>
-        <w:rPr>
-          <w:rFonts w:cs="Calibri"/>
-          <w:b/>
-          <w:bCs/>
-          <w:sz w:val="32"/>
-          <w:szCs w:val="32"/>
-        </w:rPr>
-        <w:t>timers,</w:t>
-      </w:r>
-      <w:r>
-        <w:rPr>
-          <w:rFonts w:cs="Calibri"/>
-          <w:b/>
-          <w:bCs/>
+        <w:t>"</w:t>
+      </w:r>
+      <w:r>
+        <w:rPr>
+          <w:rFonts w:cs="Calibri"/>
+          <w:b/>
+          <w:bCs/>
+          <w:sz w:val="32"/>
+          <w:szCs w:val="32"/>
+        </w:rPr>
+        <w:t>)</w:t>
+      </w:r>
+      <w:r>
+        <w:rPr>
+          <w:rFonts w:cs="Calibri"/>
+          <w:sz w:val="32"/>
+          <w:szCs w:val="32"/>
+        </w:rPr>
+        <w:t xml:space="preserve"> runs because its synchronous and in the </w:t>
+      </w:r>
+      <w:r>
+        <w:rPr>
+          <w:rFonts w:cs="Calibri"/>
+          <w:b/>
+          <w:bCs/>
+          <w:sz w:val="32"/>
+          <w:szCs w:val="32"/>
+        </w:rPr>
+        <w:t>Call Stack</w:t>
+      </w:r>
+      <w:r>
+        <w:rPr>
+          <w:rFonts w:cs="Calibri"/>
+          <w:sz w:val="32"/>
+          <w:szCs w:val="32"/>
+        </w:rPr>
+        <w:t xml:space="preserve"> which is must be empty before </w:t>
+      </w:r>
+      <w:r>
+        <w:rPr>
+          <w:rFonts w:cs="Calibri"/>
+          <w:b/>
+          <w:bCs/>
+          <w:sz w:val="32"/>
+          <w:szCs w:val="32"/>
+        </w:rPr>
+        <w:t>Event Loop</w:t>
+      </w:r>
+      <w:r>
+        <w:rPr>
+          <w:rFonts w:cs="Calibri"/>
+          <w:sz w:val="32"/>
+          <w:szCs w:val="32"/>
+        </w:rPr>
+        <w:t xml:space="preserve"> picks tasks from other two queues</w:t>
+      </w:r>
+    </w:p>
+    <w:p>
+      <w:pPr>
+        <w:jc w:val="both"/>
+        <w:rPr>
+          <w:rFonts w:cs="Calibri"/>
+          <w:sz w:val="32"/>
+          <w:szCs w:val="32"/>
+        </w:rPr>
+      </w:pPr>
+      <w:r>
+        <w:rPr>
+          <w:rFonts w:cs="Calibri"/>
+          <w:sz w:val="32"/>
+          <w:szCs w:val="32"/>
+        </w:rPr>
+        <w:t># Step-2, after printing</w:t>
+      </w:r>
+      <w:r>
+        <w:rPr>
+          <w:rFonts w:cs="Calibri"/>
           <w:sz w:val="32"/>
           <w:szCs w:val="32"/>
         </w:rPr>
         <w:t xml:space="preserve"> </w:t>
       </w:r>
-      <w:proofErr w:type="spellStart"/>
-      <w:r>
-        <w:rPr>
-          <w:rFonts w:cs="Calibri"/>
-          <w:b/>
-          <w:bCs/>
-          <w:sz w:val="32"/>
-          <w:szCs w:val="32"/>
-        </w:rPr>
-        <w:t>Future.delayed</w:t>
-      </w:r>
-      <w:proofErr w:type="spellEnd"/>
-      <w:r>
-        <w:rPr>
-          <w:rFonts w:cs="Calibri"/>
-          <w:b/>
-          <w:bCs/>
-          <w:sz w:val="32"/>
-          <w:szCs w:val="32"/>
-        </w:rPr>
-        <w:t>()</w:t>
-      </w:r>
-      <w:r>
-        <w:rPr>
-          <w:rFonts w:cs="Calibri"/>
-          <w:b/>
-          <w:bCs/>
-          <w:sz w:val="32"/>
-          <w:szCs w:val="32"/>
-        </w:rPr>
-        <w:t xml:space="preserve"> I/O, UI events</w:t>
-      </w:r>
-    </w:p>
-    <w:p>
-      <w:pPr>
-        <w:jc w:val="both"/>
-        <w:rPr>
-          <w:rFonts w:cs="Calibri"/>
-          <w:b/>
-          <w:bCs/>
-          <w:sz w:val="32"/>
-          <w:szCs w:val="32"/>
-        </w:rPr>
-      </w:pPr>
-      <w:r>
-        <w:rPr>
-          <w:rFonts w:cs="Calibri"/>
-          <w:b/>
-          <w:bCs/>
-          <w:sz w:val="32"/>
-          <w:szCs w:val="32"/>
-        </w:rPr>
-        <w:t>└─────────────┘</w:t>
-      </w:r>
-    </w:p>
-    <w:p>
-      <w:pPr>
-        <w:jc w:val="both"/>
-        <w:rPr>
-          <w:rFonts w:cs="Calibri"/>
-          <w:b/>
-          <w:bCs/>
-          <w:sz w:val="32"/>
-          <w:szCs w:val="32"/>
-        </w:rPr>
-      </w:pPr>
-      <w:r>
-        <w:rPr>
-          <w:rFonts w:cs="Calibri"/>
-          <w:b/>
-          <w:bCs/>
-          <w:sz w:val="32"/>
-          <w:szCs w:val="32"/>
-        </w:rPr>
-        <w:t xml:space="preserve">     </w:t>
-      </w:r>
-      <w:r>
-        <w:rPr>
-          <w:rFonts w:cs="Calibri"/>
-          <w:b/>
-          <w:bCs/>
-          <w:sz w:val="32"/>
-          <w:szCs w:val="32"/>
-        </w:rPr>
-        <w:t xml:space="preserve"> </w:t>
-      </w:r>
-      <w:r>
-        <w:rPr>
-          <w:rFonts w:cs="Calibri"/>
-          <w:b/>
-          <w:bCs/>
-          <w:sz w:val="32"/>
-          <w:szCs w:val="32"/>
-        </w:rPr>
-        <w:t xml:space="preserve"> │</w:t>
-      </w:r>
-    </w:p>
-    <w:p>
-      <w:pPr>
-        <w:jc w:val="both"/>
-        <w:rPr>
-          <w:rFonts w:cs="Calibri"/>
-          <w:b/>
-          <w:bCs/>
-          <w:sz w:val="32"/>
-          <w:szCs w:val="32"/>
-        </w:rPr>
-      </w:pPr>
-      <w:r>
-        <w:rPr>
-          <w:rFonts w:cs="Calibri"/>
-          <w:b/>
-          <w:bCs/>
-          <w:sz w:val="32"/>
-          <w:szCs w:val="32"/>
-        </w:rPr>
-        <w:t xml:space="preserve">      </w:t>
-      </w:r>
-      <w:r>
-        <w:rPr>
-          <w:rFonts w:ascii="Arial" w:hAnsi="Arial" w:cs="Arial"/>
-          <w:b/>
-          <w:bCs/>
-          <w:sz w:val="32"/>
-          <w:szCs w:val="32"/>
-        </w:rPr>
-        <w:t>▼</w:t>
-      </w:r>
-    </w:p>
-    <w:p>
-      <w:pPr>
-        <w:jc w:val="both"/>
-        <w:rPr>
-          <w:rFonts w:cs="Calibri"/>
-          <w:b/>
-          <w:bCs/>
-          <w:sz w:val="32"/>
-          <w:szCs w:val="32"/>
-        </w:rPr>
-      </w:pPr>
-      <w:r>
-        <w:rPr>
-          <w:rFonts w:cs="Calibri"/>
-          <w:b/>
-          <w:bCs/>
-          <w:sz w:val="32"/>
-          <w:szCs w:val="32"/>
-        </w:rPr>
-        <w:t xml:space="preserve">   Event Loop</w:t>
-      </w:r>
-    </w:p>
-    <w:p>
-      <w:pPr>
-        <w:jc w:val="both"/>
-        <w:rPr>
-          <w:rFonts w:cs="Calibri"/>
-          <w:sz w:val="32"/>
-          <w:szCs w:val="32"/>
-        </w:rPr>
-      </w:pPr>
-    </w:p>
-    <w:p>
-      <w:pPr>
-        <w:jc w:val="both"/>
-        <w:rPr>
-          <w:rFonts w:cs="Calibri"/>
-          <w:sz w:val="32"/>
-          <w:szCs w:val="32"/>
-        </w:rPr>
-      </w:pPr>
-      <w:r>
-        <w:rPr>
-          <w:rFonts w:cs="Calibri"/>
-          <w:sz w:val="32"/>
-          <w:szCs w:val="32"/>
-        </w:rPr>
-        <w:t>Code Example:</w:t>
-      </w:r>
-    </w:p>
-    <w:p>
-      <w:pPr>
-        <w:jc w:val="both"/>
-        <w:rPr>
-          <w:rFonts w:cs="Calibri"/>
-          <w:sz w:val="32"/>
-          <w:szCs w:val="32"/>
-        </w:rPr>
-      </w:pPr>
-      <w:r>
-        <w:rPr>
-          <w:rFonts w:cs="Calibri"/>
-          <w:sz w:val="32"/>
-          <w:szCs w:val="32"/>
-        </w:rPr>
-        <w:t xml:space="preserve"># Step-1, </w:t>
-      </w:r>
-      <w:r>
-        <w:rPr>
-          <w:rFonts w:cs="Calibri"/>
-          <w:b/>
-          <w:bCs/>
-          <w:sz w:val="32"/>
-          <w:szCs w:val="32"/>
-        </w:rPr>
-        <w:t>print(“Main”)</w:t>
-      </w:r>
-      <w:r>
-        <w:rPr>
-          <w:rFonts w:cs="Calibri"/>
-          <w:sz w:val="32"/>
-          <w:szCs w:val="32"/>
-        </w:rPr>
-        <w:t xml:space="preserve"> runs because its synchronous and in the </w:t>
-      </w:r>
-      <w:r>
-        <w:rPr>
-          <w:rFonts w:cs="Calibri"/>
-          <w:b/>
-          <w:bCs/>
-          <w:sz w:val="32"/>
-          <w:szCs w:val="32"/>
-        </w:rPr>
-        <w:t>Call Stack</w:t>
-      </w:r>
-      <w:r>
-        <w:rPr>
-          <w:rFonts w:cs="Calibri"/>
-          <w:sz w:val="32"/>
-          <w:szCs w:val="32"/>
-        </w:rPr>
-        <w:t xml:space="preserve"> which is must be empty before </w:t>
+      <w:r>
+        <w:rPr>
+          <w:rFonts w:cs="Calibri"/>
+          <w:b/>
+          <w:bCs/>
+          <w:sz w:val="32"/>
+          <w:szCs w:val="32"/>
+        </w:rPr>
+        <w:t>Main</w:t>
+      </w:r>
+      <w:r>
+        <w:rPr>
+          <w:rFonts w:cs="Calibri"/>
+          <w:sz w:val="32"/>
+          <w:szCs w:val="32"/>
+        </w:rPr>
+        <w:t>,</w:t>
+      </w:r>
+      <w:r>
+        <w:rPr>
+          <w:rFonts w:cs="Calibri"/>
+          <w:b/>
+          <w:bCs/>
+          <w:sz w:val="32"/>
+          <w:szCs w:val="32"/>
+        </w:rPr>
+        <w:t xml:space="preserve"> Call Stack</w:t>
+      </w:r>
+      <w:r>
+        <w:rPr>
+          <w:rFonts w:cs="Calibri"/>
+          <w:sz w:val="32"/>
+          <w:szCs w:val="32"/>
+        </w:rPr>
+        <w:t xml:space="preserve"> becomes empty and </w:t>
       </w:r>
       <w:r>
         <w:rPr>
@@ -45834,78 +46431,6 @@
           <w:sz w:val="32"/>
           <w:szCs w:val="32"/>
         </w:rPr>
-        <w:t xml:space="preserve"> picks tasks from other two queues</w:t>
-      </w:r>
-    </w:p>
-    <w:p>
-      <w:pPr>
-        <w:jc w:val="both"/>
-        <w:rPr>
-          <w:rFonts w:cs="Calibri"/>
-          <w:sz w:val="32"/>
-          <w:szCs w:val="32"/>
-        </w:rPr>
-      </w:pPr>
-      <w:r>
-        <w:rPr>
-          <w:rFonts w:cs="Calibri"/>
-          <w:sz w:val="32"/>
-          <w:szCs w:val="32"/>
-        </w:rPr>
-        <w:t xml:space="preserve"># Step-2, after printing </w:t>
-      </w:r>
-      <w:r>
-        <w:rPr>
-          <w:rFonts w:cs="Calibri"/>
-          <w:b/>
-          <w:bCs/>
-          <w:sz w:val="32"/>
-          <w:szCs w:val="32"/>
-        </w:rPr>
-        <w:t>main</w:t>
-      </w:r>
-      <w:r>
-        <w:rPr>
-          <w:rFonts w:cs="Calibri"/>
-          <w:sz w:val="32"/>
-          <w:szCs w:val="32"/>
-        </w:rPr>
-        <w:t>,</w:t>
-      </w:r>
-      <w:r>
-        <w:rPr>
-          <w:rFonts w:cs="Calibri"/>
-          <w:b/>
-          <w:bCs/>
-          <w:sz w:val="32"/>
-          <w:szCs w:val="32"/>
-        </w:rPr>
-        <w:t xml:space="preserve"> Call Stack</w:t>
-      </w:r>
-      <w:r>
-        <w:rPr>
-          <w:rFonts w:cs="Calibri"/>
-          <w:sz w:val="32"/>
-          <w:szCs w:val="32"/>
-        </w:rPr>
-        <w:t xml:space="preserve"> becomes empty and </w:t>
-      </w:r>
-      <w:r>
-        <w:rPr>
-          <w:rFonts w:cs="Calibri"/>
-          <w:b/>
-          <w:bCs/>
-          <w:sz w:val="32"/>
-          <w:szCs w:val="32"/>
-        </w:rPr>
-        <w:t>Event Loop</w:t>
-      </w:r>
-      <w:r>
-        <w:rPr>
-          <w:rFonts w:cs="Calibri"/>
-          <w:sz w:val="32"/>
-          <w:szCs w:val="32"/>
-        </w:rPr>
         <w:t xml:space="preserve"> has two queues to pick from:</w:t>
       </w:r>
     </w:p>
@@ -45916,17 +46441,17 @@
           <w:rFonts w:cs="Calibri"/>
           <w:b/>
           <w:bCs/>
-          <w:sz w:val="32"/>
-          <w:szCs w:val="32"/>
-        </w:rPr>
-      </w:pPr>
-      <w:r>
-        <w:rPr>
-          <w:rFonts w:cs="Calibri"/>
-          <w:b/>
-          <w:bCs/>
-          <w:sz w:val="32"/>
-          <w:szCs w:val="32"/>
+          <w:sz w:val="28"/>
+          <w:szCs w:val="28"/>
+        </w:rPr>
+      </w:pPr>
+      <w:r>
+        <w:rPr>
+          <w:rFonts w:cs="Calibri"/>
+          <w:b/>
+          <w:bCs/>
+          <w:sz w:val="28"/>
+          <w:szCs w:val="28"/>
         </w:rPr>
         <w:t>Microtask Queue</w:t>
       </w:r>
@@ -45938,17 +46463,17 @@
           <w:rFonts w:cs="Calibri"/>
           <w:b/>
           <w:bCs/>
-          <w:sz w:val="32"/>
-          <w:szCs w:val="32"/>
-        </w:rPr>
-      </w:pPr>
-      <w:r>
-        <w:rPr>
-          <w:rFonts w:cs="Calibri"/>
-          <w:b/>
-          <w:bCs/>
-          <w:sz w:val="32"/>
-          <w:szCs w:val="32"/>
+          <w:sz w:val="28"/>
+          <w:szCs w:val="28"/>
+        </w:rPr>
+      </w:pPr>
+      <w:r>
+        <w:rPr>
+          <w:rFonts w:cs="Calibri"/>
+          <w:b/>
+          <w:bCs/>
+          <w:sz w:val="28"/>
+          <w:szCs w:val="28"/>
         </w:rPr>
         <w:t>---------------</w:t>
       </w:r>
@@ -45960,17 +46485,17 @@
           <w:rFonts w:cs="Calibri"/>
           <w:b/>
           <w:bCs/>
-          <w:sz w:val="32"/>
-          <w:szCs w:val="32"/>
-        </w:rPr>
-      </w:pPr>
-      <w:r>
-        <w:rPr>
-          <w:rFonts w:cs="Calibri"/>
-          <w:b/>
-          <w:bCs/>
-          <w:sz w:val="32"/>
-          <w:szCs w:val="32"/>
+          <w:sz w:val="28"/>
+          <w:szCs w:val="28"/>
+        </w:rPr>
+      </w:pPr>
+      <w:r>
+        <w:rPr>
+          <w:rFonts w:cs="Calibri"/>
+          <w:b/>
+          <w:bCs/>
+          <w:sz w:val="28"/>
+          <w:szCs w:val="28"/>
         </w:rPr>
         <w:t>Microtask</w:t>
       </w:r>
@@ -45982,17 +46507,29 @@
           <w:rFonts w:cs="Calibri"/>
           <w:b/>
           <w:bCs/>
-          <w:sz w:val="32"/>
-          <w:szCs w:val="32"/>
-        </w:rPr>
-      </w:pPr>
-      <w:r>
-        <w:rPr>
-          <w:rFonts w:cs="Calibri"/>
-          <w:b/>
-          <w:bCs/>
-          <w:sz w:val="32"/>
-          <w:szCs w:val="32"/>
+          <w:sz w:val="28"/>
+          <w:szCs w:val="28"/>
+        </w:rPr>
+      </w:pPr>
+    </w:p>
+    <w:p>
+      <w:pPr>
+        <w:jc w:val="both"/>
+        <w:rPr>
+          <w:rFonts w:cs="Calibri"/>
+          <w:b/>
+          <w:bCs/>
+          <w:sz w:val="28"/>
+          <w:szCs w:val="28"/>
+        </w:rPr>
+      </w:pPr>
+      <w:r>
+        <w:rPr>
+          <w:rFonts w:cs="Calibri"/>
+          <w:b/>
+          <w:bCs/>
+          <w:sz w:val="28"/>
+          <w:szCs w:val="28"/>
         </w:rPr>
         <w:t>Event Queue</w:t>
       </w:r>
@@ -46004,17 +46541,17 @@
           <w:rFonts w:cs="Calibri"/>
           <w:b/>
           <w:bCs/>
-          <w:sz w:val="32"/>
-          <w:szCs w:val="32"/>
-        </w:rPr>
-      </w:pPr>
-      <w:r>
-        <w:rPr>
-          <w:rFonts w:cs="Calibri"/>
-          <w:b/>
-          <w:bCs/>
-          <w:sz w:val="32"/>
-          <w:szCs w:val="32"/>
+          <w:sz w:val="28"/>
+          <w:szCs w:val="28"/>
+        </w:rPr>
+      </w:pPr>
+      <w:r>
+        <w:rPr>
+          <w:rFonts w:cs="Calibri"/>
+          <w:b/>
+          <w:bCs/>
+          <w:sz w:val="28"/>
+          <w:szCs w:val="28"/>
         </w:rPr>
         <w:t>-----------</w:t>
       </w:r>
@@ -46026,17 +46563,17 @@
           <w:rFonts w:cs="Calibri"/>
           <w:b/>
           <w:bCs/>
-          <w:sz w:val="32"/>
-          <w:szCs w:val="32"/>
-        </w:rPr>
-      </w:pPr>
-      <w:r>
-        <w:rPr>
-          <w:rFonts w:cs="Calibri"/>
-          <w:b/>
-          <w:bCs/>
-          <w:sz w:val="32"/>
-          <w:szCs w:val="32"/>
+          <w:sz w:val="28"/>
+          <w:szCs w:val="28"/>
+        </w:rPr>
+      </w:pPr>
+      <w:r>
+        <w:rPr>
+          <w:rFonts w:cs="Calibri"/>
+          <w:b/>
+          <w:bCs/>
+          <w:sz w:val="28"/>
+          <w:szCs w:val="28"/>
         </w:rPr>
         <w:t>Future</w:t>
       </w:r>
@@ -46056,53 +46593,53 @@
           <w:sz w:val="32"/>
           <w:szCs w:val="32"/>
         </w:rPr>
+        <w:t># Step-3,</w:t>
+      </w:r>
+      <w:r>
+        <w:rPr>
+          <w:rFonts w:cs="Calibri"/>
+          <w:b/>
+          <w:bCs/>
+          <w:sz w:val="32"/>
+          <w:szCs w:val="32"/>
+        </w:rPr>
+        <w:t xml:space="preserve"> Event Loop</w:t>
+      </w:r>
+      <w:r>
+        <w:rPr>
+          <w:rFonts w:cs="Calibri"/>
+          <w:sz w:val="32"/>
+          <w:szCs w:val="32"/>
+        </w:rPr>
+        <w:t xml:space="preserve"> checks any Microtasks? If yes then run them all before Event or continuation Callback queue. So, prints </w:t>
+      </w:r>
+      <w:r>
+        <w:rPr>
+          <w:rFonts w:cs="Calibri"/>
+          <w:b/>
+          <w:bCs/>
+          <w:sz w:val="32"/>
+          <w:szCs w:val="32"/>
+        </w:rPr>
+        <w:t>microtask</w:t>
+      </w:r>
+    </w:p>
+    <w:p>
+      <w:pPr>
+        <w:jc w:val="both"/>
+        <w:rPr>
+          <w:rFonts w:cs="Calibri"/>
+          <w:sz w:val="32"/>
+          <w:szCs w:val="32"/>
+        </w:rPr>
+      </w:pPr>
+      <w:r>
+        <w:rPr>
+          <w:rFonts w:cs="Calibri"/>
+          <w:sz w:val="32"/>
+          <w:szCs w:val="32"/>
+        </w:rPr>
         <w:lastRenderedPageBreak/>
-        <w:t># Step-3,</w:t>
-      </w:r>
-      <w:r>
-        <w:rPr>
-          <w:rFonts w:cs="Calibri"/>
-          <w:b/>
-          <w:bCs/>
-          <w:sz w:val="32"/>
-          <w:szCs w:val="32"/>
-        </w:rPr>
-        <w:t xml:space="preserve"> Event Loop</w:t>
-      </w:r>
-      <w:r>
-        <w:rPr>
-          <w:rFonts w:cs="Calibri"/>
-          <w:sz w:val="32"/>
-          <w:szCs w:val="32"/>
-        </w:rPr>
-        <w:t xml:space="preserve"> checks any Microtasks? If yes then run them all before Event or continuation Callback queue. So, prints </w:t>
-      </w:r>
-      <w:r>
-        <w:rPr>
-          <w:rFonts w:cs="Calibri"/>
-          <w:b/>
-          <w:bCs/>
-          <w:sz w:val="32"/>
-          <w:szCs w:val="32"/>
-        </w:rPr>
-        <w:t>microtask</w:t>
-      </w:r>
-    </w:p>
-    <w:p>
-      <w:pPr>
-        <w:jc w:val="both"/>
-        <w:rPr>
-          <w:rFonts w:cs="Calibri"/>
-          <w:sz w:val="32"/>
-          <w:szCs w:val="32"/>
-        </w:rPr>
-      </w:pPr>
-      <w:r>
-        <w:rPr>
-          <w:rFonts w:cs="Calibri"/>
-          <w:sz w:val="32"/>
-          <w:szCs w:val="32"/>
-        </w:rPr>
         <w:t xml:space="preserve"># Step-4, finally Microtask queue is empty. Now run one event or continuation Callback from the queue. So, prints </w:t>
       </w:r>
       <w:r>
@@ -46163,6 +46700,17 @@
           <w:szCs w:val="32"/>
         </w:rPr>
       </w:pPr>
+      <w:r>
+        <w:rPr>
+          <w:rFonts w:cs="Calibri"/>
+          <w:b/>
+          <w:bCs/>
+          <w:color w:val="D86DCB" w:themeColor="accent5" w:themeTint="99"/>
+          <w:sz w:val="32"/>
+          <w:szCs w:val="32"/>
+        </w:rPr>
+        <w:t xml:space="preserve">  </w:t>
+      </w:r>
       <w:proofErr w:type="gramStart"/>
       <w:r>
         <w:rPr>
@@ -46222,6 +46770,30 @@
           <w:szCs w:val="32"/>
         </w:rPr>
       </w:pPr>
+    </w:p>
+    <w:p>
+      <w:pPr>
+        <w:jc w:val="both"/>
+        <w:rPr>
+          <w:rFonts w:cs="Calibri"/>
+          <w:b/>
+          <w:bCs/>
+          <w:color w:val="D86DCB" w:themeColor="accent5" w:themeTint="99"/>
+          <w:sz w:val="32"/>
+          <w:szCs w:val="32"/>
+        </w:rPr>
+      </w:pPr>
+      <w:r>
+        <w:rPr>
+          <w:rFonts w:cs="Calibri"/>
+          <w:b/>
+          <w:bCs/>
+          <w:color w:val="D86DCB" w:themeColor="accent5" w:themeTint="99"/>
+          <w:sz w:val="32"/>
+          <w:szCs w:val="32"/>
+        </w:rPr>
+        <w:t xml:space="preserve">  </w:t>
+      </w:r>
       <w:proofErr w:type="spellStart"/>
       <w:proofErr w:type="gramStart"/>
       <w:r>
@@ -46281,7 +46853,29 @@
           <w:sz w:val="32"/>
           <w:szCs w:val="32"/>
         </w:rPr>
-        <w:t xml:space="preserve">  print("</w:t>
+        <w:t xml:space="preserve">  </w:t>
+      </w:r>
+      <w:r>
+        <w:rPr>
+          <w:rFonts w:cs="Calibri"/>
+          <w:b/>
+          <w:bCs/>
+          <w:color w:val="D86DCB" w:themeColor="accent5" w:themeTint="99"/>
+          <w:sz w:val="32"/>
+          <w:szCs w:val="32"/>
+        </w:rPr>
+        <w:t xml:space="preserve">  </w:t>
+      </w:r>
+      <w:r>
+        <w:rPr>
+          <w:rFonts w:cs="Calibri"/>
+          <w:b/>
+          <w:bCs/>
+          <w:color w:val="D86DCB" w:themeColor="accent5" w:themeTint="99"/>
+          <w:sz w:val="32"/>
+          <w:szCs w:val="32"/>
+        </w:rPr>
+        <w:t>print("</w:t>
       </w:r>
       <w:r>
         <w:rPr>
@@ -46327,6 +46921,17 @@
           <w:sz w:val="32"/>
           <w:szCs w:val="32"/>
         </w:rPr>
+        <w:t xml:space="preserve">  </w:t>
+      </w:r>
+      <w:r>
+        <w:rPr>
+          <w:rFonts w:cs="Calibri"/>
+          <w:b/>
+          <w:bCs/>
+          <w:color w:val="D86DCB" w:themeColor="accent5" w:themeTint="99"/>
+          <w:sz w:val="32"/>
+          <w:szCs w:val="32"/>
+        </w:rPr>
         <w:t>});</w:t>
       </w:r>
     </w:p>
@@ -46342,6 +46947,30 @@
           <w:szCs w:val="32"/>
         </w:rPr>
       </w:pPr>
+    </w:p>
+    <w:p>
+      <w:pPr>
+        <w:jc w:val="both"/>
+        <w:rPr>
+          <w:rFonts w:cs="Calibri"/>
+          <w:b/>
+          <w:bCs/>
+          <w:color w:val="D86DCB" w:themeColor="accent5" w:themeTint="99"/>
+          <w:sz w:val="32"/>
+          <w:szCs w:val="32"/>
+        </w:rPr>
+      </w:pPr>
+      <w:r>
+        <w:rPr>
+          <w:rFonts w:cs="Calibri"/>
+          <w:b/>
+          <w:bCs/>
+          <w:color w:val="D86DCB" w:themeColor="accent5" w:themeTint="99"/>
+          <w:sz w:val="32"/>
+          <w:szCs w:val="32"/>
+        </w:rPr>
+        <w:t xml:space="preserve">  </w:t>
+      </w:r>
       <w:r>
         <w:rPr>
           <w:rFonts w:cs="Calibri"/>
@@ -46381,6 +47010,30 @@
         <w:jc w:val="both"/>
         <w:rPr>
           <w:rFonts w:cs="Calibri"/>
+          <w:b/>
+          <w:bCs/>
+          <w:color w:val="D86DCB" w:themeColor="accent5" w:themeTint="99"/>
+          <w:sz w:val="32"/>
+          <w:szCs w:val="32"/>
+        </w:rPr>
+      </w:pPr>
+      <w:r>
+        <w:rPr>
+          <w:rFonts w:cs="Calibri"/>
+          <w:b/>
+          <w:bCs/>
+          <w:color w:val="D86DCB" w:themeColor="accent5" w:themeTint="99"/>
+          <w:sz w:val="32"/>
+          <w:szCs w:val="32"/>
+        </w:rPr>
+        <w:t>}</w:t>
+      </w:r>
+    </w:p>
+    <w:p>
+      <w:pPr>
+        <w:jc w:val="both"/>
+        <w:rPr>
+          <w:rFonts w:cs="Calibri"/>
           <w:sz w:val="32"/>
           <w:szCs w:val="32"/>
         </w:rPr>
@@ -46479,6 +47132,16 @@
           <w:szCs w:val="32"/>
         </w:rPr>
       </w:pPr>
+    </w:p>
+    <w:p>
+      <w:pPr>
+        <w:jc w:val="both"/>
+        <w:rPr>
+          <w:rFonts w:cs="Calibri"/>
+          <w:sz w:val="32"/>
+          <w:szCs w:val="32"/>
+        </w:rPr>
+      </w:pPr>
       <w:r>
         <w:rPr>
           <w:rFonts w:cs="Calibri"/>
@@ -46661,6 +47324,7 @@
           <w:sz w:val="32"/>
           <w:szCs w:val="32"/>
         </w:rPr>
+        <w:lastRenderedPageBreak/>
         <w:t xml:space="preserve">await </w:t>
       </w:r>
       <w:proofErr w:type="gramStart"/>
@@ -46727,7 +47391,6 @@
           <w:sz w:val="32"/>
           <w:szCs w:val="32"/>
         </w:rPr>
-        <w:lastRenderedPageBreak/>
         <w:t xml:space="preserve"># </w:t>
       </w:r>
       <w:r>
@@ -46988,7 +47651,27 @@
           <w:sz w:val="32"/>
           <w:szCs w:val="32"/>
         </w:rPr>
-        <w:t>Isolate:</w:t>
+        <w:t>Isolate</w:t>
+      </w:r>
+      <w:r>
+        <w:rPr>
+          <w:rFonts w:cs="Calibri"/>
+          <w:b/>
+          <w:bCs/>
+          <w:sz w:val="32"/>
+          <w:szCs w:val="32"/>
+        </w:rPr>
+        <w:t xml:space="preserve"> Concept</w:t>
+      </w:r>
+      <w:r>
+        <w:rPr>
+          <w:rFonts w:cs="Calibri"/>
+          <w:b/>
+          <w:bCs/>
+          <w:sz w:val="32"/>
+          <w:szCs w:val="32"/>
+        </w:rPr>
+        <w:t>:</w:t>
       </w:r>
     </w:p>
     <w:p>
@@ -47026,6 +47709,16 @@
         </w:rPr>
         <w:t xml:space="preserve"> which gives 1 thread, 1 Event loop, Isolates give multiple threads, multiple Event loops for true parallel execution</w:t>
       </w:r>
+    </w:p>
+    <w:p>
+      <w:pPr>
+        <w:jc w:val="both"/>
+        <w:rPr>
+          <w:rFonts w:cs="Calibri"/>
+          <w:sz w:val="32"/>
+          <w:szCs w:val="32"/>
+        </w:rPr>
+      </w:pPr>
     </w:p>
     <w:p>
       <w:pPr>
@@ -47215,7 +47908,7 @@
           <w:sz w:val="32"/>
           <w:szCs w:val="32"/>
         </w:rPr>
-        <w:t xml:space="preserve">, the UI freezes if we do the </w:t>
+        <w:t xml:space="preserve">, the UI freezes if we do </w:t>
       </w:r>
       <w:r>
         <w:rPr>
@@ -47249,6 +47942,7 @@
           <w:sz w:val="32"/>
           <w:szCs w:val="32"/>
         </w:rPr>
+        <w:lastRenderedPageBreak/>
         <w:t>onPressed</w:t>
       </w:r>
       <w:proofErr w:type="spellEnd"/>
@@ -47376,7 +48070,6 @@
           <w:sz w:val="32"/>
           <w:szCs w:val="32"/>
         </w:rPr>
-        <w:lastRenderedPageBreak/>
         <w:t># Because the main isolate is busy and the Event loop cannot process taps, animations or rendering until the CPU work finishes.</w:t>
       </w:r>
     </w:p>
@@ -47387,17 +48080,17 @@
           <w:rFonts w:cs="Calibri"/>
           <w:b/>
           <w:bCs/>
-          <w:sz w:val="32"/>
-          <w:szCs w:val="32"/>
-        </w:rPr>
-      </w:pPr>
-      <w:r>
-        <w:rPr>
-          <w:rFonts w:cs="Calibri"/>
-          <w:b/>
-          <w:bCs/>
-          <w:sz w:val="32"/>
-          <w:szCs w:val="32"/>
+          <w:sz w:val="28"/>
+          <w:szCs w:val="28"/>
+        </w:rPr>
+      </w:pPr>
+      <w:r>
+        <w:rPr>
+          <w:rFonts w:cs="Calibri"/>
+          <w:b/>
+          <w:bCs/>
+          <w:sz w:val="28"/>
+          <w:szCs w:val="28"/>
         </w:rPr>
         <w:t>Main Isolate</w:t>
       </w:r>
@@ -47409,17 +48102,17 @@
           <w:rFonts w:cs="Calibri"/>
           <w:b/>
           <w:bCs/>
-          <w:sz w:val="32"/>
-          <w:szCs w:val="32"/>
-        </w:rPr>
-      </w:pPr>
-      <w:r>
-        <w:rPr>
-          <w:rFonts w:cs="Calibri"/>
-          <w:b/>
-          <w:bCs/>
-          <w:sz w:val="32"/>
-          <w:szCs w:val="32"/>
+          <w:sz w:val="28"/>
+          <w:szCs w:val="28"/>
+        </w:rPr>
+      </w:pPr>
+      <w:r>
+        <w:rPr>
+          <w:rFonts w:cs="Calibri"/>
+          <w:b/>
+          <w:bCs/>
+          <w:sz w:val="28"/>
+          <w:szCs w:val="28"/>
         </w:rPr>
         <w:t xml:space="preserve"> </w:t>
       </w:r>
@@ -47428,8 +48121,8 @@
           <w:rFonts w:ascii="Arial" w:hAnsi="Arial" w:cs="Arial"/>
           <w:b/>
           <w:bCs/>
-          <w:sz w:val="32"/>
-          <w:szCs w:val="32"/>
+          <w:sz w:val="28"/>
+          <w:szCs w:val="28"/>
         </w:rPr>
         <w:t>├</w:t>
       </w:r>
@@ -47438,8 +48131,8 @@
           <w:rFonts w:cs="Calibri"/>
           <w:b/>
           <w:bCs/>
-          <w:sz w:val="32"/>
-          <w:szCs w:val="32"/>
+          <w:sz w:val="28"/>
+          <w:szCs w:val="28"/>
         </w:rPr>
         <w:t>─ UI Rendering</w:t>
       </w:r>
@@ -47451,17 +48144,17 @@
           <w:rFonts w:cs="Calibri"/>
           <w:b/>
           <w:bCs/>
-          <w:sz w:val="32"/>
-          <w:szCs w:val="32"/>
-        </w:rPr>
-      </w:pPr>
-      <w:r>
-        <w:rPr>
-          <w:rFonts w:cs="Calibri"/>
-          <w:b/>
-          <w:bCs/>
-          <w:sz w:val="32"/>
-          <w:szCs w:val="32"/>
+          <w:sz w:val="28"/>
+          <w:szCs w:val="28"/>
+        </w:rPr>
+      </w:pPr>
+      <w:r>
+        <w:rPr>
+          <w:rFonts w:cs="Calibri"/>
+          <w:b/>
+          <w:bCs/>
+          <w:sz w:val="28"/>
+          <w:szCs w:val="28"/>
         </w:rPr>
         <w:t xml:space="preserve"> </w:t>
       </w:r>
@@ -47470,8 +48163,8 @@
           <w:rFonts w:ascii="Arial" w:hAnsi="Arial" w:cs="Arial"/>
           <w:b/>
           <w:bCs/>
-          <w:sz w:val="32"/>
-          <w:szCs w:val="32"/>
+          <w:sz w:val="28"/>
+          <w:szCs w:val="28"/>
         </w:rPr>
         <w:t>├</w:t>
       </w:r>
@@ -47480,8 +48173,8 @@
           <w:rFonts w:cs="Calibri"/>
           <w:b/>
           <w:bCs/>
-          <w:sz w:val="32"/>
-          <w:szCs w:val="32"/>
+          <w:sz w:val="28"/>
+          <w:szCs w:val="28"/>
         </w:rPr>
         <w:t>─ Event Loop</w:t>
       </w:r>
@@ -47493,17 +48186,17 @@
           <w:rFonts w:cs="Calibri"/>
           <w:b/>
           <w:bCs/>
-          <w:sz w:val="32"/>
-          <w:szCs w:val="32"/>
-        </w:rPr>
-      </w:pPr>
-      <w:r>
-        <w:rPr>
-          <w:rFonts w:cs="Calibri"/>
-          <w:b/>
-          <w:bCs/>
-          <w:sz w:val="32"/>
-          <w:szCs w:val="32"/>
+          <w:sz w:val="28"/>
+          <w:szCs w:val="28"/>
+        </w:rPr>
+      </w:pPr>
+      <w:r>
+        <w:rPr>
+          <w:rFonts w:cs="Calibri"/>
+          <w:b/>
+          <w:bCs/>
+          <w:sz w:val="28"/>
+          <w:szCs w:val="28"/>
         </w:rPr>
         <w:t xml:space="preserve"> └─ </w:t>
       </w:r>
@@ -47514,8 +48207,8 @@
           <w:rFonts w:cs="Calibri"/>
           <w:b/>
           <w:bCs/>
-          <w:sz w:val="32"/>
-          <w:szCs w:val="32"/>
+          <w:sz w:val="28"/>
+          <w:szCs w:val="28"/>
         </w:rPr>
         <w:t>processImage</w:t>
       </w:r>
@@ -47525,8 +48218,8 @@
           <w:rFonts w:cs="Calibri"/>
           <w:b/>
           <w:bCs/>
-          <w:sz w:val="32"/>
-          <w:szCs w:val="32"/>
+          <w:sz w:val="28"/>
+          <w:szCs w:val="28"/>
         </w:rPr>
         <w:t>(</w:t>
       </w:r>
@@ -47536,8 +48229,8 @@
           <w:rFonts w:cs="Calibri"/>
           <w:b/>
           <w:bCs/>
-          <w:sz w:val="32"/>
-          <w:szCs w:val="32"/>
+          <w:sz w:val="28"/>
+          <w:szCs w:val="28"/>
         </w:rPr>
         <w:t>)</w:t>
       </w:r>
@@ -47605,17 +48298,17 @@
           <w:rFonts w:cs="Calibri"/>
           <w:b/>
           <w:bCs/>
-          <w:sz w:val="32"/>
-          <w:szCs w:val="32"/>
-        </w:rPr>
-      </w:pPr>
-      <w:r>
-        <w:rPr>
-          <w:rFonts w:cs="Calibri"/>
-          <w:b/>
-          <w:bCs/>
-          <w:sz w:val="32"/>
-          <w:szCs w:val="32"/>
+          <w:sz w:val="28"/>
+          <w:szCs w:val="28"/>
+        </w:rPr>
+      </w:pPr>
+      <w:r>
+        <w:rPr>
+          <w:rFonts w:cs="Calibri"/>
+          <w:b/>
+          <w:bCs/>
+          <w:sz w:val="28"/>
+          <w:szCs w:val="28"/>
         </w:rPr>
         <w:t>Main Isolate</w:t>
       </w:r>
@@ -47627,17 +48320,17 @@
           <w:rFonts w:cs="Calibri"/>
           <w:b/>
           <w:bCs/>
-          <w:sz w:val="32"/>
-          <w:szCs w:val="32"/>
-        </w:rPr>
-      </w:pPr>
-      <w:r>
-        <w:rPr>
-          <w:rFonts w:cs="Calibri"/>
-          <w:b/>
-          <w:bCs/>
-          <w:sz w:val="32"/>
-          <w:szCs w:val="32"/>
+          <w:sz w:val="28"/>
+          <w:szCs w:val="28"/>
+        </w:rPr>
+      </w:pPr>
+      <w:r>
+        <w:rPr>
+          <w:rFonts w:cs="Calibri"/>
+          <w:b/>
+          <w:bCs/>
+          <w:sz w:val="28"/>
+          <w:szCs w:val="28"/>
         </w:rPr>
         <w:t xml:space="preserve"> </w:t>
       </w:r>
@@ -47646,8 +48339,8 @@
           <w:rFonts w:ascii="Arial" w:hAnsi="Arial" w:cs="Arial"/>
           <w:b/>
           <w:bCs/>
-          <w:sz w:val="32"/>
-          <w:szCs w:val="32"/>
+          <w:sz w:val="28"/>
+          <w:szCs w:val="28"/>
         </w:rPr>
         <w:t>├</w:t>
       </w:r>
@@ -47656,8 +48349,8 @@
           <w:rFonts w:cs="Calibri"/>
           <w:b/>
           <w:bCs/>
-          <w:sz w:val="32"/>
-          <w:szCs w:val="32"/>
+          <w:sz w:val="28"/>
+          <w:szCs w:val="28"/>
         </w:rPr>
         <w:t>─ UI</w:t>
       </w:r>
@@ -47669,17 +48362,17 @@
           <w:rFonts w:cs="Calibri"/>
           <w:b/>
           <w:bCs/>
-          <w:sz w:val="32"/>
-          <w:szCs w:val="32"/>
-        </w:rPr>
-      </w:pPr>
-      <w:r>
-        <w:rPr>
-          <w:rFonts w:cs="Calibri"/>
-          <w:b/>
-          <w:bCs/>
-          <w:sz w:val="32"/>
-          <w:szCs w:val="32"/>
+          <w:sz w:val="28"/>
+          <w:szCs w:val="28"/>
+        </w:rPr>
+      </w:pPr>
+      <w:r>
+        <w:rPr>
+          <w:rFonts w:cs="Calibri"/>
+          <w:b/>
+          <w:bCs/>
+          <w:sz w:val="28"/>
+          <w:szCs w:val="28"/>
         </w:rPr>
         <w:t xml:space="preserve"> └─ Event Loop</w:t>
       </w:r>
@@ -47691,17 +48384,29 @@
           <w:rFonts w:cs="Calibri"/>
           <w:b/>
           <w:bCs/>
-          <w:sz w:val="32"/>
-          <w:szCs w:val="32"/>
-        </w:rPr>
-      </w:pPr>
-      <w:r>
-        <w:rPr>
-          <w:rFonts w:cs="Calibri"/>
-          <w:b/>
-          <w:bCs/>
-          <w:sz w:val="32"/>
-          <w:szCs w:val="32"/>
+          <w:sz w:val="28"/>
+          <w:szCs w:val="28"/>
+        </w:rPr>
+      </w:pPr>
+    </w:p>
+    <w:p>
+      <w:pPr>
+        <w:jc w:val="both"/>
+        <w:rPr>
+          <w:rFonts w:cs="Calibri"/>
+          <w:b/>
+          <w:bCs/>
+          <w:sz w:val="28"/>
+          <w:szCs w:val="28"/>
+        </w:rPr>
+      </w:pPr>
+      <w:r>
+        <w:rPr>
+          <w:rFonts w:cs="Calibri"/>
+          <w:b/>
+          <w:bCs/>
+          <w:sz w:val="28"/>
+          <w:szCs w:val="28"/>
         </w:rPr>
         <w:t>Worker Isolate</w:t>
       </w:r>
@@ -47713,17 +48418,17 @@
           <w:rFonts w:cs="Calibri"/>
           <w:b/>
           <w:bCs/>
-          <w:sz w:val="32"/>
-          <w:szCs w:val="32"/>
-        </w:rPr>
-      </w:pPr>
-      <w:r>
-        <w:rPr>
-          <w:rFonts w:cs="Calibri"/>
-          <w:b/>
-          <w:bCs/>
-          <w:sz w:val="32"/>
-          <w:szCs w:val="32"/>
+          <w:sz w:val="28"/>
+          <w:szCs w:val="28"/>
+        </w:rPr>
+      </w:pPr>
+      <w:r>
+        <w:rPr>
+          <w:rFonts w:cs="Calibri"/>
+          <w:b/>
+          <w:bCs/>
+          <w:sz w:val="28"/>
+          <w:szCs w:val="28"/>
         </w:rPr>
         <w:t xml:space="preserve"> └─ Image Processing</w:t>
       </w:r>
@@ -47809,12 +48514,23 @@
           <w:szCs w:val="32"/>
         </w:rPr>
       </w:pPr>
-      <w:r>
-        <w:rPr>
-          <w:rFonts w:cs="Calibri"/>
-          <w:sz w:val="32"/>
-          <w:szCs w:val="32"/>
-        </w:rPr>
+    </w:p>
+    <w:p>
+      <w:pPr>
+        <w:jc w:val="both"/>
+        <w:rPr>
+          <w:rFonts w:cs="Calibri"/>
+          <w:sz w:val="32"/>
+          <w:szCs w:val="32"/>
+        </w:rPr>
+      </w:pPr>
+      <w:r>
+        <w:rPr>
+          <w:rFonts w:cs="Calibri"/>
+          <w:sz w:val="32"/>
+          <w:szCs w:val="32"/>
+        </w:rPr>
+        <w:lastRenderedPageBreak/>
         <w:t>The Most Important Rule:</w:t>
       </w:r>
     </w:p>
@@ -47917,7 +48633,6 @@
           <w:sz w:val="32"/>
           <w:szCs w:val="32"/>
         </w:rPr>
-        <w:lastRenderedPageBreak/>
         <w:t>same memory</w:t>
       </w:r>
     </w:p>
@@ -48074,17 +48789,17 @@
           <w:rFonts w:cs="Calibri"/>
           <w:b/>
           <w:bCs/>
-          <w:sz w:val="32"/>
-          <w:szCs w:val="32"/>
-        </w:rPr>
-      </w:pPr>
-      <w:r>
-        <w:rPr>
-          <w:rFonts w:cs="Calibri"/>
-          <w:b/>
-          <w:bCs/>
-          <w:sz w:val="32"/>
-          <w:szCs w:val="32"/>
+          <w:sz w:val="28"/>
+          <w:szCs w:val="28"/>
+        </w:rPr>
+      </w:pPr>
+      <w:r>
+        <w:rPr>
+          <w:rFonts w:cs="Calibri"/>
+          <w:b/>
+          <w:bCs/>
+          <w:sz w:val="28"/>
+          <w:szCs w:val="28"/>
         </w:rPr>
         <w:t>Main Isolate</w:t>
       </w:r>
@@ -48096,17 +48811,17 @@
           <w:rFonts w:cs="Calibri"/>
           <w:b/>
           <w:bCs/>
-          <w:sz w:val="32"/>
-          <w:szCs w:val="32"/>
-        </w:rPr>
-      </w:pPr>
-      <w:r>
-        <w:rPr>
-          <w:rFonts w:cs="Calibri"/>
-          <w:b/>
-          <w:bCs/>
-          <w:sz w:val="32"/>
-          <w:szCs w:val="32"/>
+          <w:sz w:val="28"/>
+          <w:szCs w:val="28"/>
+        </w:rPr>
+      </w:pPr>
+      <w:r>
+        <w:rPr>
+          <w:rFonts w:cs="Calibri"/>
+          <w:b/>
+          <w:bCs/>
+          <w:sz w:val="28"/>
+          <w:szCs w:val="28"/>
         </w:rPr>
         <w:t xml:space="preserve">       │</w:t>
       </w:r>
@@ -48118,17 +48833,17 @@
           <w:rFonts w:cs="Calibri"/>
           <w:b/>
           <w:bCs/>
-          <w:sz w:val="32"/>
-          <w:szCs w:val="32"/>
-        </w:rPr>
-      </w:pPr>
-      <w:r>
-        <w:rPr>
-          <w:rFonts w:cs="Calibri"/>
-          <w:b/>
-          <w:bCs/>
-          <w:sz w:val="32"/>
-          <w:szCs w:val="32"/>
+          <w:sz w:val="28"/>
+          <w:szCs w:val="28"/>
+        </w:rPr>
+      </w:pPr>
+      <w:r>
+        <w:rPr>
+          <w:rFonts w:cs="Calibri"/>
+          <w:b/>
+          <w:bCs/>
+          <w:sz w:val="28"/>
+          <w:szCs w:val="28"/>
         </w:rPr>
         <w:t xml:space="preserve">      </w:t>
       </w:r>
@@ -48137,8 +48852,8 @@
           <w:rFonts w:ascii="Arial" w:hAnsi="Arial" w:cs="Arial"/>
           <w:b/>
           <w:bCs/>
-          <w:sz w:val="32"/>
-          <w:szCs w:val="32"/>
+          <w:sz w:val="28"/>
+          <w:szCs w:val="28"/>
         </w:rPr>
         <w:t>▼</w:t>
       </w:r>
@@ -48150,17 +48865,17 @@
           <w:rFonts w:cs="Calibri"/>
           <w:b/>
           <w:bCs/>
-          <w:sz w:val="32"/>
-          <w:szCs w:val="32"/>
-        </w:rPr>
-      </w:pPr>
-      <w:r>
-        <w:rPr>
-          <w:rFonts w:cs="Calibri"/>
-          <w:b/>
-          <w:bCs/>
-          <w:sz w:val="32"/>
-          <w:szCs w:val="32"/>
+          <w:sz w:val="28"/>
+          <w:szCs w:val="28"/>
+        </w:rPr>
+      </w:pPr>
+      <w:r>
+        <w:rPr>
+          <w:rFonts w:cs="Calibri"/>
+          <w:b/>
+          <w:bCs/>
+          <w:sz w:val="28"/>
+          <w:szCs w:val="28"/>
         </w:rPr>
         <w:t xml:space="preserve">   Message</w:t>
       </w:r>
@@ -48172,17 +48887,17 @@
           <w:rFonts w:cs="Calibri"/>
           <w:b/>
           <w:bCs/>
-          <w:sz w:val="32"/>
-          <w:szCs w:val="32"/>
-        </w:rPr>
-      </w:pPr>
-      <w:r>
-        <w:rPr>
-          <w:rFonts w:cs="Calibri"/>
-          <w:b/>
-          <w:bCs/>
-          <w:sz w:val="32"/>
-          <w:szCs w:val="32"/>
+          <w:sz w:val="28"/>
+          <w:szCs w:val="28"/>
+        </w:rPr>
+      </w:pPr>
+      <w:r>
+        <w:rPr>
+          <w:rFonts w:cs="Calibri"/>
+          <w:b/>
+          <w:bCs/>
+          <w:sz w:val="28"/>
+          <w:szCs w:val="28"/>
         </w:rPr>
         <w:t xml:space="preserve">       │</w:t>
       </w:r>
@@ -48194,17 +48909,17 @@
           <w:rFonts w:cs="Calibri"/>
           <w:b/>
           <w:bCs/>
-          <w:sz w:val="32"/>
-          <w:szCs w:val="32"/>
-        </w:rPr>
-      </w:pPr>
-      <w:r>
-        <w:rPr>
-          <w:rFonts w:cs="Calibri"/>
-          <w:b/>
-          <w:bCs/>
-          <w:sz w:val="32"/>
-          <w:szCs w:val="32"/>
+          <w:sz w:val="28"/>
+          <w:szCs w:val="28"/>
+        </w:rPr>
+      </w:pPr>
+      <w:r>
+        <w:rPr>
+          <w:rFonts w:cs="Calibri"/>
+          <w:b/>
+          <w:bCs/>
+          <w:sz w:val="28"/>
+          <w:szCs w:val="28"/>
         </w:rPr>
         <w:t xml:space="preserve">      </w:t>
       </w:r>
@@ -48213,8 +48928,8 @@
           <w:rFonts w:ascii="Arial" w:hAnsi="Arial" w:cs="Arial"/>
           <w:b/>
           <w:bCs/>
-          <w:sz w:val="32"/>
-          <w:szCs w:val="32"/>
+          <w:sz w:val="28"/>
+          <w:szCs w:val="28"/>
         </w:rPr>
         <w:t>▼</w:t>
       </w:r>
@@ -48226,17 +48941,17 @@
           <w:rFonts w:cs="Calibri"/>
           <w:b/>
           <w:bCs/>
-          <w:sz w:val="32"/>
-          <w:szCs w:val="32"/>
-        </w:rPr>
-      </w:pPr>
-      <w:r>
-        <w:rPr>
-          <w:rFonts w:cs="Calibri"/>
-          <w:b/>
-          <w:bCs/>
-          <w:sz w:val="32"/>
-          <w:szCs w:val="32"/>
+          <w:sz w:val="28"/>
+          <w:szCs w:val="28"/>
+        </w:rPr>
+      </w:pPr>
+      <w:r>
+        <w:rPr>
+          <w:rFonts w:cs="Calibri"/>
+          <w:b/>
+          <w:bCs/>
+          <w:sz w:val="28"/>
+          <w:szCs w:val="28"/>
         </w:rPr>
         <w:t>Worker Isolate</w:t>
       </w:r>
@@ -48269,9 +48984,9 @@
         </w:rPr>
         <w:lastRenderedPageBreak/>
         <w:drawing>
-          <wp:inline distT="0" distB="0" distL="0" distR="0" wp14:anchorId="48318A2D" wp14:editId="384DC127">
-            <wp:extent cx="5882640" cy="3634740"/>
-            <wp:effectExtent l="0" t="0" r="3810" b="3810"/>
+          <wp:inline distT="0" distB="0" distL="0" distR="0" wp14:anchorId="48318A2D" wp14:editId="56681F8B">
+            <wp:extent cx="5882640" cy="2508069"/>
+            <wp:effectExtent l="0" t="0" r="3810" b="6985"/>
             <wp:docPr id="5" name="Picture 5"/>
             <wp:cNvGraphicFramePr>
               <a:graphicFrameLocks xmlns:a="http://schemas.openxmlformats.org/drawingml/2006/main" noChangeAspect="1"/>
@@ -48293,13 +49008,13 @@
                         </a:ext>
                       </a:extLst>
                     </a:blip>
-                    <a:srcRect b="10169"/>
+                    <a:srcRect t="27845" b="10169"/>
                     <a:stretch/>
                   </pic:blipFill>
                   <pic:spPr bwMode="auto">
                     <a:xfrm>
                       <a:off x="0" y="0"/>
-                      <a:ext cx="5882640" cy="3634740"/>
+                      <a:ext cx="5882640" cy="2508069"/>
                     </a:xfrm>
                     <a:prstGeom prst="rect">
                       <a:avLst/>
@@ -48340,6 +49055,16 @@
           <w:szCs w:val="32"/>
         </w:rPr>
       </w:pPr>
+    </w:p>
+    <w:p>
+      <w:pPr>
+        <w:jc w:val="both"/>
+        <w:rPr>
+          <w:rFonts w:cs="Calibri"/>
+          <w:sz w:val="32"/>
+          <w:szCs w:val="32"/>
+        </w:rPr>
+      </w:pPr>
       <w:r>
         <w:rPr>
           <w:rFonts w:cs="Calibri"/>
@@ -48374,39 +49099,39 @@
           <w:rFonts w:cs="Calibri"/>
           <w:b/>
           <w:bCs/>
-          <w:sz w:val="32"/>
-          <w:szCs w:val="32"/>
-        </w:rPr>
-      </w:pPr>
-      <w:r>
-        <w:rPr>
-          <w:rFonts w:cs="Calibri"/>
-          <w:b/>
-          <w:bCs/>
-          <w:sz w:val="32"/>
-          <w:szCs w:val="32"/>
-        </w:rPr>
-        <w:t>// async / await</w:t>
-      </w:r>
-    </w:p>
-    <w:p>
-      <w:pPr>
-        <w:jc w:val="both"/>
-        <w:rPr>
-          <w:rFonts w:cs="Calibri"/>
-          <w:b/>
-          <w:bCs/>
-          <w:sz w:val="32"/>
-          <w:szCs w:val="32"/>
-        </w:rPr>
-      </w:pPr>
-      <w:r>
-        <w:rPr>
-          <w:rFonts w:cs="Calibri"/>
-          <w:b/>
-          <w:bCs/>
-          <w:sz w:val="32"/>
-          <w:szCs w:val="32"/>
+          <w:sz w:val="28"/>
+          <w:szCs w:val="28"/>
+        </w:rPr>
+      </w:pPr>
+      <w:r>
+        <w:rPr>
+          <w:rFonts w:cs="Calibri"/>
+          <w:b/>
+          <w:bCs/>
+          <w:sz w:val="28"/>
+          <w:szCs w:val="28"/>
+        </w:rPr>
+        <w:t>// async/await</w:t>
+      </w:r>
+    </w:p>
+    <w:p>
+      <w:pPr>
+        <w:jc w:val="both"/>
+        <w:rPr>
+          <w:rFonts w:cs="Calibri"/>
+          <w:b/>
+          <w:bCs/>
+          <w:sz w:val="28"/>
+          <w:szCs w:val="28"/>
+        </w:rPr>
+      </w:pPr>
+      <w:r>
+        <w:rPr>
+          <w:rFonts w:cs="Calibri"/>
+          <w:b/>
+          <w:bCs/>
+          <w:sz w:val="28"/>
+          <w:szCs w:val="28"/>
         </w:rPr>
         <w:t xml:space="preserve">Main Isolate </w:t>
       </w:r>
@@ -48418,17 +49143,17 @@
           <w:rFonts w:cs="Calibri"/>
           <w:b/>
           <w:bCs/>
-          <w:sz w:val="32"/>
-          <w:szCs w:val="32"/>
-        </w:rPr>
-      </w:pPr>
-      <w:r>
-        <w:rPr>
-          <w:rFonts w:cs="Calibri"/>
-          <w:b/>
-          <w:bCs/>
-          <w:sz w:val="32"/>
-          <w:szCs w:val="32"/>
+          <w:sz w:val="28"/>
+          <w:szCs w:val="28"/>
+        </w:rPr>
+      </w:pPr>
+      <w:r>
+        <w:rPr>
+          <w:rFonts w:cs="Calibri"/>
+          <w:b/>
+          <w:bCs/>
+          <w:sz w:val="28"/>
+          <w:szCs w:val="28"/>
         </w:rPr>
         <w:t xml:space="preserve"> </w:t>
       </w:r>
@@ -48437,8 +49162,8 @@
           <w:rFonts w:ascii="Arial" w:hAnsi="Arial" w:cs="Arial"/>
           <w:b/>
           <w:bCs/>
-          <w:sz w:val="32"/>
-          <w:szCs w:val="32"/>
+          <w:sz w:val="28"/>
+          <w:szCs w:val="28"/>
         </w:rPr>
         <w:t>├</w:t>
       </w:r>
@@ -48447,8 +49172,8 @@
           <w:rFonts w:cs="Calibri"/>
           <w:b/>
           <w:bCs/>
-          <w:sz w:val="32"/>
-          <w:szCs w:val="32"/>
+          <w:sz w:val="28"/>
+          <w:szCs w:val="28"/>
         </w:rPr>
         <w:t>─ Event Loop</w:t>
       </w:r>
@@ -48460,17 +49185,17 @@
           <w:rFonts w:cs="Calibri"/>
           <w:b/>
           <w:bCs/>
-          <w:sz w:val="32"/>
-          <w:szCs w:val="32"/>
-        </w:rPr>
-      </w:pPr>
-      <w:r>
-        <w:rPr>
-          <w:rFonts w:cs="Calibri"/>
-          <w:b/>
-          <w:bCs/>
-          <w:sz w:val="32"/>
-          <w:szCs w:val="32"/>
+          <w:sz w:val="28"/>
+          <w:szCs w:val="28"/>
+        </w:rPr>
+      </w:pPr>
+      <w:r>
+        <w:rPr>
+          <w:rFonts w:cs="Calibri"/>
+          <w:b/>
+          <w:bCs/>
+          <w:sz w:val="28"/>
+          <w:szCs w:val="28"/>
         </w:rPr>
         <w:t xml:space="preserve"> </w:t>
       </w:r>
@@ -48479,8 +49204,8 @@
           <w:rFonts w:ascii="Arial" w:hAnsi="Arial" w:cs="Arial"/>
           <w:b/>
           <w:bCs/>
-          <w:sz w:val="32"/>
-          <w:szCs w:val="32"/>
+          <w:sz w:val="28"/>
+          <w:szCs w:val="28"/>
         </w:rPr>
         <w:t>├</w:t>
       </w:r>
@@ -48489,8 +49214,8 @@
           <w:rFonts w:cs="Calibri"/>
           <w:b/>
           <w:bCs/>
-          <w:sz w:val="32"/>
-          <w:szCs w:val="32"/>
+          <w:sz w:val="28"/>
+          <w:szCs w:val="28"/>
         </w:rPr>
         <w:t>─ Call Stack</w:t>
       </w:r>
@@ -48502,17 +49227,17 @@
           <w:rFonts w:cs="Calibri"/>
           <w:b/>
           <w:bCs/>
-          <w:sz w:val="32"/>
-          <w:szCs w:val="32"/>
-        </w:rPr>
-      </w:pPr>
-      <w:r>
-        <w:rPr>
-          <w:rFonts w:cs="Calibri"/>
-          <w:b/>
-          <w:bCs/>
-          <w:sz w:val="32"/>
-          <w:szCs w:val="32"/>
+          <w:sz w:val="28"/>
+          <w:szCs w:val="28"/>
+        </w:rPr>
+      </w:pPr>
+      <w:r>
+        <w:rPr>
+          <w:rFonts w:cs="Calibri"/>
+          <w:b/>
+          <w:bCs/>
+          <w:sz w:val="28"/>
+          <w:szCs w:val="28"/>
         </w:rPr>
         <w:t xml:space="preserve"> └─ Async Tasks</w:t>
       </w:r>
@@ -48578,17 +49303,17 @@
           <w:rFonts w:cs="Calibri"/>
           <w:b/>
           <w:bCs/>
-          <w:sz w:val="32"/>
-          <w:szCs w:val="32"/>
-        </w:rPr>
-      </w:pPr>
-      <w:r>
-        <w:rPr>
-          <w:rFonts w:cs="Calibri"/>
-          <w:b/>
-          <w:bCs/>
-          <w:sz w:val="32"/>
-          <w:szCs w:val="32"/>
+          <w:sz w:val="28"/>
+          <w:szCs w:val="28"/>
+        </w:rPr>
+      </w:pPr>
+      <w:r>
+        <w:rPr>
+          <w:rFonts w:cs="Calibri"/>
+          <w:b/>
+          <w:bCs/>
+          <w:sz w:val="28"/>
+          <w:szCs w:val="28"/>
         </w:rPr>
         <w:t>// Isolate</w:t>
       </w:r>
@@ -48600,17 +49325,17 @@
           <w:rFonts w:cs="Calibri"/>
           <w:b/>
           <w:bCs/>
-          <w:sz w:val="32"/>
-          <w:szCs w:val="32"/>
-        </w:rPr>
-      </w:pPr>
-      <w:r>
-        <w:rPr>
-          <w:rFonts w:cs="Calibri"/>
-          <w:b/>
-          <w:bCs/>
-          <w:sz w:val="32"/>
-          <w:szCs w:val="32"/>
+          <w:sz w:val="28"/>
+          <w:szCs w:val="28"/>
+        </w:rPr>
+      </w:pPr>
+      <w:r>
+        <w:rPr>
+          <w:rFonts w:cs="Calibri"/>
+          <w:b/>
+          <w:bCs/>
+          <w:sz w:val="28"/>
+          <w:szCs w:val="28"/>
         </w:rPr>
         <w:t>Main Isolate</w:t>
       </w:r>
@@ -48622,17 +49347,17 @@
           <w:rFonts w:cs="Calibri"/>
           <w:b/>
           <w:bCs/>
-          <w:sz w:val="32"/>
-          <w:szCs w:val="32"/>
-        </w:rPr>
-      </w:pPr>
-      <w:r>
-        <w:rPr>
-          <w:rFonts w:cs="Calibri"/>
-          <w:b/>
-          <w:bCs/>
-          <w:sz w:val="32"/>
-          <w:szCs w:val="32"/>
+          <w:sz w:val="28"/>
+          <w:szCs w:val="28"/>
+        </w:rPr>
+      </w:pPr>
+      <w:r>
+        <w:rPr>
+          <w:rFonts w:cs="Calibri"/>
+          <w:b/>
+          <w:bCs/>
+          <w:sz w:val="28"/>
+          <w:szCs w:val="28"/>
         </w:rPr>
         <w:t>Worker Isolate</w:t>
       </w:r>
@@ -48644,21 +49369,32 @@
           <w:rFonts w:cs="Calibri"/>
           <w:b/>
           <w:bCs/>
-          <w:sz w:val="32"/>
-          <w:szCs w:val="32"/>
-        </w:rPr>
-      </w:pPr>
-      <w:r>
-        <w:rPr>
-          <w:rFonts w:cs="Calibri"/>
-          <w:b/>
-          <w:bCs/>
-          <w:sz w:val="32"/>
-          <w:szCs w:val="32"/>
-        </w:rPr>
-        <w:lastRenderedPageBreak/>
+          <w:sz w:val="28"/>
+          <w:szCs w:val="28"/>
+        </w:rPr>
+      </w:pPr>
+      <w:r>
+        <w:rPr>
+          <w:rFonts w:cs="Calibri"/>
+          <w:b/>
+          <w:bCs/>
+          <w:sz w:val="28"/>
+          <w:szCs w:val="28"/>
+        </w:rPr>
         <w:t>Worker Isolate</w:t>
       </w:r>
+    </w:p>
+    <w:p>
+      <w:pPr>
+        <w:jc w:val="both"/>
+        <w:rPr>
+          <w:rFonts w:cs="Calibri"/>
+          <w:b/>
+          <w:bCs/>
+          <w:sz w:val="32"/>
+          <w:szCs w:val="32"/>
+        </w:rPr>
+      </w:pPr>
     </w:p>
     <w:p>
       <w:pPr>
@@ -49558,26 +50294,6 @@
         </w:rPr>
         <w:t>Break</w:t>
       </w:r>
-    </w:p>
-    <w:p>
-      <w:pPr>
-        <w:jc w:val="both"/>
-        <w:rPr>
-          <w:rFonts w:cs="Calibri"/>
-          <w:sz w:val="32"/>
-          <w:szCs w:val="32"/>
-        </w:rPr>
-      </w:pPr>
-    </w:p>
-    <w:p>
-      <w:pPr>
-        <w:jc w:val="both"/>
-        <w:rPr>
-          <w:rFonts w:cs="Calibri"/>
-          <w:sz w:val="32"/>
-          <w:szCs w:val="32"/>
-        </w:rPr>
-      </w:pPr>
     </w:p>
     <w:p>
       <w:pPr>
